--- a/PRP申請書類 自動転記ツール/99_data/テンプレート/SOP/16-10【M】入退室手順書.docx
+++ b/PRP申請書類 自動転記ツール/99_data/テンプレート/SOP/16-10【M】入退室手順書.docx
@@ -6,13 +6,11 @@
       <w:pPr>
         <w:jc w:val="center"/>
         <w:rPr>
-          <w:rFonts w:ascii="ＭＳ ゴシック" w:eastAsia="ＭＳ ゴシック" w:hAnsi="ＭＳ ゴシック" w:hint="eastAsia"/>
+          <w:rFonts w:ascii="ＭＳ ゴシック" w:eastAsia="ＭＳ ゴシック" w:hAnsi="ＭＳ ゴシック"/>
           <w:color w:val="000000"/>
           <w:lang w:eastAsia="ja-JP"/>
         </w:rPr>
       </w:pPr>
-      <w:bookmarkStart w:id="0" w:name="_GoBack"/>
-      <w:bookmarkEnd w:id="0"/>
       <w:r>
         <w:rPr>
           <w:rFonts w:ascii="ＭＳ ゴシック" w:eastAsia="ＭＳ ゴシック" w:hAnsi="ＭＳ ゴシック"/>
@@ -107,8 +105,8 @@
         <w:sectPr>
           <w:headerReference w:type="default" r:id="rId13"/>
           <w:footerReference w:type="default" r:id="rId14"/>
-          <w:headerReference w:type="first" r:id="rId17"/>
-          <w:footerReference w:type="first" r:id="rId18"/>
+          <w:headerReference w:type="first" r:id="rId15"/>
+          <w:footerReference w:type="first" r:id="rId16"/>
           <w:pgSz w:w="11906" w:h="16838" w:code="9"/>
           <w:pgMar w:top="1985" w:right="851" w:bottom="1985" w:left="1701" w:header="1134" w:footer="1134" w:gutter="0"/>
           <w:pgNumType w:start="1"/>
@@ -121,7 +119,7 @@
     <w:p>
       <w:pPr>
         <w:rPr>
-          <w:rFonts w:ascii="ＭＳ ゴシック" w:eastAsia="ＭＳ ゴシック" w:hAnsi="ＭＳ ゴシック" w:hint="eastAsia"/>
+          <w:rFonts w:ascii="ＭＳ ゴシック" w:eastAsia="ＭＳ ゴシック" w:hAnsi="ＭＳ ゴシック"/>
           <w:color w:val="000000"/>
           <w:lang w:eastAsia="ja-JP"/>
         </w:rPr>
@@ -130,7 +128,7 @@
     <w:p>
       <w:pPr>
         <w:rPr>
-          <w:rFonts w:ascii="ＭＳ ゴシック" w:eastAsia="ＭＳ ゴシック" w:hAnsi="ＭＳ ゴシック" w:hint="eastAsia"/>
+          <w:rFonts w:ascii="ＭＳ ゴシック" w:eastAsia="ＭＳ ゴシック" w:hAnsi="ＭＳ ゴシック"/>
           <w:color w:val="000000"/>
           <w:lang w:eastAsia="ja-JP"/>
         </w:rPr>
@@ -139,7 +137,7 @@
     <w:p>
       <w:pPr>
         <w:rPr>
-          <w:rFonts w:ascii="ＭＳ ゴシック" w:eastAsia="ＭＳ ゴシック" w:hAnsi="ＭＳ ゴシック" w:hint="eastAsia"/>
+          <w:rFonts w:ascii="ＭＳ ゴシック" w:eastAsia="ＭＳ ゴシック" w:hAnsi="ＭＳ ゴシック"/>
           <w:b/>
           <w:bCs/>
           <w:color w:val="000000"/>
@@ -151,7 +149,7 @@
     <w:p>
       <w:pPr>
         <w:rPr>
-          <w:rFonts w:ascii="ＭＳ ゴシック" w:eastAsia="ＭＳ ゴシック" w:hAnsi="ＭＳ ゴシック" w:hint="eastAsia"/>
+          <w:rFonts w:ascii="ＭＳ ゴシック" w:eastAsia="ＭＳ ゴシック" w:hAnsi="ＭＳ ゴシック"/>
           <w:b/>
           <w:bCs/>
           <w:color w:val="000000"/>
@@ -163,7 +161,7 @@
     <w:p>
       <w:pPr>
         <w:rPr>
-          <w:rFonts w:ascii="ＭＳ ゴシック" w:eastAsia="ＭＳ ゴシック" w:hAnsi="ＭＳ ゴシック" w:hint="eastAsia"/>
+          <w:rFonts w:ascii="ＭＳ ゴシック" w:eastAsia="ＭＳ ゴシック" w:hAnsi="ＭＳ ゴシック"/>
           <w:b/>
           <w:bCs/>
           <w:color w:val="000000"/>
@@ -175,7 +173,7 @@
     <w:p>
       <w:pPr>
         <w:rPr>
-          <w:rFonts w:ascii="ＭＳ ゴシック" w:eastAsia="ＭＳ ゴシック" w:hAnsi="ＭＳ ゴシック" w:hint="eastAsia"/>
+          <w:rFonts w:ascii="ＭＳ ゴシック" w:eastAsia="ＭＳ ゴシック" w:hAnsi="ＭＳ ゴシック"/>
           <w:b/>
           <w:bCs/>
           <w:color w:val="000000"/>
@@ -271,6 +269,16 @@
       <w:pPr>
         <w:jc w:val="center"/>
         <w:rPr>
+          <w:rFonts w:ascii="ＭＳ ゴシック" w:eastAsia="ＭＳ ゴシック" w:hAnsi="ＭＳ ゴシック"/>
+          <w:b/>
+          <w:bCs/>
+          <w:color w:val="000000"/>
+          <w:sz w:val="32"/>
+          <w:lang w:eastAsia="ja-JP"/>
+        </w:rPr>
+      </w:pPr>
+      <w:r>
+        <w:rPr>
           <w:rFonts w:ascii="ＭＳ ゴシック" w:eastAsia="ＭＳ ゴシック" w:hAnsi="ＭＳ ゴシック" w:hint="eastAsia"/>
           <w:b/>
           <w:bCs/>
@@ -278,58 +286,57 @@
           <w:sz w:val="32"/>
           <w:lang w:eastAsia="ja-JP"/>
         </w:rPr>
-      </w:pPr>
-      <w:r>
-        <w:rPr>
-          <w:rFonts w:ascii="ＭＳ ゴシック" w:eastAsia="ＭＳ ゴシック" w:hAnsi="ＭＳ ゴシック" w:hint="eastAsia"/>
+        <w:t>入退室手順書</w:t>
+      </w:r>
+    </w:p>
+    <w:p>
+      <w:pPr>
+        <w:rPr>
+          <w:rFonts w:ascii="ＭＳ ゴシック" w:eastAsia="ＭＳ ゴシック" w:hAnsi="ＭＳ ゴシック"/>
           <w:b/>
           <w:bCs/>
           <w:color w:val="000000"/>
           <w:sz w:val="32"/>
           <w:lang w:eastAsia="ja-JP"/>
         </w:rPr>
-        <w:t>入退室手順書</w:t>
-      </w:r>
+      </w:pPr>
     </w:p>
     <w:p>
       <w:pPr>
+        <w:jc w:val="center"/>
+        <w:rPr>
+          <w:rFonts w:ascii="ＭＳ ゴシック" w:eastAsia="ＭＳ ゴシック" w:hAnsi="ＭＳ ゴシック"/>
+          <w:color w:val="FF0000"/>
+          <w:sz w:val="32"/>
+          <w:lang w:eastAsia="zh-TW"/>
+        </w:rPr>
+      </w:pPr>
+      <w:r>
         <w:rPr>
           <w:rFonts w:ascii="ＭＳ ゴシック" w:eastAsia="ＭＳ ゴシック" w:hAnsi="ＭＳ ゴシック" w:hint="eastAsia"/>
-          <w:b/>
-          <w:bCs/>
           <w:color w:val="000000"/>
           <w:sz w:val="32"/>
-          <w:lang w:eastAsia="ja-JP"/>
-        </w:rPr>
-      </w:pPr>
-    </w:p>
-    <w:p>
-      <w:pPr>
-        <w:jc w:val="center"/>
+          <w:lang w:eastAsia="zh-TW"/>
+        </w:rPr>
+        <w:t>文書番号</w:t>
+      </w:r>
+      <w:r>
+        <w:rPr>
+          <w:rFonts w:ascii="ＭＳ ゴシック" w:eastAsia="ＭＳ ゴシック" w:hAnsi="ＭＳ ゴシック" w:hint="eastAsia"/>
+          <w:color w:val="000000"/>
+          <w:sz w:val="32"/>
+          <w:lang w:eastAsia="zh-TW"/>
+        </w:rPr>
+        <w:t>：</w:t>
+      </w:r>
+      <w:r>
         <w:rPr>
           <w:rFonts w:ascii="ＭＳ ゴシック" w:eastAsia="ＭＳ ゴシック" w:hAnsi="ＭＳ ゴシック" w:hint="eastAsia"/>
           <w:color w:val="FF0000"/>
           <w:sz w:val="32"/>
           <w:lang w:eastAsia="zh-TW"/>
         </w:rPr>
-      </w:pPr>
-      <w:r>
-        <w:rPr>
-          <w:rFonts w:ascii="ＭＳ ゴシック" w:eastAsia="ＭＳ ゴシック" w:hAnsi="ＭＳ ゴシック" w:hint="eastAsia"/>
-          <w:color w:val="000000"/>
-          <w:sz w:val="32"/>
-          <w:lang w:eastAsia="zh-TW"/>
-        </w:rPr>
-        <w:t>文書番号</w:t>
-      </w:r>
-      <w:r>
-        <w:rPr>
-          <w:rFonts w:ascii="ＭＳ ゴシック" w:eastAsia="ＭＳ ゴシック" w:hAnsi="ＭＳ ゴシック" w:hint="eastAsia"/>
-          <w:color w:val="000000"/>
-          <w:sz w:val="32"/>
-          <w:lang w:eastAsia="zh-TW"/>
-        </w:rPr>
-        <w:t>：</w:t>
+        <w:t>PRP</w:t>
       </w:r>
       <w:r>
         <w:rPr>
@@ -338,7 +345,7 @@
           <w:sz w:val="32"/>
           <w:lang w:eastAsia="zh-TW"/>
         </w:rPr>
-        <w:t>PRP</w:t>
+        <w:t>-</w:t>
       </w:r>
       <w:r>
         <w:rPr>
@@ -347,7 +354,7 @@
           <w:sz w:val="32"/>
           <w:lang w:eastAsia="zh-TW"/>
         </w:rPr>
-        <w:t>-</w:t>
+        <w:t>M</w:t>
       </w:r>
       <w:r>
         <w:rPr>
@@ -356,7 +363,7 @@
           <w:sz w:val="32"/>
           <w:lang w:eastAsia="zh-TW"/>
         </w:rPr>
-        <w:t>M</w:t>
+        <w:t>-</w:t>
       </w:r>
       <w:r>
         <w:rPr>
@@ -365,22 +372,13 @@
           <w:sz w:val="32"/>
           <w:lang w:eastAsia="zh-TW"/>
         </w:rPr>
-        <w:t>-</w:t>
-      </w:r>
-      <w:r>
-        <w:rPr>
-          <w:rFonts w:ascii="ＭＳ ゴシック" w:eastAsia="ＭＳ ゴシック" w:hAnsi="ＭＳ ゴシック" w:hint="eastAsia"/>
-          <w:color w:val="FF0000"/>
-          <w:sz w:val="32"/>
-          <w:lang w:eastAsia="zh-TW"/>
-        </w:rPr>
         <w:t>01</w:t>
       </w:r>
     </w:p>
     <w:p>
       <w:pPr>
         <w:rPr>
-          <w:rFonts w:ascii="ＭＳ ゴシック" w:eastAsia="ＭＳ ゴシック" w:hAnsi="ＭＳ ゴシック" w:hint="eastAsia"/>
+          <w:rFonts w:ascii="ＭＳ ゴシック" w:eastAsia="ＭＳ ゴシック" w:hAnsi="ＭＳ ゴシック"/>
           <w:color w:val="000000"/>
           <w:sz w:val="32"/>
           <w:lang w:eastAsia="zh-TW"/>
@@ -390,7 +388,7 @@
     <w:p>
       <w:pPr>
         <w:rPr>
-          <w:rFonts w:ascii="ＭＳ ゴシック" w:eastAsia="ＭＳ ゴシック" w:hAnsi="ＭＳ ゴシック" w:hint="eastAsia"/>
+          <w:rFonts w:ascii="ＭＳ ゴシック" w:eastAsia="ＭＳ ゴシック" w:hAnsi="ＭＳ ゴシック"/>
           <w:color w:val="000000"/>
           <w:lang w:eastAsia="zh-TW"/>
         </w:rPr>
@@ -400,7 +398,7 @@
       <w:pPr>
         <w:jc w:val="center"/>
         <w:rPr>
-          <w:rFonts w:ascii="ＭＳ ゴシック" w:eastAsia="ＭＳ ゴシック" w:hAnsi="ＭＳ ゴシック" w:hint="eastAsia"/>
+          <w:rFonts w:ascii="ＭＳ ゴシック" w:eastAsia="ＭＳ ゴシック" w:hAnsi="ＭＳ ゴシック"/>
           <w:color w:val="000000"/>
           <w:lang w:eastAsia="zh-TW"/>
         </w:rPr>
@@ -426,7 +424,7 @@
       <w:pPr>
         <w:jc w:val="center"/>
         <w:rPr>
-          <w:rFonts w:ascii="ＭＳ ゴシック" w:eastAsia="ＭＳ ゴシック" w:hAnsi="ＭＳ ゴシック" w:hint="eastAsia"/>
+          <w:rFonts w:ascii="ＭＳ ゴシック" w:eastAsia="ＭＳ ゴシック" w:hAnsi="ＭＳ ゴシック"/>
           <w:color w:val="000000"/>
           <w:lang w:eastAsia="zh-TW"/>
         </w:rPr>
@@ -436,7 +434,7 @@
       <w:pPr>
         <w:jc w:val="center"/>
         <w:rPr>
-          <w:rFonts w:ascii="ＭＳ ゴシック" w:eastAsia="ＭＳ ゴシック" w:hAnsi="ＭＳ ゴシック" w:hint="eastAsia"/>
+          <w:rFonts w:ascii="ＭＳ ゴシック" w:eastAsia="ＭＳ ゴシック" w:hAnsi="ＭＳ ゴシック"/>
           <w:color w:val="000000"/>
           <w:lang w:eastAsia="zh-TW"/>
         </w:rPr>
@@ -446,7 +444,7 @@
       <w:pPr>
         <w:jc w:val="center"/>
         <w:rPr>
-          <w:rFonts w:ascii="ＭＳ ゴシック" w:eastAsia="ＭＳ ゴシック" w:hAnsi="ＭＳ ゴシック" w:hint="eastAsia"/>
+          <w:rFonts w:ascii="ＭＳ ゴシック" w:eastAsia="ＭＳ ゴシック" w:hAnsi="ＭＳ ゴシック"/>
           <w:color w:val="000000"/>
           <w:lang w:eastAsia="zh-TW"/>
         </w:rPr>
@@ -456,7 +454,7 @@
       <w:pPr>
         <w:jc w:val="center"/>
         <w:rPr>
-          <w:rFonts w:ascii="ＭＳ ゴシック" w:eastAsia="ＭＳ ゴシック" w:hAnsi="ＭＳ ゴシック" w:hint="eastAsia"/>
+          <w:rFonts w:ascii="ＭＳ ゴシック" w:eastAsia="ＭＳ ゴシック" w:hAnsi="ＭＳ ゴシック"/>
           <w:color w:val="000000"/>
           <w:lang w:eastAsia="zh-TW"/>
         </w:rPr>
@@ -466,7 +464,7 @@
       <w:pPr>
         <w:jc w:val="center"/>
         <w:rPr>
-          <w:rFonts w:ascii="ＭＳ ゴシック" w:eastAsia="ＭＳ ゴシック" w:hAnsi="ＭＳ ゴシック" w:hint="eastAsia"/>
+          <w:rFonts w:ascii="ＭＳ ゴシック" w:eastAsia="ＭＳ ゴシック" w:hAnsi="ＭＳ ゴシック"/>
           <w:color w:val="000000"/>
           <w:lang w:eastAsia="zh-TW"/>
         </w:rPr>
@@ -476,7 +474,7 @@
       <w:pPr>
         <w:jc w:val="center"/>
         <w:rPr>
-          <w:rFonts w:ascii="ＭＳ ゴシック" w:eastAsia="ＭＳ ゴシック" w:hAnsi="ＭＳ ゴシック" w:hint="eastAsia"/>
+          <w:rFonts w:ascii="ＭＳ ゴシック" w:eastAsia="ＭＳ ゴシック" w:hAnsi="ＭＳ ゴシック"/>
           <w:color w:val="000000"/>
           <w:lang w:eastAsia="zh-TW"/>
         </w:rPr>
@@ -486,7 +484,7 @@
       <w:pPr>
         <w:jc w:val="center"/>
         <w:rPr>
-          <w:rFonts w:ascii="ＭＳ ゴシック" w:eastAsia="ＭＳ ゴシック" w:hAnsi="ＭＳ ゴシック" w:hint="eastAsia"/>
+          <w:rFonts w:ascii="ＭＳ ゴシック" w:eastAsia="ＭＳ ゴシック" w:hAnsi="ＭＳ ゴシック"/>
           <w:color w:val="000000"/>
           <w:lang w:eastAsia="zh-TW"/>
         </w:rPr>
@@ -496,7 +494,7 @@
       <w:pPr>
         <w:jc w:val="center"/>
         <w:rPr>
-          <w:rFonts w:ascii="ＭＳ ゴシック" w:eastAsia="ＭＳ ゴシック" w:hAnsi="ＭＳ ゴシック" w:hint="eastAsia"/>
+          <w:rFonts w:ascii="ＭＳ ゴシック" w:eastAsia="ＭＳ ゴシック" w:hAnsi="ＭＳ ゴシック"/>
           <w:color w:val="000000"/>
           <w:lang w:eastAsia="zh-TW"/>
         </w:rPr>
@@ -506,7 +504,7 @@
       <w:pPr>
         <w:jc w:val="center"/>
         <w:rPr>
-          <w:rFonts w:ascii="ＭＳ ゴシック" w:eastAsia="ＭＳ ゴシック" w:hAnsi="ＭＳ ゴシック" w:hint="eastAsia"/>
+          <w:rFonts w:ascii="ＭＳ ゴシック" w:eastAsia="ＭＳ ゴシック" w:hAnsi="ＭＳ ゴシック"/>
           <w:color w:val="000000"/>
           <w:lang w:eastAsia="zh-TW"/>
         </w:rPr>
@@ -516,7 +514,7 @@
       <w:pPr>
         <w:jc w:val="center"/>
         <w:rPr>
-          <w:rFonts w:ascii="ＭＳ ゴシック" w:eastAsia="ＭＳ ゴシック" w:hAnsi="ＭＳ ゴシック" w:hint="eastAsia"/>
+          <w:rFonts w:ascii="ＭＳ ゴシック" w:eastAsia="ＭＳ ゴシック" w:hAnsi="ＭＳ ゴシック"/>
           <w:color w:val="000000"/>
           <w:lang w:eastAsia="zh-TW"/>
         </w:rPr>
@@ -526,7 +524,7 @@
       <w:pPr>
         <w:jc w:val="center"/>
         <w:rPr>
-          <w:rFonts w:ascii="ＭＳ ゴシック" w:eastAsia="ＭＳ ゴシック" w:hAnsi="ＭＳ ゴシック" w:hint="eastAsia"/>
+          <w:rFonts w:ascii="ＭＳ ゴシック" w:eastAsia="ＭＳ ゴシック" w:hAnsi="ＭＳ ゴシック"/>
           <w:color w:val="000000"/>
           <w:lang w:eastAsia="zh-TW"/>
         </w:rPr>
@@ -536,7 +534,7 @@
       <w:pPr>
         <w:jc w:val="center"/>
         <w:rPr>
-          <w:rFonts w:ascii="ＭＳ ゴシック" w:eastAsia="ＭＳ ゴシック" w:hAnsi="ＭＳ ゴシック" w:hint="eastAsia"/>
+          <w:rFonts w:ascii="ＭＳ ゴシック" w:eastAsia="ＭＳ ゴシック" w:hAnsi="ＭＳ ゴシック"/>
           <w:color w:val="000000"/>
           <w:lang w:eastAsia="zh-TW"/>
         </w:rPr>
@@ -546,7 +544,7 @@
       <w:pPr>
         <w:jc w:val="center"/>
         <w:rPr>
-          <w:rFonts w:ascii="ＭＳ ゴシック" w:eastAsia="ＭＳ ゴシック" w:hAnsi="ＭＳ ゴシック" w:hint="eastAsia"/>
+          <w:rFonts w:ascii="ＭＳ ゴシック" w:eastAsia="ＭＳ ゴシック" w:hAnsi="ＭＳ ゴシック"/>
           <w:color w:val="000000"/>
           <w:lang w:eastAsia="zh-TW"/>
         </w:rPr>
@@ -571,12 +569,6 @@
         <w:gridCol w:w="2520"/>
       </w:tblGrid>
       <w:tr>
-        <w:tblPrEx>
-          <w:tblCellMar>
-            <w:top w:w="0" w:type="dxa"/>
-            <w:bottom w:w="0" w:type="dxa"/>
-          </w:tblCellMar>
-        </w:tblPrEx>
         <w:trPr>
           <w:trHeight w:val="451"/>
         </w:trPr>
@@ -589,92 +581,92 @@
             <w:pPr>
               <w:jc w:val="center"/>
               <w:rPr>
+                <w:rFonts w:ascii="ＭＳ ゴシック" w:eastAsia="ＭＳ ゴシック" w:hAnsi="ＭＳ ゴシック"/>
+                <w:color w:val="000000"/>
+                <w:lang w:eastAsia="zh-TW"/>
+              </w:rPr>
+            </w:pPr>
+            <w:bookmarkStart w:id="0" w:name="_Hlk154757077"/>
+            <w:r>
+              <w:rPr>
                 <w:rFonts w:ascii="ＭＳ ゴシック" w:eastAsia="ＭＳ ゴシック" w:hAnsi="ＭＳ ゴシック" w:hint="eastAsia"/>
                 <w:color w:val="000000"/>
                 <w:lang w:eastAsia="zh-TW"/>
               </w:rPr>
-            </w:pPr>
-            <w:bookmarkStart w:id="1" w:name="_Hlk154757077"/>
+              <w:t>作成</w:t>
+            </w:r>
+          </w:p>
+          <w:p>
+            <w:pPr>
+              <w:jc w:val="center"/>
+              <w:rPr>
+                <w:rFonts w:ascii="ＭＳ ゴシック" w:eastAsia="ＭＳ ゴシック" w:hAnsi="ＭＳ ゴシック"/>
+                <w:color w:val="000000"/>
+                <w:lang w:eastAsia="zh-TW"/>
+              </w:rPr>
+            </w:pPr>
             <w:r>
               <w:rPr>
                 <w:rFonts w:ascii="ＭＳ ゴシック" w:eastAsia="ＭＳ ゴシック" w:hAnsi="ＭＳ ゴシック" w:hint="eastAsia"/>
                 <w:color w:val="000000"/>
                 <w:lang w:eastAsia="zh-TW"/>
               </w:rPr>
-              <w:t>作成</w:t>
+              <w:t>（製造</w:t>
             </w:r>
-          </w:p>
-          <w:p>
-            <w:pPr>
-              <w:jc w:val="center"/>
+            <w:r>
               <w:rPr>
                 <w:rFonts w:ascii="ＭＳ ゴシック" w:eastAsia="ＭＳ ゴシック" w:hAnsi="ＭＳ ゴシック" w:hint="eastAsia"/>
                 <w:color w:val="000000"/>
                 <w:lang w:eastAsia="zh-TW"/>
               </w:rPr>
-            </w:pPr>
+              <w:t>管理責任者</w:t>
+            </w:r>
             <w:r>
               <w:rPr>
                 <w:rFonts w:ascii="ＭＳ ゴシック" w:eastAsia="ＭＳ ゴシック" w:hAnsi="ＭＳ ゴシック" w:hint="eastAsia"/>
                 <w:color w:val="000000"/>
                 <w:lang w:eastAsia="zh-TW"/>
               </w:rPr>
-              <w:t>（製造</w:t>
+              <w:t>）</w:t>
             </w:r>
+          </w:p>
+        </w:tc>
+        <w:tc>
+          <w:tcPr>
+            <w:tcW w:w="2520" w:type="dxa"/>
+            <w:vAlign w:val="center"/>
+          </w:tcPr>
+          <w:p>
+            <w:pPr>
+              <w:jc w:val="center"/>
+              <w:rPr>
+                <w:rFonts w:ascii="ＭＳ ゴシック" w:eastAsia="ＭＳ ゴシック" w:hAnsi="ＭＳ ゴシック"/>
+                <w:color w:val="000000"/>
+                <w:lang w:eastAsia="ja-JP"/>
+              </w:rPr>
+            </w:pPr>
             <w:r>
               <w:rPr>
                 <w:rFonts w:ascii="ＭＳ ゴシック" w:eastAsia="ＭＳ ゴシック" w:hAnsi="ＭＳ ゴシック" w:hint="eastAsia"/>
                 <w:color w:val="000000"/>
-                <w:lang w:eastAsia="zh-TW"/>
-              </w:rPr>
-              <w:t>管理責任者</w:t>
+                <w:lang w:eastAsia="ja-JP"/>
+              </w:rPr>
+              <w:t>承認</w:t>
             </w:r>
+          </w:p>
+          <w:p>
+            <w:pPr>
+              <w:jc w:val="center"/>
+              <w:rPr>
+                <w:rFonts w:ascii="ＭＳ ゴシック" w:eastAsia="ＭＳ ゴシック" w:hAnsi="ＭＳ ゴシック"/>
+                <w:color w:val="000000"/>
+                <w:lang w:eastAsia="ja-JP"/>
+              </w:rPr>
+            </w:pPr>
             <w:r>
               <w:rPr>
                 <w:rFonts w:ascii="ＭＳ ゴシック" w:eastAsia="ＭＳ ゴシック" w:hAnsi="ＭＳ ゴシック" w:hint="eastAsia"/>
                 <w:color w:val="000000"/>
-                <w:lang w:eastAsia="zh-TW"/>
-              </w:rPr>
-              <w:t>）</w:t>
-            </w:r>
-          </w:p>
-        </w:tc>
-        <w:tc>
-          <w:tcPr>
-            <w:tcW w:w="2520" w:type="dxa"/>
-            <w:vAlign w:val="center"/>
-          </w:tcPr>
-          <w:p>
-            <w:pPr>
-              <w:jc w:val="center"/>
-              <w:rPr>
-                <w:rFonts w:ascii="ＭＳ ゴシック" w:eastAsia="ＭＳ ゴシック" w:hAnsi="ＭＳ ゴシック" w:hint="eastAsia"/>
-                <w:color w:val="000000"/>
-                <w:lang w:eastAsia="ja-JP"/>
-              </w:rPr>
-            </w:pPr>
-            <w:r>
-              <w:rPr>
-                <w:rFonts w:ascii="ＭＳ ゴシック" w:eastAsia="ＭＳ ゴシック" w:hAnsi="ＭＳ ゴシック" w:hint="eastAsia"/>
-                <w:color w:val="000000"/>
-                <w:lang w:eastAsia="ja-JP"/>
-              </w:rPr>
-              <w:t>承認</w:t>
-            </w:r>
-          </w:p>
-          <w:p>
-            <w:pPr>
-              <w:jc w:val="center"/>
-              <w:rPr>
-                <w:rFonts w:ascii="ＭＳ ゴシック" w:eastAsia="ＭＳ ゴシック" w:hAnsi="ＭＳ ゴシック" w:hint="eastAsia"/>
-                <w:color w:val="000000"/>
-                <w:lang w:eastAsia="ja-JP"/>
-              </w:rPr>
-            </w:pPr>
-            <w:r>
-              <w:rPr>
-                <w:rFonts w:ascii="ＭＳ ゴシック" w:eastAsia="ＭＳ ゴシック" w:hAnsi="ＭＳ ゴシック" w:hint="eastAsia"/>
-                <w:color w:val="000000"/>
                 <w:lang w:eastAsia="ja-JP"/>
               </w:rPr>
               <w:t>（施設管理者）</w:t>
@@ -683,12 +675,6 @@
         </w:tc>
       </w:tr>
       <w:tr>
-        <w:tblPrEx>
-          <w:tblCellMar>
-            <w:top w:w="0" w:type="dxa"/>
-            <w:bottom w:w="0" w:type="dxa"/>
-          </w:tblCellMar>
-        </w:tblPrEx>
         <w:trPr>
           <w:trHeight w:val="258"/>
         </w:trPr>
@@ -702,7 +688,7 @@
             <w:pPr>
               <w:jc w:val="center"/>
               <w:rPr>
-                <w:rFonts w:ascii="ＭＳ ゴシック" w:eastAsia="ＭＳ ゴシック" w:hAnsi="ＭＳ ゴシック" w:hint="eastAsia"/>
+                <w:rFonts w:ascii="ＭＳ ゴシック" w:eastAsia="ＭＳ ゴシック" w:hAnsi="ＭＳ ゴシック"/>
                 <w:color w:val="FF0000"/>
                 <w:sz w:val="20"/>
                 <w:lang w:eastAsia="zh-TW"/>
@@ -722,59 +708,120 @@
         </w:tc>
       </w:tr>
       <w:tr>
-        <w:tblPrEx>
-          <w:tblCellMar>
-            <w:top w:w="0" w:type="dxa"/>
-            <w:bottom w:w="0" w:type="dxa"/>
-          </w:tblCellMar>
-        </w:tblPrEx>
         <w:trPr>
-          <w:trHeight w:val="1331"/>
+          <w:trHeight w:val="1415"/>
         </w:trPr>
         <w:tc>
           <w:tcPr>
-            <w:tcW w:w="5040" w:type="dxa"/>
-            <w:gridSpan w:val="2"/>
-            <w:tcBorders>
-              <w:bottom w:val="single" w:sz="4" w:space="0" w:color="auto"/>
-            </w:tcBorders>
-          </w:tcPr>
-          <w:p>
-            <w:pPr>
-              <w:jc w:val="center"/>
-              <w:rPr>
-                <w:rFonts w:ascii="ＭＳ ゴシック" w:eastAsia="ＭＳ ゴシック" w:hAnsi="ＭＳ ゴシック" w:hint="eastAsia"/>
-                <w:color w:val="FF0000"/>
-                <w:lang w:eastAsia="ja-JP"/>
-              </w:rPr>
-            </w:pPr>
+            <w:tcW w:w="2520" w:type="dxa"/>
+            <w:vAlign w:val="center"/>
+          </w:tcPr>
+          <w:p>
+            <w:pPr>
+              <w:jc w:val="center"/>
+              <w:rPr>
+                <w:rFonts w:ascii="ＭＳ ゴシック" w:eastAsia="ＭＳ ゴシック" w:hAnsi="ＭＳ ゴシック"/>
+                <w:color w:val="000000"/>
+                <w:lang w:eastAsia="zh-TW"/>
+              </w:rPr>
+            </w:pPr>
+            <w:r>
+              <w:rPr>
+                <w:rFonts w:ascii="ＭＳ ゴシック" w:eastAsia="ＭＳ ゴシック" w:hAnsi="ＭＳ ゴシック"/>
+                <w:color w:val="00B050"/>
+                <w:sz w:val="20"/>
+                <w:szCs w:val="20"/>
+                <w:lang w:eastAsia="ja-JP"/>
+              </w:rPr>
+              <w:t>{{</w:t>
+            </w:r>
             <w:r>
               <w:rPr>
                 <w:rFonts w:ascii="ＭＳ ゴシック" w:eastAsia="ＭＳ ゴシック" w:hAnsi="ＭＳ ゴシック" w:hint="eastAsia"/>
                 <w:color w:val="00B050"/>
-                <w:lang w:eastAsia="ja-JP"/>
-              </w:rPr>
-              <w:t>{{特定細胞加工物製造事業者の名称}}</w:t>
+                <w:sz w:val="20"/>
+                <w:szCs w:val="20"/>
+                <w:lang w:eastAsia="ja-JP"/>
+              </w:rPr>
+              <w:t>製造責任者（通常、院長や再生医療をご担当される責任者）</w:t>
             </w:r>
+            <w:r>
+              <w:rPr>
+                <w:rFonts w:ascii="ＭＳ ゴシック" w:eastAsia="ＭＳ ゴシック" w:hAnsi="ＭＳ ゴシック"/>
+                <w:color w:val="00B050"/>
+                <w:sz w:val="20"/>
+                <w:szCs w:val="20"/>
+                <w:lang w:eastAsia="ja-JP"/>
+              </w:rPr>
+              <w:t>}}</w:t>
+            </w:r>
+          </w:p>
+        </w:tc>
+        <w:tc>
+          <w:tcPr>
+            <w:tcW w:w="2520" w:type="dxa"/>
+            <w:vAlign w:val="center"/>
+          </w:tcPr>
+          <w:p>
+            <w:pPr>
+              <w:jc w:val="center"/>
+              <w:rPr>
+                <w:rFonts w:ascii="ＭＳ ゴシック" w:eastAsia="ＭＳ ゴシック" w:hAnsi="ＭＳ ゴシック"/>
+                <w:color w:val="000000"/>
+                <w:lang w:eastAsia="ja-JP"/>
+              </w:rPr>
+            </w:pPr>
+            <w:r>
+              <w:rPr>
+                <w:rFonts w:ascii="ＭＳ ゴシック" w:eastAsia="ＭＳ ゴシック" w:hAnsi="ＭＳ ゴシック"/>
+                <w:color w:val="00B050"/>
+                <w:sz w:val="20"/>
+                <w:szCs w:val="20"/>
+                <w:lang w:eastAsia="ja-JP"/>
+              </w:rPr>
+              <w:t>{{</w:t>
+            </w:r>
+            <w:r>
+              <w:rPr>
+                <w:rFonts w:ascii="ＭＳ ゴシック" w:eastAsia="ＭＳ ゴシック" w:hAnsi="ＭＳ ゴシック" w:hint="eastAsia"/>
+                <w:color w:val="00B050"/>
+                <w:sz w:val="20"/>
+                <w:szCs w:val="20"/>
+                <w:lang w:eastAsia="ja-JP"/>
+              </w:rPr>
+              <w:t>管理者（院長/病院長）</w:t>
+            </w:r>
+            <w:r>
+              <w:rPr>
+                <w:rFonts w:ascii="ＭＳ ゴシック" w:eastAsia="ＭＳ ゴシック" w:hAnsi="ＭＳ ゴシック"/>
+                <w:color w:val="00B050"/>
+                <w:sz w:val="20"/>
+                <w:szCs w:val="20"/>
+                <w:lang w:eastAsia="ja-JP"/>
+              </w:rPr>
+              <w:t>}}</w:t>
+            </w:r>
           </w:p>
         </w:tc>
       </w:tr>
-      <w:bookmarkEnd w:id="1"/>
     </w:tbl>
     <w:p>
       <w:pPr>
         <w:jc w:val="center"/>
         <w:rPr>
-          <w:rFonts w:ascii="ＭＳ ゴシック" w:eastAsia="ＭＳ ゴシック" w:hAnsi="ＭＳ ゴシック" w:hint="eastAsia"/>
+          <w:rFonts w:ascii="ＭＳ ゴシック" w:eastAsia="ＭＳ ゴシック" w:hAnsi="ＭＳ ゴシック"/>
           <w:color w:val="000000"/>
           <w:lang w:eastAsia="zh-TW"/>
         </w:rPr>
       </w:pPr>
+      <w:bookmarkStart w:id="1" w:name="_GoBack"/>
+      <w:bookmarkEnd w:id="0"/>
+      <w:bookmarkEnd w:id="1"/>
     </w:p>
     <w:p>
       <w:pPr>
         <w:rPr>
-          <w:rFonts w:ascii="ＭＳ ゴシック" w:eastAsia="ＭＳ ゴシック" w:hAnsi="ＭＳ ゴシック" w:hint="eastAsia"/>
+          <w:rFonts w:ascii="ＭＳ ゴシック" w:eastAsia="ＭＳ ゴシック" w:hAnsi="ＭＳ ゴシック"/>
           <w:b/>
           <w:bCs/>
           <w:color w:val="000000"/>
@@ -786,7 +833,7 @@
     <w:p>
       <w:pPr>
         <w:rPr>
-          <w:rFonts w:ascii="ＭＳ ゴシック" w:eastAsia="ＭＳ ゴシック" w:hAnsi="ＭＳ ゴシック" w:hint="eastAsia"/>
+          <w:rFonts w:ascii="ＭＳ ゴシック" w:eastAsia="ＭＳ ゴシック" w:hAnsi="ＭＳ ゴシック"/>
           <w:b/>
           <w:bCs/>
           <w:color w:val="000000"/>
@@ -798,7 +845,7 @@
     <w:p>
       <w:pPr>
         <w:rPr>
-          <w:rFonts w:ascii="ＭＳ ゴシック" w:eastAsia="ＭＳ ゴシック" w:hAnsi="ＭＳ ゴシック" w:hint="eastAsia"/>
+          <w:rFonts w:ascii="ＭＳ ゴシック" w:eastAsia="ＭＳ ゴシック" w:hAnsi="ＭＳ ゴシック"/>
           <w:b/>
           <w:bCs/>
           <w:color w:val="000000"/>
@@ -810,7 +857,7 @@
     <w:p>
       <w:pPr>
         <w:rPr>
-          <w:rFonts w:ascii="ＭＳ ゴシック" w:eastAsia="ＭＳ ゴシック" w:hAnsi="ＭＳ ゴシック" w:hint="eastAsia"/>
+          <w:rFonts w:ascii="ＭＳ ゴシック" w:eastAsia="ＭＳ ゴシック" w:hAnsi="ＭＳ ゴシック"/>
           <w:b/>
           <w:bCs/>
           <w:color w:val="000000"/>
@@ -823,7 +870,7 @@
       <w:pPr>
         <w:jc w:val="center"/>
         <w:rPr>
-          <w:rFonts w:ascii="ＭＳ ゴシック" w:eastAsia="ＭＳ ゴシック" w:hAnsi="ＭＳ ゴシック" w:hint="eastAsia"/>
+          <w:rFonts w:ascii="ＭＳ ゴシック" w:eastAsia="ＭＳ ゴシック" w:hAnsi="ＭＳ ゴシック"/>
           <w:color w:val="000000"/>
           <w:lang w:eastAsia="ja-JP"/>
         </w:rPr>
@@ -842,7 +889,7 @@
       <w:pPr>
         <w:jc w:val="center"/>
         <w:rPr>
-          <w:rFonts w:ascii="ＭＳ ゴシック" w:eastAsia="ＭＳ ゴシック" w:hAnsi="ＭＳ ゴシック" w:hint="eastAsia"/>
+          <w:rFonts w:ascii="ＭＳ ゴシック" w:eastAsia="ＭＳ ゴシック" w:hAnsi="ＭＳ ゴシック"/>
           <w:color w:val="000000"/>
           <w:lang w:eastAsia="ja-JP"/>
         </w:rPr>
@@ -868,12 +915,6 @@
         <w:gridCol w:w="4664"/>
       </w:tblGrid>
       <w:tr>
-        <w:tblPrEx>
-          <w:tblCellMar>
-            <w:top w:w="0" w:type="dxa"/>
-            <w:bottom w:w="0" w:type="dxa"/>
-          </w:tblCellMar>
-        </w:tblPrEx>
         <w:tc>
           <w:tcPr>
             <w:tcW w:w="1500" w:type="dxa"/>
@@ -881,11 +922,34 @@
           <w:p>
             <w:pPr>
               <w:jc w:val="center"/>
+              <w:rPr>
+                <w:rFonts w:ascii="ＭＳ ゴシック" w:eastAsia="ＭＳ ゴシック" w:hAnsi="ＭＳ ゴシック"/>
+                <w:color w:val="000000"/>
+                <w:lang w:eastAsia="ja-JP"/>
+              </w:rPr>
+            </w:pPr>
+            <w:r>
               <w:rPr>
                 <w:rFonts w:ascii="ＭＳ ゴシック" w:eastAsia="ＭＳ ゴシック" w:hAnsi="ＭＳ ゴシック" w:hint="eastAsia"/>
                 <w:color w:val="000000"/>
                 <w:lang w:eastAsia="ja-JP"/>
               </w:rPr>
+              <w:t>版番号及び改訂番号</w:t>
+            </w:r>
+          </w:p>
+        </w:tc>
+        <w:tc>
+          <w:tcPr>
+            <w:tcW w:w="1416" w:type="dxa"/>
+          </w:tcPr>
+          <w:p>
+            <w:pPr>
+              <w:jc w:val="center"/>
+              <w:rPr>
+                <w:rFonts w:ascii="ＭＳ ゴシック" w:eastAsia="ＭＳ ゴシック" w:hAnsi="ＭＳ ゴシック"/>
+                <w:color w:val="000000"/>
+                <w:lang w:eastAsia="ja-JP"/>
+              </w:rPr>
             </w:pPr>
             <w:r>
               <w:rPr>
@@ -893,22 +957,45 @@
                 <w:color w:val="000000"/>
                 <w:lang w:eastAsia="ja-JP"/>
               </w:rPr>
-              <w:t>版番号及び改訂番号</w:t>
+              <w:t>年月日</w:t>
             </w:r>
           </w:p>
         </w:tc>
         <w:tc>
           <w:tcPr>
-            <w:tcW w:w="1416" w:type="dxa"/>
-          </w:tcPr>
-          <w:p>
-            <w:pPr>
-              <w:jc w:val="center"/>
+            <w:tcW w:w="1708" w:type="dxa"/>
+          </w:tcPr>
+          <w:p>
+            <w:pPr>
+              <w:jc w:val="center"/>
+              <w:rPr>
+                <w:rFonts w:ascii="ＭＳ ゴシック" w:eastAsia="ＭＳ ゴシック" w:hAnsi="ＭＳ ゴシック"/>
+                <w:color w:val="000000"/>
+                <w:lang w:eastAsia="ja-JP"/>
+              </w:rPr>
+            </w:pPr>
+            <w:r>
               <w:rPr>
                 <w:rFonts w:ascii="ＭＳ ゴシック" w:eastAsia="ＭＳ ゴシック" w:hAnsi="ＭＳ ゴシック" w:hint="eastAsia"/>
                 <w:color w:val="000000"/>
                 <w:lang w:eastAsia="ja-JP"/>
               </w:rPr>
+              <w:t>改訂内容</w:t>
+            </w:r>
+          </w:p>
+        </w:tc>
+        <w:tc>
+          <w:tcPr>
+            <w:tcW w:w="4664" w:type="dxa"/>
+          </w:tcPr>
+          <w:p>
+            <w:pPr>
+              <w:jc w:val="center"/>
+              <w:rPr>
+                <w:rFonts w:ascii="ＭＳ ゴシック" w:eastAsia="ＭＳ ゴシック" w:hAnsi="ＭＳ ゴシック"/>
+                <w:color w:val="000000"/>
+                <w:lang w:eastAsia="ja-JP"/>
+              </w:rPr>
             </w:pPr>
             <w:r>
               <w:rPr>
@@ -916,22 +1003,70 @@
                 <w:color w:val="000000"/>
                 <w:lang w:eastAsia="ja-JP"/>
               </w:rPr>
-              <w:t>年月日</w:t>
+              <w:t>改訂理由</w:t>
             </w:r>
           </w:p>
         </w:tc>
-        <w:tc>
-          <w:tcPr>
-            <w:tcW w:w="1708" w:type="dxa"/>
-          </w:tcPr>
-          <w:p>
-            <w:pPr>
-              <w:jc w:val="center"/>
+      </w:tr>
+      <w:tr>
+        <w:tc>
+          <w:tcPr>
+            <w:tcW w:w="1500" w:type="dxa"/>
+          </w:tcPr>
+          <w:p>
+            <w:pPr>
+              <w:jc w:val="center"/>
+              <w:rPr>
+                <w:rFonts w:ascii="ＭＳ ゴシック" w:eastAsia="ＭＳ ゴシック" w:hAnsi="ＭＳ ゴシック"/>
+                <w:color w:val="000000"/>
+                <w:lang w:eastAsia="ja-JP"/>
+              </w:rPr>
+            </w:pPr>
+            <w:r>
               <w:rPr>
                 <w:rFonts w:ascii="ＭＳ ゴシック" w:eastAsia="ＭＳ ゴシック" w:hAnsi="ＭＳ ゴシック" w:hint="eastAsia"/>
                 <w:color w:val="000000"/>
                 <w:lang w:eastAsia="ja-JP"/>
               </w:rPr>
+              <w:t>1</w:t>
+            </w:r>
+          </w:p>
+        </w:tc>
+        <w:tc>
+          <w:tcPr>
+            <w:tcW w:w="1416" w:type="dxa"/>
+          </w:tcPr>
+          <w:p>
+            <w:pPr>
+              <w:jc w:val="center"/>
+              <w:rPr>
+                <w:rFonts w:ascii="ＭＳ ゴシック" w:eastAsia="ＭＳ ゴシック" w:hAnsi="ＭＳ ゴシック"/>
+                <w:color w:val="FF0000"/>
+                <w:lang w:eastAsia="ja-JP"/>
+              </w:rPr>
+            </w:pPr>
+            <w:r>
+              <w:rPr>
+                <w:rFonts w:ascii="ＭＳ ゴシック" w:eastAsia="ＭＳ ゴシック" w:hAnsi="ＭＳ ゴシック"/>
+                <w:color w:val="00B050"/>
+                <w:lang w:eastAsia="ja-JP"/>
+              </w:rPr>
+              <w:t>{{作業日スラッシュ}}</w:t>
+            </w:r>
+          </w:p>
+        </w:tc>
+        <w:tc>
+          <w:tcPr>
+            <w:tcW w:w="1708" w:type="dxa"/>
+          </w:tcPr>
+          <w:p>
+            <w:pPr>
+              <w:jc w:val="center"/>
+              <w:rPr>
+                <w:rFonts w:ascii="ＭＳ ゴシック" w:eastAsia="ＭＳ ゴシック" w:hAnsi="ＭＳ ゴシック"/>
+                <w:color w:val="000000"/>
+                <w:lang w:eastAsia="ja-JP"/>
+              </w:rPr>
             </w:pPr>
             <w:r>
               <w:rPr>
@@ -939,7 +1074,7 @@
                 <w:color w:val="000000"/>
                 <w:lang w:eastAsia="ja-JP"/>
               </w:rPr>
-              <w:t>改訂内容</w:t>
+              <w:t>制定</w:t>
             </w:r>
           </w:p>
         </w:tc>
@@ -950,30 +1085,24 @@
           <w:p>
             <w:pPr>
               <w:jc w:val="center"/>
+              <w:rPr>
+                <w:rFonts w:ascii="ＭＳ ゴシック" w:eastAsia="ＭＳ ゴシック" w:hAnsi="ＭＳ ゴシック"/>
+                <w:color w:val="000000"/>
+                <w:lang w:eastAsia="ja-JP"/>
+              </w:rPr>
+            </w:pPr>
+            <w:r>
               <w:rPr>
                 <w:rFonts w:ascii="ＭＳ ゴシック" w:eastAsia="ＭＳ ゴシック" w:hAnsi="ＭＳ ゴシック" w:hint="eastAsia"/>
                 <w:color w:val="000000"/>
                 <w:lang w:eastAsia="ja-JP"/>
               </w:rPr>
-            </w:pPr>
-            <w:r>
-              <w:rPr>
-                <w:rFonts w:ascii="ＭＳ ゴシック" w:eastAsia="ＭＳ ゴシック" w:hAnsi="ＭＳ ゴシック" w:hint="eastAsia"/>
-                <w:color w:val="000000"/>
-                <w:lang w:eastAsia="ja-JP"/>
-              </w:rPr>
-              <w:t>改訂理由</w:t>
+              <w:t>新規制定</w:t>
             </w:r>
           </w:p>
         </w:tc>
       </w:tr>
       <w:tr>
-        <w:tblPrEx>
-          <w:tblCellMar>
-            <w:top w:w="0" w:type="dxa"/>
-            <w:bottom w:w="0" w:type="dxa"/>
-          </w:tblCellMar>
-        </w:tblPrEx>
         <w:tc>
           <w:tcPr>
             <w:tcW w:w="1500" w:type="dxa"/>
@@ -982,42 +1111,26 @@
             <w:pPr>
               <w:jc w:val="center"/>
               <w:rPr>
-                <w:rFonts w:ascii="ＭＳ ゴシック" w:eastAsia="ＭＳ ゴシック" w:hAnsi="ＭＳ ゴシック" w:hint="eastAsia"/>
+                <w:rFonts w:ascii="ＭＳ ゴシック" w:eastAsia="ＭＳ ゴシック" w:hAnsi="ＭＳ ゴシック"/>
                 <w:color w:val="000000"/>
                 <w:lang w:eastAsia="ja-JP"/>
               </w:rPr>
             </w:pPr>
-            <w:r>
-              <w:rPr>
-                <w:rFonts w:ascii="ＭＳ ゴシック" w:eastAsia="ＭＳ ゴシック" w:hAnsi="ＭＳ ゴシック" w:hint="eastAsia"/>
+          </w:p>
+        </w:tc>
+        <w:tc>
+          <w:tcPr>
+            <w:tcW w:w="1416" w:type="dxa"/>
+          </w:tcPr>
+          <w:p>
+            <w:pPr>
+              <w:jc w:val="center"/>
+              <w:rPr>
+                <w:rFonts w:ascii="ＭＳ ゴシック" w:eastAsia="ＭＳ ゴシック" w:hAnsi="ＭＳ ゴシック"/>
                 <w:color w:val="000000"/>
                 <w:lang w:eastAsia="ja-JP"/>
               </w:rPr>
-              <w:t>1</w:t>
-            </w:r>
-          </w:p>
-        </w:tc>
-        <w:tc>
-          <w:tcPr>
-            <w:tcW w:w="1416" w:type="dxa"/>
-          </w:tcPr>
-          <w:p>
-            <w:pPr>
-              <w:jc w:val="center"/>
-              <w:rPr>
-                <w:rFonts w:ascii="ＭＳ ゴシック" w:eastAsia="ＭＳ ゴシック" w:hAnsi="ＭＳ ゴシック"/>
-                <w:color w:val="FF0000"/>
-                <w:lang w:eastAsia="ja-JP"/>
-              </w:rPr>
-            </w:pPr>
-            <w:r>
-              <w:rPr>
-                <w:rFonts w:ascii="ＭＳ ゴシック" w:eastAsia="ＭＳ ゴシック" w:hAnsi="ＭＳ ゴシック"/>
-                <w:color w:val="00B050"/>
-                <w:lang w:eastAsia="ja-JP"/>
-              </w:rPr>
-              <w:t>{{作業日スラッシュ}}</w:t>
-            </w:r>
+            </w:pPr>
           </w:p>
         </w:tc>
         <w:tc>
@@ -1028,52 +1141,30 @@
             <w:pPr>
               <w:jc w:val="center"/>
               <w:rPr>
-                <w:rFonts w:ascii="ＭＳ ゴシック" w:eastAsia="ＭＳ ゴシック" w:hAnsi="ＭＳ ゴシック" w:hint="eastAsia"/>
+                <w:rFonts w:ascii="ＭＳ ゴシック" w:eastAsia="ＭＳ ゴシック" w:hAnsi="ＭＳ ゴシック"/>
                 <w:color w:val="000000"/>
                 <w:lang w:eastAsia="ja-JP"/>
               </w:rPr>
             </w:pPr>
-            <w:r>
-              <w:rPr>
-                <w:rFonts w:ascii="ＭＳ ゴシック" w:eastAsia="ＭＳ ゴシック" w:hAnsi="ＭＳ ゴシック" w:hint="eastAsia"/>
+          </w:p>
+        </w:tc>
+        <w:tc>
+          <w:tcPr>
+            <w:tcW w:w="4664" w:type="dxa"/>
+          </w:tcPr>
+          <w:p>
+            <w:pPr>
+              <w:jc w:val="center"/>
+              <w:rPr>
+                <w:rFonts w:ascii="ＭＳ ゴシック" w:eastAsia="ＭＳ ゴシック" w:hAnsi="ＭＳ ゴシック"/>
                 <w:color w:val="000000"/>
                 <w:lang w:eastAsia="ja-JP"/>
               </w:rPr>
-              <w:t>制定</w:t>
-            </w:r>
-          </w:p>
-        </w:tc>
-        <w:tc>
-          <w:tcPr>
-            <w:tcW w:w="4664" w:type="dxa"/>
-          </w:tcPr>
-          <w:p>
-            <w:pPr>
-              <w:jc w:val="center"/>
-              <w:rPr>
-                <w:rFonts w:ascii="ＭＳ ゴシック" w:eastAsia="ＭＳ ゴシック" w:hAnsi="ＭＳ ゴシック"/>
-                <w:color w:val="000000"/>
-                <w:lang w:eastAsia="ja-JP"/>
-              </w:rPr>
-            </w:pPr>
-            <w:r>
-              <w:rPr>
-                <w:rFonts w:ascii="ＭＳ ゴシック" w:eastAsia="ＭＳ ゴシック" w:hAnsi="ＭＳ ゴシック" w:hint="eastAsia"/>
-                <w:color w:val="000000"/>
-                <w:lang w:eastAsia="ja-JP"/>
-              </w:rPr>
-              <w:t>新規制定</w:t>
-            </w:r>
+            </w:pPr>
           </w:p>
         </w:tc>
       </w:tr>
       <w:tr>
-        <w:tblPrEx>
-          <w:tblCellMar>
-            <w:top w:w="0" w:type="dxa"/>
-            <w:bottom w:w="0" w:type="dxa"/>
-          </w:tblCellMar>
-        </w:tblPrEx>
         <w:tc>
           <w:tcPr>
             <w:tcW w:w="1500" w:type="dxa"/>
@@ -1136,12 +1227,6 @@
         </w:tc>
       </w:tr>
       <w:tr>
-        <w:tblPrEx>
-          <w:tblCellMar>
-            <w:top w:w="0" w:type="dxa"/>
-            <w:bottom w:w="0" w:type="dxa"/>
-          </w:tblCellMar>
-        </w:tblPrEx>
         <w:tc>
           <w:tcPr>
             <w:tcW w:w="1500" w:type="dxa"/>
@@ -1204,12 +1289,6 @@
         </w:tc>
       </w:tr>
       <w:tr>
-        <w:tblPrEx>
-          <w:tblCellMar>
-            <w:top w:w="0" w:type="dxa"/>
-            <w:bottom w:w="0" w:type="dxa"/>
-          </w:tblCellMar>
-        </w:tblPrEx>
         <w:tc>
           <w:tcPr>
             <w:tcW w:w="1500" w:type="dxa"/>
@@ -1272,12 +1351,6 @@
         </w:tc>
       </w:tr>
       <w:tr>
-        <w:tblPrEx>
-          <w:tblCellMar>
-            <w:top w:w="0" w:type="dxa"/>
-            <w:bottom w:w="0" w:type="dxa"/>
-          </w:tblCellMar>
-        </w:tblPrEx>
         <w:tc>
           <w:tcPr>
             <w:tcW w:w="1500" w:type="dxa"/>
@@ -1340,12 +1413,6 @@
         </w:tc>
       </w:tr>
       <w:tr>
-        <w:tblPrEx>
-          <w:tblCellMar>
-            <w:top w:w="0" w:type="dxa"/>
-            <w:bottom w:w="0" w:type="dxa"/>
-          </w:tblCellMar>
-        </w:tblPrEx>
         <w:tc>
           <w:tcPr>
             <w:tcW w:w="1500" w:type="dxa"/>
@@ -1408,12 +1475,6 @@
         </w:tc>
       </w:tr>
       <w:tr>
-        <w:tblPrEx>
-          <w:tblCellMar>
-            <w:top w:w="0" w:type="dxa"/>
-            <w:bottom w:w="0" w:type="dxa"/>
-          </w:tblCellMar>
-        </w:tblPrEx>
         <w:tc>
           <w:tcPr>
             <w:tcW w:w="1500" w:type="dxa"/>
@@ -1476,12 +1537,6 @@
         </w:tc>
       </w:tr>
       <w:tr>
-        <w:tblPrEx>
-          <w:tblCellMar>
-            <w:top w:w="0" w:type="dxa"/>
-            <w:bottom w:w="0" w:type="dxa"/>
-          </w:tblCellMar>
-        </w:tblPrEx>
         <w:tc>
           <w:tcPr>
             <w:tcW w:w="1500" w:type="dxa"/>
@@ -1544,12 +1599,6 @@
         </w:tc>
       </w:tr>
       <w:tr>
-        <w:tblPrEx>
-          <w:tblCellMar>
-            <w:top w:w="0" w:type="dxa"/>
-            <w:bottom w:w="0" w:type="dxa"/>
-          </w:tblCellMar>
-        </w:tblPrEx>
         <w:tc>
           <w:tcPr>
             <w:tcW w:w="1500" w:type="dxa"/>
@@ -1612,12 +1661,6 @@
         </w:tc>
       </w:tr>
       <w:tr>
-        <w:tblPrEx>
-          <w:tblCellMar>
-            <w:top w:w="0" w:type="dxa"/>
-            <w:bottom w:w="0" w:type="dxa"/>
-          </w:tblCellMar>
-        </w:tblPrEx>
         <w:tc>
           <w:tcPr>
             <w:tcW w:w="1500" w:type="dxa"/>
@@ -1680,12 +1723,6 @@
         </w:tc>
       </w:tr>
       <w:tr>
-        <w:tblPrEx>
-          <w:tblCellMar>
-            <w:top w:w="0" w:type="dxa"/>
-            <w:bottom w:w="0" w:type="dxa"/>
-          </w:tblCellMar>
-        </w:tblPrEx>
         <w:tc>
           <w:tcPr>
             <w:tcW w:w="1500" w:type="dxa"/>
@@ -1748,12 +1785,6 @@
         </w:tc>
       </w:tr>
       <w:tr>
-        <w:tblPrEx>
-          <w:tblCellMar>
-            <w:top w:w="0" w:type="dxa"/>
-            <w:bottom w:w="0" w:type="dxa"/>
-          </w:tblCellMar>
-        </w:tblPrEx>
         <w:tc>
           <w:tcPr>
             <w:tcW w:w="1500" w:type="dxa"/>
@@ -1816,12 +1847,6 @@
         </w:tc>
       </w:tr>
       <w:tr>
-        <w:tblPrEx>
-          <w:tblCellMar>
-            <w:top w:w="0" w:type="dxa"/>
-            <w:bottom w:w="0" w:type="dxa"/>
-          </w:tblCellMar>
-        </w:tblPrEx>
         <w:tc>
           <w:tcPr>
             <w:tcW w:w="1500" w:type="dxa"/>
@@ -1884,12 +1909,6 @@
         </w:tc>
       </w:tr>
       <w:tr>
-        <w:tblPrEx>
-          <w:tblCellMar>
-            <w:top w:w="0" w:type="dxa"/>
-            <w:bottom w:w="0" w:type="dxa"/>
-          </w:tblCellMar>
-        </w:tblPrEx>
         <w:tc>
           <w:tcPr>
             <w:tcW w:w="1500" w:type="dxa"/>
@@ -1952,12 +1971,6 @@
         </w:tc>
       </w:tr>
       <w:tr>
-        <w:tblPrEx>
-          <w:tblCellMar>
-            <w:top w:w="0" w:type="dxa"/>
-            <w:bottom w:w="0" w:type="dxa"/>
-          </w:tblCellMar>
-        </w:tblPrEx>
         <w:tc>
           <w:tcPr>
             <w:tcW w:w="1500" w:type="dxa"/>
@@ -2020,12 +2033,6 @@
         </w:tc>
       </w:tr>
       <w:tr>
-        <w:tblPrEx>
-          <w:tblCellMar>
-            <w:top w:w="0" w:type="dxa"/>
-            <w:bottom w:w="0" w:type="dxa"/>
-          </w:tblCellMar>
-        </w:tblPrEx>
         <w:tc>
           <w:tcPr>
             <w:tcW w:w="1500" w:type="dxa"/>
@@ -2088,12 +2095,6 @@
         </w:tc>
       </w:tr>
       <w:tr>
-        <w:tblPrEx>
-          <w:tblCellMar>
-            <w:top w:w="0" w:type="dxa"/>
-            <w:bottom w:w="0" w:type="dxa"/>
-          </w:tblCellMar>
-        </w:tblPrEx>
         <w:tc>
           <w:tcPr>
             <w:tcW w:w="1500" w:type="dxa"/>
@@ -2156,12 +2157,6 @@
         </w:tc>
       </w:tr>
       <w:tr>
-        <w:tblPrEx>
-          <w:tblCellMar>
-            <w:top w:w="0" w:type="dxa"/>
-            <w:bottom w:w="0" w:type="dxa"/>
-          </w:tblCellMar>
-        </w:tblPrEx>
         <w:tc>
           <w:tcPr>
             <w:tcW w:w="1500" w:type="dxa"/>
@@ -2224,12 +2219,6 @@
         </w:tc>
       </w:tr>
       <w:tr>
-        <w:tblPrEx>
-          <w:tblCellMar>
-            <w:top w:w="0" w:type="dxa"/>
-            <w:bottom w:w="0" w:type="dxa"/>
-          </w:tblCellMar>
-        </w:tblPrEx>
         <w:tc>
           <w:tcPr>
             <w:tcW w:w="1500" w:type="dxa"/>
@@ -2292,12 +2281,6 @@
         </w:tc>
       </w:tr>
       <w:tr>
-        <w:tblPrEx>
-          <w:tblCellMar>
-            <w:top w:w="0" w:type="dxa"/>
-            <w:bottom w:w="0" w:type="dxa"/>
-          </w:tblCellMar>
-        </w:tblPrEx>
         <w:tc>
           <w:tcPr>
             <w:tcW w:w="1500" w:type="dxa"/>
@@ -2360,12 +2343,6 @@
         </w:tc>
       </w:tr>
       <w:tr>
-        <w:tblPrEx>
-          <w:tblCellMar>
-            <w:top w:w="0" w:type="dxa"/>
-            <w:bottom w:w="0" w:type="dxa"/>
-          </w:tblCellMar>
-        </w:tblPrEx>
         <w:tc>
           <w:tcPr>
             <w:tcW w:w="1500" w:type="dxa"/>
@@ -2428,12 +2405,6 @@
         </w:tc>
       </w:tr>
       <w:tr>
-        <w:tblPrEx>
-          <w:tblCellMar>
-            <w:top w:w="0" w:type="dxa"/>
-            <w:bottom w:w="0" w:type="dxa"/>
-          </w:tblCellMar>
-        </w:tblPrEx>
         <w:tc>
           <w:tcPr>
             <w:tcW w:w="1500" w:type="dxa"/>
@@ -2496,12 +2467,6 @@
         </w:tc>
       </w:tr>
       <w:tr>
-        <w:tblPrEx>
-          <w:tblCellMar>
-            <w:top w:w="0" w:type="dxa"/>
-            <w:bottom w:w="0" w:type="dxa"/>
-          </w:tblCellMar>
-        </w:tblPrEx>
         <w:tc>
           <w:tcPr>
             <w:tcW w:w="1500" w:type="dxa"/>
@@ -2564,12 +2529,6 @@
         </w:tc>
       </w:tr>
       <w:tr>
-        <w:tblPrEx>
-          <w:tblCellMar>
-            <w:top w:w="0" w:type="dxa"/>
-            <w:bottom w:w="0" w:type="dxa"/>
-          </w:tblCellMar>
-        </w:tblPrEx>
         <w:tc>
           <w:tcPr>
             <w:tcW w:w="1500" w:type="dxa"/>
@@ -2632,12 +2591,6 @@
         </w:tc>
       </w:tr>
       <w:tr>
-        <w:tblPrEx>
-          <w:tblCellMar>
-            <w:top w:w="0" w:type="dxa"/>
-            <w:bottom w:w="0" w:type="dxa"/>
-          </w:tblCellMar>
-        </w:tblPrEx>
         <w:tc>
           <w:tcPr>
             <w:tcW w:w="1500" w:type="dxa"/>
@@ -2700,12 +2653,6 @@
         </w:tc>
       </w:tr>
       <w:tr>
-        <w:tblPrEx>
-          <w:tblCellMar>
-            <w:top w:w="0" w:type="dxa"/>
-            <w:bottom w:w="0" w:type="dxa"/>
-          </w:tblCellMar>
-        </w:tblPrEx>
         <w:tc>
           <w:tcPr>
             <w:tcW w:w="1500" w:type="dxa"/>
@@ -2768,12 +2715,6 @@
         </w:tc>
       </w:tr>
       <w:tr>
-        <w:tblPrEx>
-          <w:tblCellMar>
-            <w:top w:w="0" w:type="dxa"/>
-            <w:bottom w:w="0" w:type="dxa"/>
-          </w:tblCellMar>
-        </w:tblPrEx>
         <w:tc>
           <w:tcPr>
             <w:tcW w:w="1500" w:type="dxa"/>
@@ -2836,12 +2777,6 @@
         </w:tc>
       </w:tr>
       <w:tr>
-        <w:tblPrEx>
-          <w:tblCellMar>
-            <w:top w:w="0" w:type="dxa"/>
-            <w:bottom w:w="0" w:type="dxa"/>
-          </w:tblCellMar>
-        </w:tblPrEx>
         <w:tc>
           <w:tcPr>
             <w:tcW w:w="1500" w:type="dxa"/>
@@ -2904,12 +2839,6 @@
         </w:tc>
       </w:tr>
       <w:tr>
-        <w:tblPrEx>
-          <w:tblCellMar>
-            <w:top w:w="0" w:type="dxa"/>
-            <w:bottom w:w="0" w:type="dxa"/>
-          </w:tblCellMar>
-        </w:tblPrEx>
         <w:tc>
           <w:tcPr>
             <w:tcW w:w="1500" w:type="dxa"/>
@@ -2972,12 +2901,6 @@
         </w:tc>
       </w:tr>
       <w:tr>
-        <w:tblPrEx>
-          <w:tblCellMar>
-            <w:top w:w="0" w:type="dxa"/>
-            <w:bottom w:w="0" w:type="dxa"/>
-          </w:tblCellMar>
-        </w:tblPrEx>
         <w:tc>
           <w:tcPr>
             <w:tcW w:w="1500" w:type="dxa"/>
@@ -3040,12 +2963,6 @@
         </w:tc>
       </w:tr>
       <w:tr>
-        <w:tblPrEx>
-          <w:tblCellMar>
-            <w:top w:w="0" w:type="dxa"/>
-            <w:bottom w:w="0" w:type="dxa"/>
-          </w:tblCellMar>
-        </w:tblPrEx>
         <w:tc>
           <w:tcPr>
             <w:tcW w:w="1500" w:type="dxa"/>
@@ -3108,80 +3025,6 @@
         </w:tc>
       </w:tr>
       <w:tr>
-        <w:tblPrEx>
-          <w:tblCellMar>
-            <w:top w:w="0" w:type="dxa"/>
-            <w:bottom w:w="0" w:type="dxa"/>
-          </w:tblCellMar>
-        </w:tblPrEx>
-        <w:tc>
-          <w:tcPr>
-            <w:tcW w:w="1500" w:type="dxa"/>
-          </w:tcPr>
-          <w:p>
-            <w:pPr>
-              <w:jc w:val="center"/>
-              <w:rPr>
-                <w:rFonts w:ascii="ＭＳ ゴシック" w:eastAsia="ＭＳ ゴシック" w:hAnsi="ＭＳ ゴシック"/>
-                <w:color w:val="000000"/>
-                <w:lang w:eastAsia="ja-JP"/>
-              </w:rPr>
-            </w:pPr>
-          </w:p>
-        </w:tc>
-        <w:tc>
-          <w:tcPr>
-            <w:tcW w:w="1416" w:type="dxa"/>
-          </w:tcPr>
-          <w:p>
-            <w:pPr>
-              <w:jc w:val="center"/>
-              <w:rPr>
-                <w:rFonts w:ascii="ＭＳ ゴシック" w:eastAsia="ＭＳ ゴシック" w:hAnsi="ＭＳ ゴシック"/>
-                <w:color w:val="000000"/>
-                <w:lang w:eastAsia="ja-JP"/>
-              </w:rPr>
-            </w:pPr>
-          </w:p>
-        </w:tc>
-        <w:tc>
-          <w:tcPr>
-            <w:tcW w:w="1708" w:type="dxa"/>
-          </w:tcPr>
-          <w:p>
-            <w:pPr>
-              <w:jc w:val="center"/>
-              <w:rPr>
-                <w:rFonts w:ascii="ＭＳ ゴシック" w:eastAsia="ＭＳ ゴシック" w:hAnsi="ＭＳ ゴシック"/>
-                <w:color w:val="000000"/>
-                <w:lang w:eastAsia="ja-JP"/>
-              </w:rPr>
-            </w:pPr>
-          </w:p>
-        </w:tc>
-        <w:tc>
-          <w:tcPr>
-            <w:tcW w:w="4664" w:type="dxa"/>
-          </w:tcPr>
-          <w:p>
-            <w:pPr>
-              <w:jc w:val="center"/>
-              <w:rPr>
-                <w:rFonts w:ascii="ＭＳ ゴシック" w:eastAsia="ＭＳ ゴシック" w:hAnsi="ＭＳ ゴシック"/>
-                <w:color w:val="000000"/>
-                <w:lang w:eastAsia="ja-JP"/>
-              </w:rPr>
-            </w:pPr>
-          </w:p>
-        </w:tc>
-      </w:tr>
-      <w:tr>
-        <w:tblPrEx>
-          <w:tblCellMar>
-            <w:top w:w="0" w:type="dxa"/>
-            <w:bottom w:w="0" w:type="dxa"/>
-          </w:tblCellMar>
-        </w:tblPrEx>
         <w:tc>
           <w:tcPr>
             <w:tcW w:w="1500" w:type="dxa"/>
@@ -3254,7 +3097,6 @@
         <w:spacing w:line="340" w:lineRule="exact"/>
         <w:ind w:leftChars="0" w:left="0" w:rightChars="57" w:right="137"/>
         <w:rPr>
-          <w:rFonts w:hint="eastAsia"/>
           <w:lang w:eastAsia="ja-JP"/>
         </w:rPr>
         <w:sectPr>
@@ -3273,7 +3115,7 @@
         <w:pStyle w:val="ab"/>
         <w:ind w:left="360"/>
         <w:rPr>
-          <w:rFonts w:ascii="ＭＳ ゴシック" w:eastAsia="ＭＳ ゴシック" w:hAnsi="ＭＳ ゴシック" w:hint="eastAsia"/>
+          <w:rFonts w:ascii="ＭＳ ゴシック" w:eastAsia="ＭＳ ゴシック" w:hAnsi="ＭＳ ゴシック"/>
           <w:b/>
           <w:sz w:val="21"/>
           <w:szCs w:val="21"/>
@@ -3288,12 +3130,21 @@
           <w:numId w:val="1"/>
         </w:numPr>
         <w:rPr>
+          <w:rFonts w:ascii="ＭＳ ゴシック" w:eastAsia="ＭＳ ゴシック" w:hAnsi="ＭＳ ゴシック"/>
+          <w:b/>
+          <w:sz w:val="21"/>
+          <w:szCs w:val="21"/>
+        </w:rPr>
+      </w:pPr>
+      <w:r>
+        <w:rPr>
           <w:rFonts w:ascii="ＭＳ ゴシック" w:eastAsia="ＭＳ ゴシック" w:hAnsi="ＭＳ ゴシック" w:hint="eastAsia"/>
           <w:b/>
           <w:sz w:val="21"/>
           <w:szCs w:val="21"/>
         </w:rPr>
-      </w:pPr>
+        <w:t>目</w:t>
+      </w:r>
       <w:r>
         <w:rPr>
           <w:rFonts w:ascii="ＭＳ ゴシック" w:eastAsia="ＭＳ ゴシック" w:hAnsi="ＭＳ ゴシック" w:hint="eastAsia"/>
@@ -3301,7 +3152,7 @@
           <w:sz w:val="21"/>
           <w:szCs w:val="21"/>
         </w:rPr>
-        <w:t>目</w:t>
+        <w:t xml:space="preserve">　</w:t>
       </w:r>
       <w:r>
         <w:rPr>
@@ -3310,7 +3161,7 @@
           <w:sz w:val="21"/>
           <w:szCs w:val="21"/>
         </w:rPr>
-        <w:t xml:space="preserve">　</w:t>
+        <w:t>的</w:t>
       </w:r>
       <w:r>
         <w:rPr>
@@ -3319,7 +3170,7 @@
           <w:sz w:val="21"/>
           <w:szCs w:val="21"/>
         </w:rPr>
-        <w:t>的</w:t>
+        <w:t xml:space="preserve">　</w:t>
       </w:r>
       <w:r>
         <w:rPr>
@@ -3328,15 +3179,6 @@
           <w:sz w:val="21"/>
           <w:szCs w:val="21"/>
         </w:rPr>
-        <w:t xml:space="preserve">　</w:t>
-      </w:r>
-      <w:r>
-        <w:rPr>
-          <w:rFonts w:ascii="ＭＳ ゴシック" w:eastAsia="ＭＳ ゴシック" w:hAnsi="ＭＳ ゴシック" w:hint="eastAsia"/>
-          <w:b/>
-          <w:sz w:val="21"/>
-          <w:szCs w:val="21"/>
-        </w:rPr>
         <w:t xml:space="preserve">：　</w:t>
       </w:r>
     </w:p>
@@ -3403,7 +3245,7 @@
         <w:pStyle w:val="ab"/>
         <w:ind w:rightChars="117" w:right="281"/>
         <w:rPr>
-          <w:rFonts w:ascii="ＭＳ ゴシック" w:eastAsia="ＭＳ ゴシック" w:hAnsi="ＭＳ ゴシック" w:hint="eastAsia"/>
+          <w:rFonts w:ascii="ＭＳ ゴシック" w:eastAsia="ＭＳ ゴシック" w:hAnsi="ＭＳ ゴシック"/>
           <w:sz w:val="21"/>
           <w:szCs w:val="21"/>
         </w:rPr>
@@ -3417,12 +3259,21 @@
           <w:numId w:val="1"/>
         </w:numPr>
         <w:rPr>
+          <w:rFonts w:ascii="ＭＳ ゴシック" w:eastAsia="ＭＳ ゴシック" w:hAnsi="ＭＳ ゴシック"/>
+          <w:b/>
+          <w:sz w:val="21"/>
+          <w:szCs w:val="21"/>
+        </w:rPr>
+      </w:pPr>
+      <w:r>
+        <w:rPr>
           <w:rFonts w:ascii="ＭＳ ゴシック" w:eastAsia="ＭＳ ゴシック" w:hAnsi="ＭＳ ゴシック" w:hint="eastAsia"/>
           <w:b/>
           <w:sz w:val="21"/>
           <w:szCs w:val="21"/>
         </w:rPr>
-      </w:pPr>
+        <w:t>適用範囲</w:t>
+      </w:r>
       <w:r>
         <w:rPr>
           <w:rFonts w:ascii="ＭＳ ゴシック" w:eastAsia="ＭＳ ゴシック" w:hAnsi="ＭＳ ゴシック" w:hint="eastAsia"/>
@@ -3430,15 +3281,6 @@
           <w:sz w:val="21"/>
           <w:szCs w:val="21"/>
         </w:rPr>
-        <w:t>適用範囲</w:t>
-      </w:r>
-      <w:r>
-        <w:rPr>
-          <w:rFonts w:ascii="ＭＳ ゴシック" w:eastAsia="ＭＳ ゴシック" w:hAnsi="ＭＳ ゴシック" w:hint="eastAsia"/>
-          <w:b/>
-          <w:sz w:val="21"/>
-          <w:szCs w:val="21"/>
-        </w:rPr>
         <w:t xml:space="preserve">：　</w:t>
       </w:r>
     </w:p>
@@ -3447,7 +3289,7 @@
         <w:pStyle w:val="ab"/>
         <w:ind w:firstLineChars="200" w:firstLine="420"/>
         <w:rPr>
-          <w:rFonts w:ascii="ＭＳ ゴシック" w:eastAsia="ＭＳ ゴシック" w:hAnsi="ＭＳ ゴシック" w:hint="eastAsia"/>
+          <w:rFonts w:ascii="ＭＳ ゴシック" w:eastAsia="ＭＳ ゴシック" w:hAnsi="ＭＳ ゴシック"/>
           <w:bCs/>
           <w:sz w:val="21"/>
         </w:rPr>
@@ -3515,7 +3357,7 @@
       <w:pPr>
         <w:pStyle w:val="ab"/>
         <w:rPr>
-          <w:rFonts w:ascii="ＭＳ ゴシック" w:eastAsia="ＭＳ ゴシック" w:hAnsi="ＭＳ ゴシック" w:hint="eastAsia"/>
+          <w:rFonts w:ascii="ＭＳ ゴシック" w:eastAsia="ＭＳ ゴシック" w:hAnsi="ＭＳ ゴシック"/>
           <w:bCs/>
           <w:sz w:val="21"/>
         </w:rPr>
@@ -3529,7 +3371,7 @@
           <w:numId w:val="1"/>
         </w:numPr>
         <w:rPr>
-          <w:rFonts w:ascii="ＭＳ ゴシック" w:eastAsia="ＭＳ ゴシック" w:hAnsi="ＭＳ ゴシック" w:hint="eastAsia"/>
+          <w:rFonts w:ascii="ＭＳ ゴシック" w:eastAsia="ＭＳ ゴシック" w:hAnsi="ＭＳ ゴシック"/>
           <w:b/>
           <w:bCs/>
           <w:sz w:val="21"/>
@@ -3594,7 +3436,7 @@
       <w:pPr>
         <w:pStyle w:val="ab"/>
         <w:rPr>
-          <w:rFonts w:ascii="ＭＳ ゴシック" w:eastAsia="ＭＳ ゴシック" w:hAnsi="ＭＳ ゴシック" w:hint="eastAsia"/>
+          <w:rFonts w:ascii="ＭＳ ゴシック" w:eastAsia="ＭＳ ゴシック" w:hAnsi="ＭＳ ゴシック"/>
           <w:sz w:val="21"/>
         </w:rPr>
       </w:pPr>
@@ -3607,7 +3449,7 @@
           <w:numId w:val="1"/>
         </w:numPr>
         <w:rPr>
-          <w:rFonts w:ascii="ＭＳ ゴシック" w:eastAsia="ＭＳ ゴシック" w:hAnsi="ＭＳ ゴシック" w:hint="eastAsia"/>
+          <w:rFonts w:ascii="ＭＳ ゴシック" w:eastAsia="ＭＳ ゴシック" w:hAnsi="ＭＳ ゴシック"/>
           <w:b/>
           <w:sz w:val="21"/>
         </w:rPr>
@@ -3626,7 +3468,7 @@
         <w:pStyle w:val="ab"/>
         <w:ind w:firstLineChars="200" w:firstLine="420"/>
         <w:rPr>
-          <w:rFonts w:ascii="ＭＳ ゴシック" w:eastAsia="ＭＳ ゴシック" w:hAnsi="ＭＳ ゴシック" w:hint="eastAsia"/>
+          <w:rFonts w:ascii="ＭＳ ゴシック" w:eastAsia="ＭＳ ゴシック" w:hAnsi="ＭＳ ゴシック"/>
           <w:sz w:val="21"/>
         </w:rPr>
       </w:pPr>
@@ -3657,7 +3499,7 @@
         <w:pStyle w:val="ab"/>
         <w:ind w:left="360"/>
         <w:rPr>
-          <w:rFonts w:ascii="ＭＳ ゴシック" w:eastAsia="ＭＳ ゴシック" w:hAnsi="ＭＳ ゴシック" w:hint="eastAsia"/>
+          <w:rFonts w:ascii="ＭＳ ゴシック" w:eastAsia="ＭＳ ゴシック" w:hAnsi="ＭＳ ゴシック"/>
           <w:sz w:val="21"/>
         </w:rPr>
       </w:pPr>
@@ -3702,7 +3544,7 @@
         <w:pStyle w:val="ab"/>
         <w:ind w:left="360"/>
         <w:rPr>
-          <w:rFonts w:ascii="ＭＳ ゴシック" w:eastAsia="ＭＳ ゴシック" w:hAnsi="ＭＳ ゴシック" w:hint="eastAsia"/>
+          <w:rFonts w:ascii="ＭＳ ゴシック" w:eastAsia="ＭＳ ゴシック" w:hAnsi="ＭＳ ゴシック"/>
           <w:sz w:val="21"/>
         </w:rPr>
       </w:pPr>
@@ -3740,7 +3582,7 @@
         <w:pStyle w:val="ab"/>
         <w:ind w:left="360"/>
         <w:rPr>
-          <w:rFonts w:ascii="ＭＳ ゴシック" w:eastAsia="ＭＳ ゴシック" w:hAnsi="ＭＳ ゴシック" w:hint="eastAsia"/>
+          <w:rFonts w:ascii="ＭＳ ゴシック" w:eastAsia="ＭＳ ゴシック" w:hAnsi="ＭＳ ゴシック"/>
           <w:sz w:val="21"/>
         </w:rPr>
       </w:pPr>
@@ -3757,7 +3599,7 @@
         <w:pStyle w:val="ab"/>
         <w:ind w:left="360"/>
         <w:rPr>
-          <w:rFonts w:ascii="ＭＳ ゴシック" w:eastAsia="ＭＳ ゴシック" w:hAnsi="ＭＳ ゴシック" w:hint="eastAsia"/>
+          <w:rFonts w:ascii="ＭＳ ゴシック" w:eastAsia="ＭＳ ゴシック" w:hAnsi="ＭＳ ゴシック"/>
           <w:sz w:val="21"/>
         </w:rPr>
       </w:pPr>
@@ -3788,7 +3630,7 @@
         <w:pStyle w:val="ab"/>
         <w:ind w:left="360"/>
         <w:rPr>
-          <w:rFonts w:ascii="ＭＳ ゴシック" w:eastAsia="ＭＳ ゴシック" w:hAnsi="ＭＳ ゴシック" w:hint="eastAsia"/>
+          <w:rFonts w:ascii="ＭＳ ゴシック" w:eastAsia="ＭＳ ゴシック" w:hAnsi="ＭＳ ゴシック"/>
           <w:sz w:val="21"/>
         </w:rPr>
       </w:pPr>
@@ -3798,7 +3640,7 @@
         <w:pStyle w:val="ab"/>
         <w:ind w:firstLineChars="200" w:firstLine="420"/>
         <w:rPr>
-          <w:rFonts w:ascii="ＭＳ ゴシック" w:eastAsia="ＭＳ ゴシック" w:hAnsi="ＭＳ ゴシック" w:hint="eastAsia"/>
+          <w:rFonts w:ascii="ＭＳ ゴシック" w:eastAsia="ＭＳ ゴシック" w:hAnsi="ＭＳ ゴシック"/>
           <w:sz w:val="21"/>
         </w:rPr>
       </w:pPr>
@@ -3822,7 +3664,7 @@
         <w:pStyle w:val="ab"/>
         <w:ind w:left="360"/>
         <w:rPr>
-          <w:rFonts w:ascii="ＭＳ ゴシック" w:eastAsia="ＭＳ ゴシック" w:hAnsi="ＭＳ ゴシック" w:hint="eastAsia"/>
+          <w:rFonts w:ascii="ＭＳ ゴシック" w:eastAsia="ＭＳ ゴシック" w:hAnsi="ＭＳ ゴシック"/>
           <w:sz w:val="21"/>
         </w:rPr>
       </w:pPr>
@@ -3839,7 +3681,7 @@
         <w:pStyle w:val="ab"/>
         <w:ind w:left="360"/>
         <w:rPr>
-          <w:rFonts w:ascii="ＭＳ ゴシック" w:eastAsia="ＭＳ ゴシック" w:hAnsi="ＭＳ ゴシック" w:hint="eastAsia"/>
+          <w:rFonts w:ascii="ＭＳ ゴシック" w:eastAsia="ＭＳ ゴシック" w:hAnsi="ＭＳ ゴシック"/>
           <w:sz w:val="21"/>
         </w:rPr>
       </w:pPr>
@@ -3861,12 +3703,6 @@
       <w:tblGrid>
         <w:gridCol w:w="2300"/>
         <w:gridCol w:w="6427"/>
-        <w:tblGridChange w:id="2">
-          <w:tblGrid>
-            <w:gridCol w:w="2300"/>
-            <w:gridCol w:w="6427"/>
-          </w:tblGrid>
-        </w:tblGridChange>
       </w:tblGrid>
       <w:tr>
         <w:trPr>
@@ -3882,7 +3718,7 @@
               <w:pStyle w:val="ab"/>
               <w:jc w:val="center"/>
               <w:rPr>
-                <w:rFonts w:ascii="ＭＳ ゴシック" w:eastAsia="ＭＳ ゴシック" w:hAnsi="ＭＳ ゴシック" w:hint="eastAsia"/>
+                <w:rFonts w:ascii="ＭＳ ゴシック" w:eastAsia="ＭＳ ゴシック" w:hAnsi="ＭＳ ゴシック"/>
                 <w:sz w:val="21"/>
                 <w:szCs w:val="21"/>
               </w:rPr>
@@ -3892,20 +3728,20 @@
             <w:pPr>
               <w:pStyle w:val="ab"/>
               <w:jc w:val="center"/>
+              <w:rPr>
+                <w:rFonts w:ascii="ＭＳ ゴシック" w:eastAsia="ＭＳ ゴシック" w:hAnsi="ＭＳ ゴシック"/>
+                <w:color w:val="000000"/>
+                <w:sz w:val="21"/>
+                <w:szCs w:val="21"/>
+              </w:rPr>
+            </w:pPr>
+            <w:r>
               <w:rPr>
                 <w:rFonts w:ascii="ＭＳ ゴシック" w:eastAsia="ＭＳ ゴシック" w:hAnsi="ＭＳ ゴシック" w:hint="eastAsia"/>
                 <w:color w:val="000000"/>
                 <w:sz w:val="21"/>
                 <w:szCs w:val="21"/>
               </w:rPr>
-            </w:pPr>
-            <w:r>
-              <w:rPr>
-                <w:rFonts w:ascii="ＭＳ ゴシック" w:eastAsia="ＭＳ ゴシック" w:hAnsi="ＭＳ ゴシック" w:hint="eastAsia"/>
-                <w:color w:val="000000"/>
-                <w:sz w:val="21"/>
-                <w:szCs w:val="21"/>
-              </w:rPr>
               <w:t>細胞培養加工施設</w:t>
             </w:r>
           </w:p>
@@ -3914,7 +3750,7 @@
               <w:pStyle w:val="ab"/>
               <w:jc w:val="center"/>
               <w:rPr>
-                <w:rFonts w:ascii="ＭＳ ゴシック" w:eastAsia="ＭＳ ゴシック" w:hAnsi="ＭＳ ゴシック" w:hint="eastAsia"/>
+                <w:rFonts w:ascii="ＭＳ ゴシック" w:eastAsia="ＭＳ ゴシック" w:hAnsi="ＭＳ ゴシック"/>
                 <w:sz w:val="21"/>
                 <w:szCs w:val="21"/>
               </w:rPr>
@@ -3930,7 +3766,7 @@
             <w:pPr>
               <w:pStyle w:val="ab"/>
               <w:rPr>
-                <w:rFonts w:ascii="ＭＳ ゴシック" w:eastAsia="ＭＳ ゴシック" w:hAnsi="ＭＳ ゴシック" w:hint="eastAsia"/>
+                <w:rFonts w:ascii="ＭＳ ゴシック" w:eastAsia="ＭＳ ゴシック" w:hAnsi="ＭＳ ゴシック"/>
                 <w:sz w:val="21"/>
                 <w:szCs w:val="21"/>
               </w:rPr>
@@ -3959,7 +3795,7 @@
       <w:pPr>
         <w:pStyle w:val="ab"/>
         <w:rPr>
-          <w:rFonts w:ascii="ＭＳ ゴシック" w:eastAsia="ＭＳ ゴシック" w:hAnsi="ＭＳ ゴシック" w:hint="eastAsia"/>
+          <w:rFonts w:ascii="ＭＳ ゴシック" w:eastAsia="ＭＳ ゴシック" w:hAnsi="ＭＳ ゴシック"/>
           <w:sz w:val="21"/>
         </w:rPr>
       </w:pPr>
@@ -3969,7 +3805,7 @@
         <w:pStyle w:val="ab"/>
         <w:ind w:firstLineChars="150" w:firstLine="315"/>
         <w:rPr>
-          <w:rFonts w:ascii="ＭＳ ゴシック" w:eastAsia="ＭＳ ゴシック" w:hAnsi="ＭＳ ゴシック" w:hint="eastAsia"/>
+          <w:rFonts w:ascii="ＭＳ ゴシック" w:eastAsia="ＭＳ ゴシック" w:hAnsi="ＭＳ ゴシック"/>
           <w:sz w:val="21"/>
         </w:rPr>
       </w:pPr>
@@ -4000,7 +3836,7 @@
         <w:pStyle w:val="ab"/>
         <w:ind w:leftChars="150" w:left="360"/>
         <w:rPr>
-          <w:rFonts w:ascii="ＭＳ ゴシック" w:eastAsia="ＭＳ ゴシック" w:hAnsi="ＭＳ ゴシック" w:hint="eastAsia"/>
+          <w:rFonts w:ascii="ＭＳ ゴシック" w:eastAsia="ＭＳ ゴシック" w:hAnsi="ＭＳ ゴシック"/>
           <w:sz w:val="21"/>
         </w:rPr>
       </w:pPr>
@@ -4044,7 +3880,7 @@
       <w:pPr>
         <w:pStyle w:val="ab"/>
         <w:rPr>
-          <w:rFonts w:ascii="ＭＳ ゴシック" w:eastAsia="ＭＳ ゴシック" w:hAnsi="ＭＳ ゴシック" w:hint="eastAsia"/>
+          <w:rFonts w:ascii="ＭＳ ゴシック" w:eastAsia="ＭＳ ゴシック" w:hAnsi="ＭＳ ゴシック"/>
           <w:sz w:val="21"/>
         </w:rPr>
       </w:pPr>
@@ -4064,12 +3900,21 @@
           <w:numId w:val="1"/>
         </w:numPr>
         <w:rPr>
+          <w:rFonts w:ascii="ＭＳ ゴシック" w:eastAsia="ＭＳ ゴシック" w:hAnsi="ＭＳ ゴシック"/>
+          <w:b/>
+          <w:sz w:val="21"/>
+          <w:szCs w:val="21"/>
+        </w:rPr>
+      </w:pPr>
+      <w:r>
+        <w:rPr>
           <w:rFonts w:ascii="ＭＳ ゴシック" w:eastAsia="ＭＳ ゴシック" w:hAnsi="ＭＳ ゴシック" w:hint="eastAsia"/>
           <w:b/>
           <w:sz w:val="21"/>
           <w:szCs w:val="21"/>
         </w:rPr>
-      </w:pPr>
+        <w:t>手洗い</w:t>
+      </w:r>
       <w:r>
         <w:rPr>
           <w:rFonts w:ascii="ＭＳ ゴシック" w:eastAsia="ＭＳ ゴシック" w:hAnsi="ＭＳ ゴシック" w:hint="eastAsia"/>
@@ -4077,7 +3922,7 @@
           <w:sz w:val="21"/>
           <w:szCs w:val="21"/>
         </w:rPr>
-        <w:t>手洗い</w:t>
+        <w:t>の実施</w:t>
       </w:r>
       <w:r>
         <w:rPr>
@@ -4086,21 +3931,21 @@
           <w:sz w:val="21"/>
           <w:szCs w:val="21"/>
         </w:rPr>
-        <w:t>の実施</w:t>
-      </w:r>
-      <w:r>
-        <w:rPr>
-          <w:rFonts w:ascii="ＭＳ ゴシック" w:eastAsia="ＭＳ ゴシック" w:hAnsi="ＭＳ ゴシック" w:hint="eastAsia"/>
-          <w:b/>
-          <w:sz w:val="21"/>
-          <w:szCs w:val="21"/>
-        </w:rPr>
         <w:t>：</w:t>
       </w:r>
     </w:p>
     <w:p>
       <w:pPr>
         <w:ind w:left="360"/>
+        <w:rPr>
+          <w:rFonts w:ascii="ＭＳ ゴシック" w:eastAsia="ＭＳ ゴシック" w:hAnsi="ＭＳ ゴシック"/>
+          <w:kern w:val="2"/>
+          <w:sz w:val="21"/>
+          <w:szCs w:val="21"/>
+          <w:lang w:eastAsia="ja-JP"/>
+        </w:rPr>
+      </w:pPr>
+      <w:r>
         <w:rPr>
           <w:rFonts w:ascii="ＭＳ ゴシック" w:eastAsia="ＭＳ ゴシック" w:hAnsi="ＭＳ ゴシック" w:hint="eastAsia"/>
           <w:kern w:val="2"/>
@@ -4108,7 +3953,8 @@
           <w:szCs w:val="21"/>
           <w:lang w:eastAsia="ja-JP"/>
         </w:rPr>
-      </w:pPr>
+        <w:t>作業員は、衛生管理区域</w:t>
+      </w:r>
       <w:r>
         <w:rPr>
           <w:rFonts w:ascii="ＭＳ ゴシック" w:eastAsia="ＭＳ ゴシック" w:hAnsi="ＭＳ ゴシック" w:hint="eastAsia"/>
@@ -4117,7 +3963,7 @@
           <w:szCs w:val="21"/>
           <w:lang w:eastAsia="ja-JP"/>
         </w:rPr>
-        <w:t>作業員は、衛生管理区域</w:t>
+        <w:t>において作業をする前に、必ず</w:t>
       </w:r>
       <w:r>
         <w:rPr>
@@ -4127,7 +3973,7 @@
           <w:szCs w:val="21"/>
           <w:lang w:eastAsia="ja-JP"/>
         </w:rPr>
-        <w:t>において作業をする前に、必ず</w:t>
+        <w:t>手洗いを実施しなくてはならない。</w:t>
       </w:r>
       <w:r>
         <w:rPr>
@@ -4137,16 +3983,6 @@
           <w:szCs w:val="21"/>
           <w:lang w:eastAsia="ja-JP"/>
         </w:rPr>
-        <w:t>手洗いを実施しなくてはならない。</w:t>
-      </w:r>
-      <w:r>
-        <w:rPr>
-          <w:rFonts w:ascii="ＭＳ ゴシック" w:eastAsia="ＭＳ ゴシック" w:hAnsi="ＭＳ ゴシック" w:hint="eastAsia"/>
-          <w:kern w:val="2"/>
-          <w:sz w:val="21"/>
-          <w:szCs w:val="21"/>
-          <w:lang w:eastAsia="ja-JP"/>
-        </w:rPr>
         <w:t>また作業後の手洗いも実施する。</w:t>
       </w:r>
     </w:p>
@@ -4154,7 +3990,7 @@
       <w:pPr>
         <w:ind w:left="360"/>
         <w:rPr>
-          <w:rFonts w:ascii="ＭＳ ゴシック" w:eastAsia="ＭＳ ゴシック" w:hAnsi="ＭＳ ゴシック" w:hint="eastAsia"/>
+          <w:rFonts w:ascii="ＭＳ ゴシック" w:eastAsia="ＭＳ ゴシック" w:hAnsi="ＭＳ ゴシック"/>
           <w:b/>
           <w:sz w:val="21"/>
           <w:szCs w:val="21"/>
@@ -4170,12 +4006,21 @@
           <w:numId w:val="1"/>
         </w:numPr>
         <w:rPr>
+          <w:rFonts w:ascii="ＭＳ ゴシック" w:eastAsia="ＭＳ ゴシック" w:hAnsi="ＭＳ ゴシック"/>
+          <w:b/>
+          <w:sz w:val="21"/>
+          <w:szCs w:val="21"/>
+        </w:rPr>
+      </w:pPr>
+      <w:r>
+        <w:rPr>
           <w:rFonts w:ascii="ＭＳ ゴシック" w:eastAsia="ＭＳ ゴシック" w:hAnsi="ＭＳ ゴシック" w:hint="eastAsia"/>
           <w:b/>
           <w:sz w:val="21"/>
           <w:szCs w:val="21"/>
         </w:rPr>
-      </w:pPr>
+        <w:t>作業員の健康状態の管理</w:t>
+      </w:r>
       <w:r>
         <w:rPr>
           <w:rFonts w:ascii="ＭＳ ゴシック" w:eastAsia="ＭＳ ゴシック" w:hAnsi="ＭＳ ゴシック" w:hint="eastAsia"/>
@@ -4183,15 +4028,6 @@
           <w:sz w:val="21"/>
           <w:szCs w:val="21"/>
         </w:rPr>
-        <w:t>作業員の健康状態の管理</w:t>
-      </w:r>
-      <w:r>
-        <w:rPr>
-          <w:rFonts w:ascii="ＭＳ ゴシック" w:eastAsia="ＭＳ ゴシック" w:hAnsi="ＭＳ ゴシック" w:hint="eastAsia"/>
-          <w:b/>
-          <w:sz w:val="21"/>
-          <w:szCs w:val="21"/>
-        </w:rPr>
         <w:t>：</w:t>
       </w:r>
     </w:p>
@@ -4199,6 +4035,15 @@
       <w:pPr>
         <w:ind w:leftChars="100" w:left="240" w:firstLineChars="100" w:firstLine="210"/>
         <w:jc w:val="both"/>
+        <w:rPr>
+          <w:rFonts w:ascii="ＭＳ ゴシック" w:eastAsia="ＭＳ ゴシック" w:hAnsi="ＭＳ ゴシック"/>
+          <w:color w:val="000000"/>
+          <w:sz w:val="21"/>
+          <w:szCs w:val="21"/>
+          <w:lang w:eastAsia="ja-JP"/>
+        </w:rPr>
+      </w:pPr>
+      <w:r>
         <w:rPr>
           <w:rFonts w:ascii="ＭＳ ゴシック" w:eastAsia="ＭＳ ゴシック" w:hAnsi="ＭＳ ゴシック" w:hint="eastAsia"/>
           <w:color w:val="000000"/>
@@ -4206,7 +4051,8 @@
           <w:szCs w:val="21"/>
           <w:lang w:eastAsia="ja-JP"/>
         </w:rPr>
-      </w:pPr>
+        <w:t>6</w:t>
+      </w:r>
       <w:r>
         <w:rPr>
           <w:rFonts w:ascii="ＭＳ ゴシック" w:eastAsia="ＭＳ ゴシック" w:hAnsi="ＭＳ ゴシック" w:hint="eastAsia"/>
@@ -4215,7 +4061,7 @@
           <w:szCs w:val="21"/>
           <w:lang w:eastAsia="ja-JP"/>
         </w:rPr>
-        <w:t>6</w:t>
+        <w:t xml:space="preserve">.1.　</w:t>
       </w:r>
       <w:r>
         <w:rPr>
@@ -4225,8 +4071,20 @@
           <w:szCs w:val="21"/>
           <w:lang w:eastAsia="ja-JP"/>
         </w:rPr>
-        <w:t xml:space="preserve">.1.　</w:t>
+        <w:t>作業員の健康状態の把握</w:t>
       </w:r>
+    </w:p>
+    <w:p>
+      <w:pPr>
+        <w:ind w:leftChars="200" w:left="480"/>
+        <w:jc w:val="both"/>
+        <w:rPr>
+          <w:rFonts w:ascii="ＭＳ ゴシック" w:eastAsia="ＭＳ ゴシック" w:hAnsi="ＭＳ ゴシック"/>
+          <w:sz w:val="21"/>
+          <w:szCs w:val="21"/>
+          <w:lang w:eastAsia="ja-JP"/>
+        </w:rPr>
+      </w:pPr>
       <w:r>
         <w:rPr>
           <w:rFonts w:ascii="ＭＳ ゴシック" w:eastAsia="ＭＳ ゴシック" w:hAnsi="ＭＳ ゴシック" w:hint="eastAsia"/>
@@ -4235,30 +4093,61 @@
           <w:szCs w:val="21"/>
           <w:lang w:eastAsia="ja-JP"/>
         </w:rPr>
-        <w:t>作業員の健康状態の把握</w:t>
+        <w:t>作業員の疾病や</w:t>
       </w:r>
-    </w:p>
-    <w:p>
-      <w:pPr>
-        <w:ind w:leftChars="200" w:left="480"/>
-        <w:jc w:val="both"/>
+      <w:r>
         <w:rPr>
           <w:rFonts w:ascii="ＭＳ ゴシック" w:eastAsia="ＭＳ ゴシック" w:hAnsi="ＭＳ ゴシック" w:hint="eastAsia"/>
           <w:sz w:val="21"/>
           <w:szCs w:val="21"/>
           <w:lang w:eastAsia="ja-JP"/>
         </w:rPr>
-      </w:pPr>
+        <w:t>体調不良は、作業工程のミス、作業効率の低下、事故につながることもある。そのため細胞の調製等に携わる</w:t>
+      </w:r>
       <w:r>
         <w:rPr>
           <w:rFonts w:ascii="ＭＳ ゴシック" w:eastAsia="ＭＳ ゴシック" w:hAnsi="ＭＳ ゴシック" w:hint="eastAsia"/>
+          <w:sz w:val="21"/>
+          <w:szCs w:val="21"/>
+          <w:lang w:eastAsia="ja-JP"/>
+        </w:rPr>
+        <w:t>者</w:t>
+      </w:r>
+      <w:r>
+        <w:rPr>
+          <w:rFonts w:ascii="ＭＳ ゴシック" w:eastAsia="ＭＳ ゴシック" w:hAnsi="ＭＳ ゴシック" w:hint="eastAsia"/>
+          <w:sz w:val="21"/>
+          <w:szCs w:val="21"/>
+          <w:lang w:eastAsia="ja-JP"/>
+        </w:rPr>
+        <w:t>は日頃から自身の健康管理・維持に努めなくてはならない。</w:t>
+      </w:r>
+    </w:p>
+    <w:p>
+      <w:pPr>
+        <w:ind w:left="181"/>
+        <w:jc w:val="both"/>
+        <w:rPr>
+          <w:rFonts w:ascii="ＭＳ ゴシック" w:eastAsia="ＭＳ ゴシック" w:hAnsi="ＭＳ ゴシック"/>
           <w:color w:val="000000"/>
           <w:sz w:val="21"/>
           <w:szCs w:val="21"/>
           <w:lang w:eastAsia="ja-JP"/>
         </w:rPr>
-        <w:t>作業員の疾病や</w:t>
-      </w:r>
+      </w:pPr>
+    </w:p>
+    <w:p>
+      <w:pPr>
+        <w:ind w:leftChars="100" w:left="240" w:firstLineChars="50" w:firstLine="105"/>
+        <w:jc w:val="both"/>
+        <w:rPr>
+          <w:rFonts w:ascii="ＭＳ ゴシック" w:eastAsia="ＭＳ ゴシック" w:hAnsi="ＭＳ ゴシック"/>
+          <w:color w:val="000000"/>
+          <w:sz w:val="21"/>
+          <w:szCs w:val="21"/>
+          <w:lang w:eastAsia="ja-JP"/>
+        </w:rPr>
+      </w:pPr>
       <w:r>
         <w:rPr>
           <w:rFonts w:ascii="ＭＳ ゴシック" w:eastAsia="ＭＳ ゴシック" w:hAnsi="ＭＳ ゴシック" w:hint="eastAsia"/>
@@ -4266,7 +4155,7 @@
           <w:szCs w:val="21"/>
           <w:lang w:eastAsia="ja-JP"/>
         </w:rPr>
-        <w:t>体調不良は、作業工程のミス、作業効率の低下、事故につながることもある。そのため細胞の調製等に携わる</w:t>
+        <w:t>6</w:t>
       </w:r>
       <w:r>
         <w:rPr>
@@ -4275,7 +4164,7 @@
           <w:szCs w:val="21"/>
           <w:lang w:eastAsia="ja-JP"/>
         </w:rPr>
-        <w:t>者</w:t>
+        <w:t xml:space="preserve">.2.　</w:t>
       </w:r>
       <w:r>
         <w:rPr>
@@ -4284,29 +4173,18 @@
           <w:szCs w:val="21"/>
           <w:lang w:eastAsia="ja-JP"/>
         </w:rPr>
-        <w:t>は日頃から自身の健康管理・維持に努めなくてはならない。</w:t>
+        <w:t>作業員の健康管理</w:t>
       </w:r>
     </w:p>
     <w:p>
       <w:pPr>
-        <w:ind w:left="181"/>
+        <w:tabs>
+          <w:tab w:val="num" w:pos="1560"/>
+        </w:tabs>
+        <w:ind w:firstLineChars="150" w:firstLine="315"/>
         <w:jc w:val="both"/>
         <w:rPr>
-          <w:rFonts w:ascii="ＭＳ ゴシック" w:eastAsia="ＭＳ ゴシック" w:hAnsi="ＭＳ ゴシック" w:hint="eastAsia"/>
-          <w:color w:val="000000"/>
-          <w:sz w:val="21"/>
-          <w:szCs w:val="21"/>
-          <w:lang w:eastAsia="ja-JP"/>
-        </w:rPr>
-      </w:pPr>
-    </w:p>
-    <w:p>
-      <w:pPr>
-        <w:ind w:leftChars="100" w:left="240" w:firstLineChars="50" w:firstLine="105"/>
-        <w:jc w:val="both"/>
-        <w:rPr>
-          <w:rFonts w:ascii="ＭＳ ゴシック" w:eastAsia="ＭＳ ゴシック" w:hAnsi="ＭＳ ゴシック" w:hint="eastAsia"/>
-          <w:color w:val="000000"/>
+          <w:rFonts w:ascii="ＭＳ ゴシック" w:eastAsia="ＭＳ ゴシック" w:hAnsi="ＭＳ ゴシック"/>
           <w:sz w:val="21"/>
           <w:szCs w:val="21"/>
           <w:lang w:eastAsia="ja-JP"/>
@@ -4319,7 +4197,7 @@
           <w:szCs w:val="21"/>
           <w:lang w:eastAsia="ja-JP"/>
         </w:rPr>
-        <w:t>6</w:t>
+        <w:t>作業員は就業規則</w:t>
       </w:r>
       <w:r>
         <w:rPr>
@@ -4328,7 +4206,7 @@
           <w:szCs w:val="21"/>
           <w:lang w:eastAsia="ja-JP"/>
         </w:rPr>
-        <w:t xml:space="preserve">.2.　</w:t>
+        <w:t>等</w:t>
       </w:r>
       <w:r>
         <w:rPr>
@@ -4337,48 +4215,6 @@
           <w:szCs w:val="21"/>
           <w:lang w:eastAsia="ja-JP"/>
         </w:rPr>
-        <w:t>作業員の健康管理</w:t>
-      </w:r>
-    </w:p>
-    <w:p>
-      <w:pPr>
-        <w:tabs>
-          <w:tab w:val="num" w:pos="1560"/>
-        </w:tabs>
-        <w:ind w:firstLineChars="150" w:firstLine="315"/>
-        <w:jc w:val="both"/>
-        <w:rPr>
-          <w:rFonts w:ascii="ＭＳ ゴシック" w:eastAsia="ＭＳ ゴシック" w:hAnsi="ＭＳ ゴシック" w:hint="eastAsia"/>
-          <w:sz w:val="21"/>
-          <w:szCs w:val="21"/>
-          <w:lang w:eastAsia="ja-JP"/>
-        </w:rPr>
-      </w:pPr>
-      <w:r>
-        <w:rPr>
-          <w:rFonts w:ascii="ＭＳ ゴシック" w:eastAsia="ＭＳ ゴシック" w:hAnsi="ＭＳ ゴシック" w:hint="eastAsia"/>
-          <w:sz w:val="21"/>
-          <w:szCs w:val="21"/>
-          <w:lang w:eastAsia="ja-JP"/>
-        </w:rPr>
-        <w:t>作業員は就業規則</w:t>
-      </w:r>
-      <w:r>
-        <w:rPr>
-          <w:rFonts w:ascii="ＭＳ ゴシック" w:eastAsia="ＭＳ ゴシック" w:hAnsi="ＭＳ ゴシック" w:hint="eastAsia"/>
-          <w:sz w:val="21"/>
-          <w:szCs w:val="21"/>
-          <w:lang w:eastAsia="ja-JP"/>
-        </w:rPr>
-        <w:t>等</w:t>
-      </w:r>
-      <w:r>
-        <w:rPr>
-          <w:rFonts w:ascii="ＭＳ ゴシック" w:eastAsia="ＭＳ ゴシック" w:hAnsi="ＭＳ ゴシック" w:hint="eastAsia"/>
-          <w:sz w:val="21"/>
-          <w:szCs w:val="21"/>
-          <w:lang w:eastAsia="ja-JP"/>
-        </w:rPr>
         <w:t>に準じた職員健康診断を受けなければならない。</w:t>
       </w:r>
     </w:p>
@@ -4386,7 +4222,7 @@
       <w:pPr>
         <w:pStyle w:val="ab"/>
         <w:rPr>
-          <w:rFonts w:ascii="ＭＳ ゴシック" w:eastAsia="ＭＳ ゴシック" w:hAnsi="ＭＳ ゴシック" w:hint="eastAsia"/>
+          <w:rFonts w:ascii="ＭＳ ゴシック" w:eastAsia="ＭＳ ゴシック" w:hAnsi="ＭＳ ゴシック"/>
           <w:sz w:val="21"/>
           <w:szCs w:val="21"/>
         </w:rPr>
@@ -4400,12 +4236,21 @@
           <w:numId w:val="1"/>
         </w:numPr>
         <w:rPr>
+          <w:rFonts w:ascii="ＭＳ ゴシック" w:eastAsia="ＭＳ ゴシック" w:hAnsi="ＭＳ ゴシック"/>
+          <w:b/>
+          <w:sz w:val="21"/>
+          <w:szCs w:val="21"/>
+        </w:rPr>
+      </w:pPr>
+      <w:r>
+        <w:rPr>
           <w:rFonts w:ascii="ＭＳ ゴシック" w:eastAsia="ＭＳ ゴシック" w:hAnsi="ＭＳ ゴシック" w:hint="eastAsia"/>
           <w:b/>
           <w:sz w:val="21"/>
           <w:szCs w:val="21"/>
         </w:rPr>
-      </w:pPr>
+        <w:t>記録</w:t>
+      </w:r>
       <w:r>
         <w:rPr>
           <w:rFonts w:ascii="ＭＳ ゴシック" w:eastAsia="ＭＳ ゴシック" w:hAnsi="ＭＳ ゴシック" w:hint="eastAsia"/>
@@ -4413,7 +4258,7 @@
           <w:sz w:val="21"/>
           <w:szCs w:val="21"/>
         </w:rPr>
-        <w:t>記録</w:t>
+        <w:t>等</w:t>
       </w:r>
       <w:r>
         <w:rPr>
@@ -4422,7 +4267,7 @@
           <w:sz w:val="21"/>
           <w:szCs w:val="21"/>
         </w:rPr>
-        <w:t>等</w:t>
+        <w:t>の保管管理</w:t>
       </w:r>
       <w:r>
         <w:rPr>
@@ -4431,15 +4276,6 @@
           <w:sz w:val="21"/>
           <w:szCs w:val="21"/>
         </w:rPr>
-        <w:t>の保管管理</w:t>
-      </w:r>
-      <w:r>
-        <w:rPr>
-          <w:rFonts w:ascii="ＭＳ ゴシック" w:eastAsia="ＭＳ ゴシック" w:hAnsi="ＭＳ ゴシック" w:hint="eastAsia"/>
-          <w:b/>
-          <w:sz w:val="21"/>
-          <w:szCs w:val="21"/>
-        </w:rPr>
         <w:t>：</w:t>
       </w:r>
     </w:p>
@@ -4451,12 +4287,21 @@
         </w:tabs>
         <w:ind w:leftChars="200" w:left="480"/>
         <w:rPr>
+          <w:rFonts w:ascii="ＭＳ ゴシック" w:eastAsia="ＭＳ ゴシック" w:hAnsi="ＭＳ ゴシック"/>
+          <w:color w:val="000000"/>
+          <w:sz w:val="21"/>
+          <w:szCs w:val="21"/>
+        </w:rPr>
+      </w:pPr>
+      <w:r>
+        <w:rPr>
           <w:rFonts w:ascii="ＭＳ ゴシック" w:eastAsia="ＭＳ ゴシック" w:hAnsi="ＭＳ ゴシック" w:hint="eastAsia"/>
           <w:color w:val="000000"/>
           <w:sz w:val="21"/>
           <w:szCs w:val="21"/>
         </w:rPr>
-      </w:pPr>
+        <w:t>本</w:t>
+      </w:r>
       <w:r>
         <w:rPr>
           <w:rFonts w:ascii="ＭＳ ゴシック" w:eastAsia="ＭＳ ゴシック" w:hAnsi="ＭＳ ゴシック" w:hint="eastAsia"/>
@@ -4464,7 +4309,7 @@
           <w:sz w:val="21"/>
           <w:szCs w:val="21"/>
         </w:rPr>
-        <w:t>本</w:t>
+        <w:t>手順書</w:t>
       </w:r>
       <w:r>
         <w:rPr>
@@ -4473,7 +4318,7 @@
           <w:sz w:val="21"/>
           <w:szCs w:val="21"/>
         </w:rPr>
-        <w:t>手順書</w:t>
+        <w:t>に規定する記録</w:t>
       </w:r>
       <w:r>
         <w:rPr>
@@ -4482,7 +4327,7 @@
           <w:sz w:val="21"/>
           <w:szCs w:val="21"/>
         </w:rPr>
-        <w:t>に規定する記録</w:t>
+        <w:t>等</w:t>
       </w:r>
       <w:r>
         <w:rPr>
@@ -4491,7 +4336,7 @@
           <w:sz w:val="21"/>
           <w:szCs w:val="21"/>
         </w:rPr>
-        <w:t>等</w:t>
+        <w:t>が発生した場合、</w:t>
       </w:r>
       <w:r>
         <w:rPr>
@@ -4500,7 +4345,7 @@
           <w:sz w:val="21"/>
           <w:szCs w:val="21"/>
         </w:rPr>
-        <w:t>が発生した場合、</w:t>
+        <w:t>「</w:t>
       </w:r>
       <w:r>
         <w:rPr>
@@ -4509,7 +4354,15 @@
           <w:sz w:val="21"/>
           <w:szCs w:val="21"/>
         </w:rPr>
-        <w:t>「</w:t>
+        <w:t>文書及び記録の管理に関する手順書</w:t>
+      </w:r>
+      <w:r>
+        <w:rPr>
+          <w:rFonts w:ascii="ＭＳ ゴシック" w:eastAsia="ＭＳ ゴシック" w:hAnsi="ＭＳ ゴシック" w:hint="eastAsia"/>
+          <w:sz w:val="21"/>
+          <w:szCs w:val="21"/>
+        </w:rPr>
+        <w:t>」に従って保管する</w:t>
       </w:r>
       <w:r>
         <w:rPr>
@@ -4518,23 +4371,6 @@
           <w:sz w:val="21"/>
           <w:szCs w:val="21"/>
         </w:rPr>
-        <w:t>文書及び記録の管理に関する手順書</w:t>
-      </w:r>
-      <w:r>
-        <w:rPr>
-          <w:rFonts w:ascii="ＭＳ ゴシック" w:eastAsia="ＭＳ ゴシック" w:hAnsi="ＭＳ ゴシック" w:hint="eastAsia"/>
-          <w:sz w:val="21"/>
-          <w:szCs w:val="21"/>
-        </w:rPr>
-        <w:t>」に従って保管する</w:t>
-      </w:r>
-      <w:r>
-        <w:rPr>
-          <w:rFonts w:ascii="ＭＳ ゴシック" w:eastAsia="ＭＳ ゴシック" w:hAnsi="ＭＳ ゴシック" w:hint="eastAsia"/>
-          <w:color w:val="000000"/>
-          <w:sz w:val="21"/>
-          <w:szCs w:val="21"/>
-        </w:rPr>
         <w:t>。</w:t>
       </w:r>
     </w:p>
@@ -4546,36 +4382,6 @@
         </w:tabs>
         <w:ind w:leftChars="200" w:left="480"/>
         <w:rPr>
-          <w:rFonts w:ascii="ＭＳ ゴシック" w:eastAsia="ＭＳ ゴシック" w:hAnsi="ＭＳ ゴシック" w:hint="eastAsia"/>
-          <w:color w:val="000000"/>
-          <w:sz w:val="21"/>
-          <w:szCs w:val="21"/>
-        </w:rPr>
-      </w:pPr>
-    </w:p>
-    <w:p>
-      <w:pPr>
-        <w:pStyle w:val="ab"/>
-        <w:tabs>
-          <w:tab w:val="left" w:pos="8505"/>
-        </w:tabs>
-        <w:ind w:leftChars="200" w:left="480"/>
-        <w:rPr>
-          <w:rFonts w:ascii="ＭＳ ゴシック" w:eastAsia="ＭＳ ゴシック" w:hAnsi="ＭＳ ゴシック" w:hint="eastAsia"/>
-          <w:color w:val="000000"/>
-          <w:sz w:val="21"/>
-          <w:szCs w:val="21"/>
-        </w:rPr>
-      </w:pPr>
-    </w:p>
-    <w:p>
-      <w:pPr>
-        <w:pStyle w:val="ab"/>
-        <w:tabs>
-          <w:tab w:val="left" w:pos="8505"/>
-        </w:tabs>
-        <w:ind w:leftChars="200" w:left="480"/>
-        <w:rPr>
           <w:rFonts w:ascii="ＭＳ ゴシック" w:eastAsia="ＭＳ ゴシック" w:hAnsi="ＭＳ ゴシック"/>
           <w:color w:val="000000"/>
           <w:sz w:val="21"/>
@@ -4591,7 +4397,7 @@
         </w:tabs>
         <w:ind w:leftChars="200" w:left="480"/>
         <w:rPr>
-          <w:rFonts w:ascii="ＭＳ ゴシック" w:eastAsia="ＭＳ ゴシック" w:hAnsi="ＭＳ ゴシック" w:hint="eastAsia"/>
+          <w:rFonts w:ascii="ＭＳ ゴシック" w:eastAsia="ＭＳ ゴシック" w:hAnsi="ＭＳ ゴシック"/>
           <w:color w:val="000000"/>
           <w:sz w:val="21"/>
           <w:szCs w:val="21"/>
@@ -4604,8 +4410,38 @@
         <w:tabs>
           <w:tab w:val="left" w:pos="8505"/>
         </w:tabs>
-        <w:rPr>
-          <w:rFonts w:ascii="ＭＳ ゴシック" w:eastAsia="ＭＳ ゴシック" w:hAnsi="ＭＳ ゴシック" w:hint="eastAsia"/>
+        <w:ind w:leftChars="200" w:left="480"/>
+        <w:rPr>
+          <w:rFonts w:ascii="ＭＳ ゴシック" w:eastAsia="ＭＳ ゴシック" w:hAnsi="ＭＳ ゴシック"/>
+          <w:color w:val="000000"/>
+          <w:sz w:val="21"/>
+          <w:szCs w:val="21"/>
+        </w:rPr>
+      </w:pPr>
+    </w:p>
+    <w:p>
+      <w:pPr>
+        <w:pStyle w:val="ab"/>
+        <w:tabs>
+          <w:tab w:val="left" w:pos="8505"/>
+        </w:tabs>
+        <w:ind w:leftChars="200" w:left="480"/>
+        <w:rPr>
+          <w:rFonts w:ascii="ＭＳ ゴシック" w:eastAsia="ＭＳ ゴシック" w:hAnsi="ＭＳ ゴシック"/>
+          <w:color w:val="000000"/>
+          <w:sz w:val="21"/>
+          <w:szCs w:val="21"/>
+        </w:rPr>
+      </w:pPr>
+    </w:p>
+    <w:p>
+      <w:pPr>
+        <w:pStyle w:val="ab"/>
+        <w:tabs>
+          <w:tab w:val="left" w:pos="8505"/>
+        </w:tabs>
+        <w:rPr>
+          <w:rFonts w:ascii="ＭＳ ゴシック" w:eastAsia="ＭＳ ゴシック" w:hAnsi="ＭＳ ゴシック"/>
           <w:color w:val="000000"/>
           <w:sz w:val="21"/>
           <w:szCs w:val="21"/>
@@ -4631,19 +4467,19 @@
         <w:ind w:leftChars="200" w:left="480"/>
         <w:jc w:val="center"/>
         <w:rPr>
+          <w:rFonts w:ascii="ＭＳ ゴシック" w:eastAsia="ＭＳ ゴシック" w:hAnsi="ＭＳ ゴシック"/>
+          <w:color w:val="000000"/>
+          <w:sz w:val="21"/>
+          <w:szCs w:val="21"/>
+        </w:rPr>
+      </w:pPr>
+      <w:r>
+        <w:rPr>
           <w:rFonts w:ascii="ＭＳ ゴシック" w:eastAsia="ＭＳ ゴシック" w:hAnsi="ＭＳ ゴシック" w:hint="eastAsia"/>
           <w:color w:val="000000"/>
           <w:sz w:val="21"/>
           <w:szCs w:val="21"/>
         </w:rPr>
-      </w:pPr>
-      <w:r>
-        <w:rPr>
-          <w:rFonts w:ascii="ＭＳ ゴシック" w:eastAsia="ＭＳ ゴシック" w:hAnsi="ＭＳ ゴシック" w:hint="eastAsia"/>
-          <w:color w:val="000000"/>
-          <w:sz w:val="21"/>
-          <w:szCs w:val="21"/>
-        </w:rPr>
         <w:t>入退室記録</w:t>
       </w:r>
     </w:p>
@@ -4656,7 +4492,7 @@
         <w:ind w:leftChars="200" w:left="480"/>
         <w:jc w:val="center"/>
         <w:rPr>
-          <w:rFonts w:ascii="ＭＳ ゴシック" w:eastAsia="ＭＳ ゴシック" w:hAnsi="ＭＳ ゴシック" w:hint="eastAsia"/>
+          <w:rFonts w:ascii="ＭＳ ゴシック" w:eastAsia="ＭＳ ゴシック" w:hAnsi="ＭＳ ゴシック"/>
           <w:color w:val="000000"/>
           <w:sz w:val="21"/>
           <w:szCs w:val="21"/>
@@ -4669,7 +4505,6 @@
         <w:ind w:leftChars="75" w:left="180"/>
         <w:jc w:val="right"/>
         <w:rPr>
-          <w:rFonts w:hint="eastAsia"/>
           <w:sz w:val="21"/>
           <w:lang w:eastAsia="ja-JP"/>
         </w:rPr>
@@ -4680,7 +4515,6 @@
         <w:ind w:leftChars="75" w:left="180"/>
         <w:jc w:val="right"/>
         <w:rPr>
-          <w:rFonts w:hint="eastAsia"/>
           <w:sz w:val="21"/>
           <w:lang w:eastAsia="ja-JP"/>
         </w:rPr>
@@ -4739,7 +4573,7 @@
             <w:pPr>
               <w:jc w:val="center"/>
               <w:rPr>
-                <w:rFonts w:ascii="ＭＳ ゴシック" w:eastAsia="ＭＳ ゴシック" w:hAnsi="ＭＳ ゴシック" w:hint="eastAsia"/>
+                <w:rFonts w:ascii="ＭＳ ゴシック" w:eastAsia="ＭＳ ゴシック" w:hAnsi="ＭＳ ゴシック"/>
                 <w:sz w:val="21"/>
                 <w:lang w:eastAsia="ja-JP"/>
               </w:rPr>
@@ -4762,7 +4596,7 @@
             <w:pPr>
               <w:jc w:val="center"/>
               <w:rPr>
-                <w:rFonts w:ascii="ＭＳ ゴシック" w:eastAsia="ＭＳ ゴシック" w:hAnsi="ＭＳ ゴシック" w:hint="eastAsia"/>
+                <w:rFonts w:ascii="ＭＳ ゴシック" w:eastAsia="ＭＳ ゴシック" w:hAnsi="ＭＳ ゴシック"/>
                 <w:sz w:val="21"/>
                 <w:lang w:eastAsia="ja-JP"/>
               </w:rPr>
@@ -4785,7 +4619,7 @@
             <w:pPr>
               <w:jc w:val="center"/>
               <w:rPr>
-                <w:rFonts w:ascii="ＭＳ ゴシック" w:eastAsia="ＭＳ ゴシック" w:hAnsi="ＭＳ ゴシック" w:hint="eastAsia"/>
+                <w:rFonts w:ascii="ＭＳ ゴシック" w:eastAsia="ＭＳ ゴシック" w:hAnsi="ＭＳ ゴシック"/>
                 <w:sz w:val="21"/>
                 <w:lang w:eastAsia="ja-JP"/>
               </w:rPr>
@@ -4808,7 +4642,7 @@
             <w:pPr>
               <w:jc w:val="center"/>
               <w:rPr>
-                <w:rFonts w:ascii="ＭＳ ゴシック" w:eastAsia="ＭＳ ゴシック" w:hAnsi="ＭＳ ゴシック" w:hint="eastAsia"/>
+                <w:rFonts w:ascii="ＭＳ ゴシック" w:eastAsia="ＭＳ ゴシック" w:hAnsi="ＭＳ ゴシック"/>
                 <w:sz w:val="21"/>
                 <w:lang w:eastAsia="ja-JP"/>
               </w:rPr>
@@ -4833,7 +4667,7 @@
             <w:pPr>
               <w:jc w:val="center"/>
               <w:rPr>
-                <w:rFonts w:ascii="ＭＳ ゴシック" w:eastAsia="ＭＳ ゴシック" w:hAnsi="ＭＳ ゴシック" w:hint="eastAsia"/>
+                <w:rFonts w:ascii="ＭＳ ゴシック" w:eastAsia="ＭＳ ゴシック" w:hAnsi="ＭＳ ゴシック"/>
                 <w:sz w:val="21"/>
                 <w:lang w:eastAsia="ja-JP"/>
               </w:rPr>
@@ -4848,7 +4682,7 @@
             <w:pPr>
               <w:jc w:val="center"/>
               <w:rPr>
-                <w:rFonts w:ascii="ＭＳ ゴシック" w:eastAsia="ＭＳ ゴシック" w:hAnsi="ＭＳ ゴシック" w:hint="eastAsia"/>
+                <w:rFonts w:ascii="ＭＳ ゴシック" w:eastAsia="ＭＳ ゴシック" w:hAnsi="ＭＳ ゴシック"/>
                 <w:sz w:val="21"/>
                 <w:lang w:eastAsia="ja-JP"/>
               </w:rPr>
@@ -4871,7 +4705,7 @@
             <w:pPr>
               <w:jc w:val="center"/>
               <w:rPr>
-                <w:rFonts w:ascii="ＭＳ ゴシック" w:eastAsia="ＭＳ ゴシック" w:hAnsi="ＭＳ ゴシック" w:hint="eastAsia"/>
+                <w:rFonts w:ascii="ＭＳ ゴシック" w:eastAsia="ＭＳ ゴシック" w:hAnsi="ＭＳ ゴシック"/>
                 <w:sz w:val="21"/>
                 <w:lang w:eastAsia="ja-JP"/>
               </w:rPr>
@@ -4894,7 +4728,7 @@
             <w:pPr>
               <w:jc w:val="center"/>
               <w:rPr>
-                <w:rFonts w:ascii="ＭＳ ゴシック" w:eastAsia="ＭＳ ゴシック" w:hAnsi="ＭＳ ゴシック" w:hint="eastAsia"/>
+                <w:rFonts w:ascii="ＭＳ ゴシック" w:eastAsia="ＭＳ ゴシック" w:hAnsi="ＭＳ ゴシック"/>
                 <w:sz w:val="21"/>
                 <w:lang w:eastAsia="ja-JP"/>
               </w:rPr>
@@ -4935,7 +4769,7 @@
             <w:pPr>
               <w:jc w:val="center"/>
               <w:rPr>
-                <w:rFonts w:ascii="ＭＳ ゴシック" w:eastAsia="ＭＳ ゴシック" w:hAnsi="ＭＳ ゴシック" w:hint="eastAsia"/>
+                <w:rFonts w:ascii="ＭＳ ゴシック" w:eastAsia="ＭＳ ゴシック" w:hAnsi="ＭＳ ゴシック"/>
                 <w:sz w:val="21"/>
                 <w:lang w:eastAsia="ja-JP"/>
               </w:rPr>
@@ -4950,7 +4784,7 @@
             <w:pPr>
               <w:jc w:val="center"/>
               <w:rPr>
-                <w:rFonts w:ascii="ＭＳ ゴシック" w:eastAsia="ＭＳ ゴシック" w:hAnsi="ＭＳ ゴシック" w:hint="eastAsia"/>
+                <w:rFonts w:ascii="ＭＳ ゴシック" w:eastAsia="ＭＳ ゴシック" w:hAnsi="ＭＳ ゴシック"/>
                 <w:sz w:val="21"/>
                 <w:lang w:eastAsia="ja-JP"/>
               </w:rPr>
@@ -4973,7 +4807,7 @@
             <w:pPr>
               <w:jc w:val="center"/>
               <w:rPr>
-                <w:rFonts w:ascii="ＭＳ ゴシック" w:eastAsia="ＭＳ ゴシック" w:hAnsi="ＭＳ ゴシック" w:hint="eastAsia"/>
+                <w:rFonts w:ascii="ＭＳ ゴシック" w:eastAsia="ＭＳ ゴシック" w:hAnsi="ＭＳ ゴシック"/>
                 <w:sz w:val="21"/>
                 <w:lang w:eastAsia="ja-JP"/>
               </w:rPr>
@@ -4996,7 +4830,7 @@
             <w:pPr>
               <w:jc w:val="center"/>
               <w:rPr>
-                <w:rFonts w:ascii="ＭＳ ゴシック" w:eastAsia="ＭＳ ゴシック" w:hAnsi="ＭＳ ゴシック" w:hint="eastAsia"/>
+                <w:rFonts w:ascii="ＭＳ ゴシック" w:eastAsia="ＭＳ ゴシック" w:hAnsi="ＭＳ ゴシック"/>
                 <w:sz w:val="21"/>
                 <w:lang w:eastAsia="ja-JP"/>
               </w:rPr>
@@ -5021,7 +4855,7 @@
             <w:pPr>
               <w:jc w:val="center"/>
               <w:rPr>
-                <w:rFonts w:ascii="ＭＳ ゴシック" w:eastAsia="ＭＳ ゴシック" w:hAnsi="ＭＳ ゴシック" w:hint="eastAsia"/>
+                <w:rFonts w:ascii="ＭＳ ゴシック" w:eastAsia="ＭＳ ゴシック" w:hAnsi="ＭＳ ゴシック"/>
                 <w:sz w:val="21"/>
                 <w:lang w:eastAsia="ja-JP"/>
               </w:rPr>
@@ -5036,7 +4870,7 @@
             <w:pPr>
               <w:jc w:val="center"/>
               <w:rPr>
-                <w:rFonts w:ascii="ＭＳ ゴシック" w:eastAsia="ＭＳ ゴシック" w:hAnsi="ＭＳ ゴシック" w:hint="eastAsia"/>
+                <w:rFonts w:ascii="ＭＳ ゴシック" w:eastAsia="ＭＳ ゴシック" w:hAnsi="ＭＳ ゴシック"/>
                 <w:sz w:val="21"/>
                 <w:lang w:eastAsia="ja-JP"/>
               </w:rPr>
@@ -5059,7 +4893,7 @@
             <w:pPr>
               <w:jc w:val="center"/>
               <w:rPr>
-                <w:rFonts w:ascii="ＭＳ ゴシック" w:eastAsia="ＭＳ ゴシック" w:hAnsi="ＭＳ ゴシック" w:hint="eastAsia"/>
+                <w:rFonts w:ascii="ＭＳ ゴシック" w:eastAsia="ＭＳ ゴシック" w:hAnsi="ＭＳ ゴシック"/>
                 <w:sz w:val="21"/>
                 <w:lang w:eastAsia="ja-JP"/>
               </w:rPr>
@@ -5082,7 +4916,7 @@
             <w:pPr>
               <w:jc w:val="center"/>
               <w:rPr>
-                <w:rFonts w:ascii="ＭＳ ゴシック" w:eastAsia="ＭＳ ゴシック" w:hAnsi="ＭＳ ゴシック" w:hint="eastAsia"/>
+                <w:rFonts w:ascii="ＭＳ ゴシック" w:eastAsia="ＭＳ ゴシック" w:hAnsi="ＭＳ ゴシック"/>
                 <w:sz w:val="21"/>
                 <w:lang w:eastAsia="ja-JP"/>
               </w:rPr>
@@ -5107,7 +4941,7 @@
             <w:pPr>
               <w:jc w:val="center"/>
               <w:rPr>
-                <w:rFonts w:ascii="ＭＳ ゴシック" w:eastAsia="ＭＳ ゴシック" w:hAnsi="ＭＳ ゴシック" w:hint="eastAsia"/>
+                <w:rFonts w:ascii="ＭＳ ゴシック" w:eastAsia="ＭＳ ゴシック" w:hAnsi="ＭＳ ゴシック"/>
                 <w:sz w:val="21"/>
                 <w:lang w:eastAsia="ja-JP"/>
               </w:rPr>
@@ -5122,7 +4956,7 @@
             <w:pPr>
               <w:jc w:val="center"/>
               <w:rPr>
-                <w:rFonts w:ascii="ＭＳ ゴシック" w:eastAsia="ＭＳ ゴシック" w:hAnsi="ＭＳ ゴシック" w:hint="eastAsia"/>
+                <w:rFonts w:ascii="ＭＳ ゴシック" w:eastAsia="ＭＳ ゴシック" w:hAnsi="ＭＳ ゴシック"/>
                 <w:sz w:val="21"/>
                 <w:lang w:eastAsia="ja-JP"/>
               </w:rPr>
@@ -5145,7 +4979,7 @@
             <w:pPr>
               <w:jc w:val="center"/>
               <w:rPr>
-                <w:rFonts w:ascii="ＭＳ ゴシック" w:eastAsia="ＭＳ ゴシック" w:hAnsi="ＭＳ ゴシック" w:hint="eastAsia"/>
+                <w:rFonts w:ascii="ＭＳ ゴシック" w:eastAsia="ＭＳ ゴシック" w:hAnsi="ＭＳ ゴシック"/>
                 <w:sz w:val="21"/>
                 <w:lang w:eastAsia="ja-JP"/>
               </w:rPr>
@@ -5168,7 +5002,7 @@
             <w:pPr>
               <w:jc w:val="center"/>
               <w:rPr>
-                <w:rFonts w:ascii="ＭＳ ゴシック" w:eastAsia="ＭＳ ゴシック" w:hAnsi="ＭＳ ゴシック" w:hint="eastAsia"/>
+                <w:rFonts w:ascii="ＭＳ ゴシック" w:eastAsia="ＭＳ ゴシック" w:hAnsi="ＭＳ ゴシック"/>
                 <w:sz w:val="21"/>
                 <w:lang w:eastAsia="ja-JP"/>
               </w:rPr>
@@ -5193,7 +5027,7 @@
             <w:pPr>
               <w:jc w:val="center"/>
               <w:rPr>
-                <w:rFonts w:ascii="ＭＳ ゴシック" w:eastAsia="ＭＳ ゴシック" w:hAnsi="ＭＳ ゴシック" w:hint="eastAsia"/>
+                <w:rFonts w:ascii="ＭＳ ゴシック" w:eastAsia="ＭＳ ゴシック" w:hAnsi="ＭＳ ゴシック"/>
                 <w:sz w:val="21"/>
                 <w:lang w:eastAsia="ja-JP"/>
               </w:rPr>
@@ -5208,7 +5042,7 @@
             <w:pPr>
               <w:jc w:val="center"/>
               <w:rPr>
-                <w:rFonts w:ascii="ＭＳ ゴシック" w:eastAsia="ＭＳ ゴシック" w:hAnsi="ＭＳ ゴシック" w:hint="eastAsia"/>
+                <w:rFonts w:ascii="ＭＳ ゴシック" w:eastAsia="ＭＳ ゴシック" w:hAnsi="ＭＳ ゴシック"/>
                 <w:sz w:val="21"/>
                 <w:lang w:eastAsia="ja-JP"/>
               </w:rPr>
@@ -5231,7 +5065,7 @@
             <w:pPr>
               <w:jc w:val="center"/>
               <w:rPr>
-                <w:rFonts w:ascii="ＭＳ ゴシック" w:eastAsia="ＭＳ ゴシック" w:hAnsi="ＭＳ ゴシック" w:hint="eastAsia"/>
+                <w:rFonts w:ascii="ＭＳ ゴシック" w:eastAsia="ＭＳ ゴシック" w:hAnsi="ＭＳ ゴシック"/>
                 <w:sz w:val="21"/>
                 <w:lang w:eastAsia="ja-JP"/>
               </w:rPr>
@@ -5254,7 +5088,7 @@
             <w:pPr>
               <w:jc w:val="center"/>
               <w:rPr>
-                <w:rFonts w:ascii="ＭＳ ゴシック" w:eastAsia="ＭＳ ゴシック" w:hAnsi="ＭＳ ゴシック" w:hint="eastAsia"/>
+                <w:rFonts w:ascii="ＭＳ ゴシック" w:eastAsia="ＭＳ ゴシック" w:hAnsi="ＭＳ ゴシック"/>
                 <w:sz w:val="21"/>
                 <w:lang w:eastAsia="ja-JP"/>
               </w:rPr>
@@ -5279,7 +5113,7 @@
             <w:pPr>
               <w:jc w:val="center"/>
               <w:rPr>
-                <w:rFonts w:ascii="ＭＳ ゴシック" w:eastAsia="ＭＳ ゴシック" w:hAnsi="ＭＳ ゴシック" w:hint="eastAsia"/>
+                <w:rFonts w:ascii="ＭＳ ゴシック" w:eastAsia="ＭＳ ゴシック" w:hAnsi="ＭＳ ゴシック"/>
                 <w:sz w:val="21"/>
                 <w:lang w:eastAsia="ja-JP"/>
               </w:rPr>
@@ -5294,7 +5128,7 @@
             <w:pPr>
               <w:jc w:val="center"/>
               <w:rPr>
-                <w:rFonts w:ascii="ＭＳ ゴシック" w:eastAsia="ＭＳ ゴシック" w:hAnsi="ＭＳ ゴシック" w:hint="eastAsia"/>
+                <w:rFonts w:ascii="ＭＳ ゴシック" w:eastAsia="ＭＳ ゴシック" w:hAnsi="ＭＳ ゴシック"/>
                 <w:sz w:val="21"/>
                 <w:lang w:eastAsia="ja-JP"/>
               </w:rPr>
@@ -5317,7 +5151,7 @@
             <w:pPr>
               <w:jc w:val="center"/>
               <w:rPr>
-                <w:rFonts w:ascii="ＭＳ ゴシック" w:eastAsia="ＭＳ ゴシック" w:hAnsi="ＭＳ ゴシック" w:hint="eastAsia"/>
+                <w:rFonts w:ascii="ＭＳ ゴシック" w:eastAsia="ＭＳ ゴシック" w:hAnsi="ＭＳ ゴシック"/>
                 <w:sz w:val="21"/>
                 <w:lang w:eastAsia="ja-JP"/>
               </w:rPr>
@@ -5340,7 +5174,7 @@
             <w:pPr>
               <w:jc w:val="center"/>
               <w:rPr>
-                <w:rFonts w:ascii="ＭＳ ゴシック" w:eastAsia="ＭＳ ゴシック" w:hAnsi="ＭＳ ゴシック" w:hint="eastAsia"/>
+                <w:rFonts w:ascii="ＭＳ ゴシック" w:eastAsia="ＭＳ ゴシック" w:hAnsi="ＭＳ ゴシック"/>
                 <w:sz w:val="21"/>
                 <w:lang w:eastAsia="ja-JP"/>
               </w:rPr>
@@ -5365,7 +5199,7 @@
             <w:pPr>
               <w:jc w:val="center"/>
               <w:rPr>
-                <w:rFonts w:ascii="ＭＳ ゴシック" w:eastAsia="ＭＳ ゴシック" w:hAnsi="ＭＳ ゴシック" w:hint="eastAsia"/>
+                <w:rFonts w:ascii="ＭＳ ゴシック" w:eastAsia="ＭＳ ゴシック" w:hAnsi="ＭＳ ゴシック"/>
                 <w:sz w:val="21"/>
                 <w:lang w:eastAsia="ja-JP"/>
               </w:rPr>
@@ -5380,7 +5214,7 @@
             <w:pPr>
               <w:jc w:val="center"/>
               <w:rPr>
-                <w:rFonts w:ascii="ＭＳ ゴシック" w:eastAsia="ＭＳ ゴシック" w:hAnsi="ＭＳ ゴシック" w:hint="eastAsia"/>
+                <w:rFonts w:ascii="ＭＳ ゴシック" w:eastAsia="ＭＳ ゴシック" w:hAnsi="ＭＳ ゴシック"/>
                 <w:sz w:val="21"/>
                 <w:lang w:eastAsia="ja-JP"/>
               </w:rPr>
@@ -5403,7 +5237,7 @@
             <w:pPr>
               <w:jc w:val="center"/>
               <w:rPr>
-                <w:rFonts w:ascii="ＭＳ ゴシック" w:eastAsia="ＭＳ ゴシック" w:hAnsi="ＭＳ ゴシック" w:hint="eastAsia"/>
+                <w:rFonts w:ascii="ＭＳ ゴシック" w:eastAsia="ＭＳ ゴシック" w:hAnsi="ＭＳ ゴシック"/>
                 <w:sz w:val="21"/>
                 <w:lang w:eastAsia="ja-JP"/>
               </w:rPr>
@@ -5426,7 +5260,7 @@
             <w:pPr>
               <w:jc w:val="center"/>
               <w:rPr>
-                <w:rFonts w:ascii="ＭＳ ゴシック" w:eastAsia="ＭＳ ゴシック" w:hAnsi="ＭＳ ゴシック" w:hint="eastAsia"/>
+                <w:rFonts w:ascii="ＭＳ ゴシック" w:eastAsia="ＭＳ ゴシック" w:hAnsi="ＭＳ ゴシック"/>
                 <w:sz w:val="21"/>
                 <w:lang w:eastAsia="ja-JP"/>
               </w:rPr>
@@ -5451,7 +5285,7 @@
             <w:pPr>
               <w:jc w:val="center"/>
               <w:rPr>
-                <w:rFonts w:ascii="ＭＳ ゴシック" w:eastAsia="ＭＳ ゴシック" w:hAnsi="ＭＳ ゴシック" w:hint="eastAsia"/>
+                <w:rFonts w:ascii="ＭＳ ゴシック" w:eastAsia="ＭＳ ゴシック" w:hAnsi="ＭＳ ゴシック"/>
                 <w:sz w:val="21"/>
                 <w:lang w:eastAsia="ja-JP"/>
               </w:rPr>
@@ -5466,7 +5300,7 @@
             <w:pPr>
               <w:jc w:val="center"/>
               <w:rPr>
-                <w:rFonts w:ascii="ＭＳ ゴシック" w:eastAsia="ＭＳ ゴシック" w:hAnsi="ＭＳ ゴシック" w:hint="eastAsia"/>
+                <w:rFonts w:ascii="ＭＳ ゴシック" w:eastAsia="ＭＳ ゴシック" w:hAnsi="ＭＳ ゴシック"/>
                 <w:sz w:val="21"/>
                 <w:lang w:eastAsia="ja-JP"/>
               </w:rPr>
@@ -5489,7 +5323,7 @@
             <w:pPr>
               <w:jc w:val="center"/>
               <w:rPr>
-                <w:rFonts w:ascii="ＭＳ ゴシック" w:eastAsia="ＭＳ ゴシック" w:hAnsi="ＭＳ ゴシック" w:hint="eastAsia"/>
+                <w:rFonts w:ascii="ＭＳ ゴシック" w:eastAsia="ＭＳ ゴシック" w:hAnsi="ＭＳ ゴシック"/>
                 <w:sz w:val="21"/>
                 <w:lang w:eastAsia="ja-JP"/>
               </w:rPr>
@@ -5512,7 +5346,7 @@
             <w:pPr>
               <w:jc w:val="center"/>
               <w:rPr>
-                <w:rFonts w:ascii="ＭＳ ゴシック" w:eastAsia="ＭＳ ゴシック" w:hAnsi="ＭＳ ゴシック" w:hint="eastAsia"/>
+                <w:rFonts w:ascii="ＭＳ ゴシック" w:eastAsia="ＭＳ ゴシック" w:hAnsi="ＭＳ ゴシック"/>
                 <w:sz w:val="21"/>
                 <w:lang w:eastAsia="ja-JP"/>
               </w:rPr>
@@ -5537,7 +5371,7 @@
             <w:pPr>
               <w:jc w:val="center"/>
               <w:rPr>
-                <w:rFonts w:ascii="ＭＳ ゴシック" w:eastAsia="ＭＳ ゴシック" w:hAnsi="ＭＳ ゴシック" w:hint="eastAsia"/>
+                <w:rFonts w:ascii="ＭＳ ゴシック" w:eastAsia="ＭＳ ゴシック" w:hAnsi="ＭＳ ゴシック"/>
                 <w:sz w:val="21"/>
                 <w:lang w:eastAsia="ja-JP"/>
               </w:rPr>
@@ -5552,7 +5386,7 @@
             <w:pPr>
               <w:jc w:val="center"/>
               <w:rPr>
-                <w:rFonts w:ascii="ＭＳ ゴシック" w:eastAsia="ＭＳ ゴシック" w:hAnsi="ＭＳ ゴシック" w:hint="eastAsia"/>
+                <w:rFonts w:ascii="ＭＳ ゴシック" w:eastAsia="ＭＳ ゴシック" w:hAnsi="ＭＳ ゴシック"/>
                 <w:sz w:val="21"/>
                 <w:lang w:eastAsia="ja-JP"/>
               </w:rPr>
@@ -5575,7 +5409,7 @@
             <w:pPr>
               <w:jc w:val="center"/>
               <w:rPr>
-                <w:rFonts w:ascii="ＭＳ ゴシック" w:eastAsia="ＭＳ ゴシック" w:hAnsi="ＭＳ ゴシック" w:hint="eastAsia"/>
+                <w:rFonts w:ascii="ＭＳ ゴシック" w:eastAsia="ＭＳ ゴシック" w:hAnsi="ＭＳ ゴシック"/>
                 <w:sz w:val="21"/>
                 <w:lang w:eastAsia="ja-JP"/>
               </w:rPr>
@@ -5598,7 +5432,7 @@
             <w:pPr>
               <w:jc w:val="center"/>
               <w:rPr>
-                <w:rFonts w:ascii="ＭＳ ゴシック" w:eastAsia="ＭＳ ゴシック" w:hAnsi="ＭＳ ゴシック" w:hint="eastAsia"/>
+                <w:rFonts w:ascii="ＭＳ ゴシック" w:eastAsia="ＭＳ ゴシック" w:hAnsi="ＭＳ ゴシック"/>
                 <w:sz w:val="21"/>
                 <w:lang w:eastAsia="ja-JP"/>
               </w:rPr>
@@ -5623,7 +5457,7 @@
             <w:pPr>
               <w:jc w:val="center"/>
               <w:rPr>
-                <w:rFonts w:ascii="ＭＳ ゴシック" w:eastAsia="ＭＳ ゴシック" w:hAnsi="ＭＳ ゴシック" w:hint="eastAsia"/>
+                <w:rFonts w:ascii="ＭＳ ゴシック" w:eastAsia="ＭＳ ゴシック" w:hAnsi="ＭＳ ゴシック"/>
                 <w:sz w:val="21"/>
                 <w:lang w:eastAsia="ja-JP"/>
               </w:rPr>
@@ -5638,7 +5472,7 @@
             <w:pPr>
               <w:jc w:val="center"/>
               <w:rPr>
-                <w:rFonts w:ascii="ＭＳ ゴシック" w:eastAsia="ＭＳ ゴシック" w:hAnsi="ＭＳ ゴシック" w:hint="eastAsia"/>
+                <w:rFonts w:ascii="ＭＳ ゴシック" w:eastAsia="ＭＳ ゴシック" w:hAnsi="ＭＳ ゴシック"/>
                 <w:sz w:val="21"/>
                 <w:lang w:eastAsia="ja-JP"/>
               </w:rPr>
@@ -5661,7 +5495,7 @@
             <w:pPr>
               <w:jc w:val="center"/>
               <w:rPr>
-                <w:rFonts w:ascii="ＭＳ ゴシック" w:eastAsia="ＭＳ ゴシック" w:hAnsi="ＭＳ ゴシック" w:hint="eastAsia"/>
+                <w:rFonts w:ascii="ＭＳ ゴシック" w:eastAsia="ＭＳ ゴシック" w:hAnsi="ＭＳ ゴシック"/>
                 <w:sz w:val="21"/>
                 <w:lang w:eastAsia="ja-JP"/>
               </w:rPr>
@@ -5684,7 +5518,7 @@
             <w:pPr>
               <w:jc w:val="center"/>
               <w:rPr>
-                <w:rFonts w:ascii="ＭＳ ゴシック" w:eastAsia="ＭＳ ゴシック" w:hAnsi="ＭＳ ゴシック" w:hint="eastAsia"/>
+                <w:rFonts w:ascii="ＭＳ ゴシック" w:eastAsia="ＭＳ ゴシック" w:hAnsi="ＭＳ ゴシック"/>
                 <w:sz w:val="21"/>
                 <w:lang w:eastAsia="ja-JP"/>
               </w:rPr>
@@ -5709,7 +5543,7 @@
             <w:pPr>
               <w:jc w:val="center"/>
               <w:rPr>
-                <w:rFonts w:ascii="ＭＳ ゴシック" w:eastAsia="ＭＳ ゴシック" w:hAnsi="ＭＳ ゴシック" w:hint="eastAsia"/>
+                <w:rFonts w:ascii="ＭＳ ゴシック" w:eastAsia="ＭＳ ゴシック" w:hAnsi="ＭＳ ゴシック"/>
                 <w:sz w:val="21"/>
                 <w:lang w:eastAsia="ja-JP"/>
               </w:rPr>
@@ -5724,7 +5558,7 @@
             <w:pPr>
               <w:jc w:val="center"/>
               <w:rPr>
-                <w:rFonts w:ascii="ＭＳ ゴシック" w:eastAsia="ＭＳ ゴシック" w:hAnsi="ＭＳ ゴシック" w:hint="eastAsia"/>
+                <w:rFonts w:ascii="ＭＳ ゴシック" w:eastAsia="ＭＳ ゴシック" w:hAnsi="ＭＳ ゴシック"/>
                 <w:sz w:val="21"/>
                 <w:lang w:eastAsia="ja-JP"/>
               </w:rPr>
@@ -5747,7 +5581,7 @@
             <w:pPr>
               <w:jc w:val="center"/>
               <w:rPr>
-                <w:rFonts w:ascii="ＭＳ ゴシック" w:eastAsia="ＭＳ ゴシック" w:hAnsi="ＭＳ ゴシック" w:hint="eastAsia"/>
+                <w:rFonts w:ascii="ＭＳ ゴシック" w:eastAsia="ＭＳ ゴシック" w:hAnsi="ＭＳ ゴシック"/>
                 <w:sz w:val="21"/>
                 <w:lang w:eastAsia="ja-JP"/>
               </w:rPr>
@@ -5770,7 +5604,7 @@
             <w:pPr>
               <w:jc w:val="center"/>
               <w:rPr>
-                <w:rFonts w:ascii="ＭＳ ゴシック" w:eastAsia="ＭＳ ゴシック" w:hAnsi="ＭＳ ゴシック" w:hint="eastAsia"/>
+                <w:rFonts w:ascii="ＭＳ ゴシック" w:eastAsia="ＭＳ ゴシック" w:hAnsi="ＭＳ ゴシック"/>
                 <w:sz w:val="21"/>
                 <w:lang w:eastAsia="ja-JP"/>
               </w:rPr>
@@ -5795,7 +5629,7 @@
             <w:pPr>
               <w:jc w:val="center"/>
               <w:rPr>
-                <w:rFonts w:ascii="ＭＳ ゴシック" w:eastAsia="ＭＳ ゴシック" w:hAnsi="ＭＳ ゴシック" w:hint="eastAsia"/>
+                <w:rFonts w:ascii="ＭＳ ゴシック" w:eastAsia="ＭＳ ゴシック" w:hAnsi="ＭＳ ゴシック"/>
                 <w:sz w:val="21"/>
                 <w:lang w:eastAsia="ja-JP"/>
               </w:rPr>
@@ -5810,7 +5644,7 @@
             <w:pPr>
               <w:jc w:val="center"/>
               <w:rPr>
-                <w:rFonts w:ascii="ＭＳ ゴシック" w:eastAsia="ＭＳ ゴシック" w:hAnsi="ＭＳ ゴシック" w:hint="eastAsia"/>
+                <w:rFonts w:ascii="ＭＳ ゴシック" w:eastAsia="ＭＳ ゴシック" w:hAnsi="ＭＳ ゴシック"/>
                 <w:sz w:val="21"/>
                 <w:lang w:eastAsia="ja-JP"/>
               </w:rPr>
@@ -5833,7 +5667,7 @@
             <w:pPr>
               <w:jc w:val="center"/>
               <w:rPr>
-                <w:rFonts w:ascii="ＭＳ ゴシック" w:eastAsia="ＭＳ ゴシック" w:hAnsi="ＭＳ ゴシック" w:hint="eastAsia"/>
+                <w:rFonts w:ascii="ＭＳ ゴシック" w:eastAsia="ＭＳ ゴシック" w:hAnsi="ＭＳ ゴシック"/>
                 <w:sz w:val="21"/>
                 <w:lang w:eastAsia="ja-JP"/>
               </w:rPr>
@@ -5856,7 +5690,7 @@
             <w:pPr>
               <w:jc w:val="center"/>
               <w:rPr>
-                <w:rFonts w:ascii="ＭＳ ゴシック" w:eastAsia="ＭＳ ゴシック" w:hAnsi="ＭＳ ゴシック" w:hint="eastAsia"/>
+                <w:rFonts w:ascii="ＭＳ ゴシック" w:eastAsia="ＭＳ ゴシック" w:hAnsi="ＭＳ ゴシック"/>
                 <w:sz w:val="21"/>
                 <w:lang w:eastAsia="ja-JP"/>
               </w:rPr>
@@ -5881,7 +5715,7 @@
             <w:pPr>
               <w:jc w:val="center"/>
               <w:rPr>
-                <w:rFonts w:ascii="ＭＳ ゴシック" w:eastAsia="ＭＳ ゴシック" w:hAnsi="ＭＳ ゴシック" w:hint="eastAsia"/>
+                <w:rFonts w:ascii="ＭＳ ゴシック" w:eastAsia="ＭＳ ゴシック" w:hAnsi="ＭＳ ゴシック"/>
                 <w:sz w:val="21"/>
                 <w:lang w:eastAsia="ja-JP"/>
               </w:rPr>
@@ -5896,7 +5730,7 @@
             <w:pPr>
               <w:jc w:val="center"/>
               <w:rPr>
-                <w:rFonts w:ascii="ＭＳ ゴシック" w:eastAsia="ＭＳ ゴシック" w:hAnsi="ＭＳ ゴシック" w:hint="eastAsia"/>
+                <w:rFonts w:ascii="ＭＳ ゴシック" w:eastAsia="ＭＳ ゴシック" w:hAnsi="ＭＳ ゴシック"/>
                 <w:sz w:val="21"/>
                 <w:lang w:eastAsia="ja-JP"/>
               </w:rPr>
@@ -5919,7 +5753,7 @@
             <w:pPr>
               <w:jc w:val="center"/>
               <w:rPr>
-                <w:rFonts w:ascii="ＭＳ ゴシック" w:eastAsia="ＭＳ ゴシック" w:hAnsi="ＭＳ ゴシック" w:hint="eastAsia"/>
+                <w:rFonts w:ascii="ＭＳ ゴシック" w:eastAsia="ＭＳ ゴシック" w:hAnsi="ＭＳ ゴシック"/>
                 <w:sz w:val="21"/>
                 <w:lang w:eastAsia="ja-JP"/>
               </w:rPr>
@@ -5942,7 +5776,7 @@
             <w:pPr>
               <w:jc w:val="center"/>
               <w:rPr>
-                <w:rFonts w:ascii="ＭＳ ゴシック" w:eastAsia="ＭＳ ゴシック" w:hAnsi="ＭＳ ゴシック" w:hint="eastAsia"/>
+                <w:rFonts w:ascii="ＭＳ ゴシック" w:eastAsia="ＭＳ ゴシック" w:hAnsi="ＭＳ ゴシック"/>
                 <w:sz w:val="21"/>
                 <w:lang w:eastAsia="ja-JP"/>
               </w:rPr>
@@ -5967,7 +5801,7 @@
             <w:pPr>
               <w:jc w:val="center"/>
               <w:rPr>
-                <w:rFonts w:ascii="ＭＳ ゴシック" w:eastAsia="ＭＳ ゴシック" w:hAnsi="ＭＳ ゴシック" w:hint="eastAsia"/>
+                <w:rFonts w:ascii="ＭＳ ゴシック" w:eastAsia="ＭＳ ゴシック" w:hAnsi="ＭＳ ゴシック"/>
                 <w:sz w:val="21"/>
                 <w:lang w:eastAsia="ja-JP"/>
               </w:rPr>
@@ -5982,7 +5816,7 @@
             <w:pPr>
               <w:jc w:val="center"/>
               <w:rPr>
-                <w:rFonts w:ascii="ＭＳ ゴシック" w:eastAsia="ＭＳ ゴシック" w:hAnsi="ＭＳ ゴシック" w:hint="eastAsia"/>
+                <w:rFonts w:ascii="ＭＳ ゴシック" w:eastAsia="ＭＳ ゴシック" w:hAnsi="ＭＳ ゴシック"/>
                 <w:sz w:val="21"/>
                 <w:lang w:eastAsia="ja-JP"/>
               </w:rPr>
@@ -6005,7 +5839,7 @@
             <w:pPr>
               <w:jc w:val="center"/>
               <w:rPr>
-                <w:rFonts w:ascii="ＭＳ ゴシック" w:eastAsia="ＭＳ ゴシック" w:hAnsi="ＭＳ ゴシック" w:hint="eastAsia"/>
+                <w:rFonts w:ascii="ＭＳ ゴシック" w:eastAsia="ＭＳ ゴシック" w:hAnsi="ＭＳ ゴシック"/>
                 <w:sz w:val="21"/>
                 <w:lang w:eastAsia="ja-JP"/>
               </w:rPr>
@@ -6028,7 +5862,7 @@
             <w:pPr>
               <w:jc w:val="center"/>
               <w:rPr>
-                <w:rFonts w:ascii="ＭＳ ゴシック" w:eastAsia="ＭＳ ゴシック" w:hAnsi="ＭＳ ゴシック" w:hint="eastAsia"/>
+                <w:rFonts w:ascii="ＭＳ ゴシック" w:eastAsia="ＭＳ ゴシック" w:hAnsi="ＭＳ ゴシック"/>
                 <w:sz w:val="21"/>
                 <w:lang w:eastAsia="ja-JP"/>
               </w:rPr>
@@ -6053,7 +5887,7 @@
             <w:pPr>
               <w:jc w:val="center"/>
               <w:rPr>
-                <w:rFonts w:ascii="ＭＳ ゴシック" w:eastAsia="ＭＳ ゴシック" w:hAnsi="ＭＳ ゴシック" w:hint="eastAsia"/>
+                <w:rFonts w:ascii="ＭＳ ゴシック" w:eastAsia="ＭＳ ゴシック" w:hAnsi="ＭＳ ゴシック"/>
                 <w:sz w:val="21"/>
                 <w:lang w:eastAsia="ja-JP"/>
               </w:rPr>
@@ -6068,7 +5902,7 @@
             <w:pPr>
               <w:jc w:val="center"/>
               <w:rPr>
-                <w:rFonts w:ascii="ＭＳ ゴシック" w:eastAsia="ＭＳ ゴシック" w:hAnsi="ＭＳ ゴシック" w:hint="eastAsia"/>
+                <w:rFonts w:ascii="ＭＳ ゴシック" w:eastAsia="ＭＳ ゴシック" w:hAnsi="ＭＳ ゴシック"/>
                 <w:sz w:val="21"/>
                 <w:lang w:eastAsia="ja-JP"/>
               </w:rPr>
@@ -6091,7 +5925,7 @@
             <w:pPr>
               <w:jc w:val="center"/>
               <w:rPr>
-                <w:rFonts w:ascii="ＭＳ ゴシック" w:eastAsia="ＭＳ ゴシック" w:hAnsi="ＭＳ ゴシック" w:hint="eastAsia"/>
+                <w:rFonts w:ascii="ＭＳ ゴシック" w:eastAsia="ＭＳ ゴシック" w:hAnsi="ＭＳ ゴシック"/>
                 <w:sz w:val="21"/>
                 <w:lang w:eastAsia="ja-JP"/>
               </w:rPr>
@@ -6114,7 +5948,7 @@
             <w:pPr>
               <w:jc w:val="center"/>
               <w:rPr>
-                <w:rFonts w:ascii="ＭＳ ゴシック" w:eastAsia="ＭＳ ゴシック" w:hAnsi="ＭＳ ゴシック" w:hint="eastAsia"/>
+                <w:rFonts w:ascii="ＭＳ ゴシック" w:eastAsia="ＭＳ ゴシック" w:hAnsi="ＭＳ ゴシック"/>
                 <w:sz w:val="21"/>
                 <w:lang w:eastAsia="ja-JP"/>
               </w:rPr>
@@ -6139,7 +5973,7 @@
             <w:pPr>
               <w:jc w:val="center"/>
               <w:rPr>
-                <w:rFonts w:ascii="ＭＳ ゴシック" w:eastAsia="ＭＳ ゴシック" w:hAnsi="ＭＳ ゴシック" w:hint="eastAsia"/>
+                <w:rFonts w:ascii="ＭＳ ゴシック" w:eastAsia="ＭＳ ゴシック" w:hAnsi="ＭＳ ゴシック"/>
                 <w:sz w:val="21"/>
                 <w:lang w:eastAsia="ja-JP"/>
               </w:rPr>
@@ -6154,7 +5988,7 @@
             <w:pPr>
               <w:jc w:val="center"/>
               <w:rPr>
-                <w:rFonts w:ascii="ＭＳ ゴシック" w:eastAsia="ＭＳ ゴシック" w:hAnsi="ＭＳ ゴシック" w:hint="eastAsia"/>
+                <w:rFonts w:ascii="ＭＳ ゴシック" w:eastAsia="ＭＳ ゴシック" w:hAnsi="ＭＳ ゴシック"/>
                 <w:sz w:val="21"/>
                 <w:lang w:eastAsia="ja-JP"/>
               </w:rPr>
@@ -6177,7 +6011,7 @@
             <w:pPr>
               <w:jc w:val="center"/>
               <w:rPr>
-                <w:rFonts w:ascii="ＭＳ ゴシック" w:eastAsia="ＭＳ ゴシック" w:hAnsi="ＭＳ ゴシック" w:hint="eastAsia"/>
+                <w:rFonts w:ascii="ＭＳ ゴシック" w:eastAsia="ＭＳ ゴシック" w:hAnsi="ＭＳ ゴシック"/>
                 <w:sz w:val="21"/>
                 <w:lang w:eastAsia="ja-JP"/>
               </w:rPr>
@@ -6200,7 +6034,7 @@
             <w:pPr>
               <w:jc w:val="center"/>
               <w:rPr>
-                <w:rFonts w:ascii="ＭＳ ゴシック" w:eastAsia="ＭＳ ゴシック" w:hAnsi="ＭＳ ゴシック" w:hint="eastAsia"/>
+                <w:rFonts w:ascii="ＭＳ ゴシック" w:eastAsia="ＭＳ ゴシック" w:hAnsi="ＭＳ ゴシック"/>
                 <w:sz w:val="21"/>
                 <w:lang w:eastAsia="ja-JP"/>
               </w:rPr>
@@ -6225,7 +6059,7 @@
             <w:pPr>
               <w:jc w:val="center"/>
               <w:rPr>
-                <w:rFonts w:ascii="ＭＳ ゴシック" w:eastAsia="ＭＳ ゴシック" w:hAnsi="ＭＳ ゴシック" w:hint="eastAsia"/>
+                <w:rFonts w:ascii="ＭＳ ゴシック" w:eastAsia="ＭＳ ゴシック" w:hAnsi="ＭＳ ゴシック"/>
                 <w:sz w:val="21"/>
                 <w:lang w:eastAsia="ja-JP"/>
               </w:rPr>
@@ -6240,7 +6074,7 @@
             <w:pPr>
               <w:jc w:val="center"/>
               <w:rPr>
-                <w:rFonts w:ascii="ＭＳ ゴシック" w:eastAsia="ＭＳ ゴシック" w:hAnsi="ＭＳ ゴシック" w:hint="eastAsia"/>
+                <w:rFonts w:ascii="ＭＳ ゴシック" w:eastAsia="ＭＳ ゴシック" w:hAnsi="ＭＳ ゴシック"/>
                 <w:sz w:val="21"/>
                 <w:lang w:eastAsia="ja-JP"/>
               </w:rPr>
@@ -6263,7 +6097,7 @@
             <w:pPr>
               <w:jc w:val="center"/>
               <w:rPr>
-                <w:rFonts w:ascii="ＭＳ ゴシック" w:eastAsia="ＭＳ ゴシック" w:hAnsi="ＭＳ ゴシック" w:hint="eastAsia"/>
+                <w:rFonts w:ascii="ＭＳ ゴシック" w:eastAsia="ＭＳ ゴシック" w:hAnsi="ＭＳ ゴシック"/>
                 <w:sz w:val="21"/>
                 <w:lang w:eastAsia="ja-JP"/>
               </w:rPr>
@@ -6286,7 +6120,7 @@
             <w:pPr>
               <w:jc w:val="center"/>
               <w:rPr>
-                <w:rFonts w:ascii="ＭＳ ゴシック" w:eastAsia="ＭＳ ゴシック" w:hAnsi="ＭＳ ゴシック" w:hint="eastAsia"/>
+                <w:rFonts w:ascii="ＭＳ ゴシック" w:eastAsia="ＭＳ ゴシック" w:hAnsi="ＭＳ ゴシック"/>
                 <w:sz w:val="21"/>
                 <w:lang w:eastAsia="ja-JP"/>
               </w:rPr>
@@ -6311,7 +6145,7 @@
             <w:pPr>
               <w:jc w:val="center"/>
               <w:rPr>
-                <w:rFonts w:ascii="ＭＳ ゴシック" w:eastAsia="ＭＳ ゴシック" w:hAnsi="ＭＳ ゴシック" w:hint="eastAsia"/>
+                <w:rFonts w:ascii="ＭＳ ゴシック" w:eastAsia="ＭＳ ゴシック" w:hAnsi="ＭＳ ゴシック"/>
                 <w:sz w:val="21"/>
                 <w:lang w:eastAsia="ja-JP"/>
               </w:rPr>
@@ -6326,7 +6160,7 @@
             <w:pPr>
               <w:jc w:val="center"/>
               <w:rPr>
-                <w:rFonts w:ascii="ＭＳ ゴシック" w:eastAsia="ＭＳ ゴシック" w:hAnsi="ＭＳ ゴシック" w:hint="eastAsia"/>
+                <w:rFonts w:ascii="ＭＳ ゴシック" w:eastAsia="ＭＳ ゴシック" w:hAnsi="ＭＳ ゴシック"/>
                 <w:sz w:val="21"/>
                 <w:lang w:eastAsia="ja-JP"/>
               </w:rPr>
@@ -6349,7 +6183,7 @@
             <w:pPr>
               <w:jc w:val="center"/>
               <w:rPr>
-                <w:rFonts w:ascii="ＭＳ ゴシック" w:eastAsia="ＭＳ ゴシック" w:hAnsi="ＭＳ ゴシック" w:hint="eastAsia"/>
+                <w:rFonts w:ascii="ＭＳ ゴシック" w:eastAsia="ＭＳ ゴシック" w:hAnsi="ＭＳ ゴシック"/>
                 <w:sz w:val="21"/>
                 <w:lang w:eastAsia="ja-JP"/>
               </w:rPr>
@@ -6372,7 +6206,7 @@
             <w:pPr>
               <w:jc w:val="center"/>
               <w:rPr>
-                <w:rFonts w:ascii="ＭＳ ゴシック" w:eastAsia="ＭＳ ゴシック" w:hAnsi="ＭＳ ゴシック" w:hint="eastAsia"/>
+                <w:rFonts w:ascii="ＭＳ ゴシック" w:eastAsia="ＭＳ ゴシック" w:hAnsi="ＭＳ ゴシック"/>
                 <w:sz w:val="21"/>
                 <w:lang w:eastAsia="ja-JP"/>
               </w:rPr>
@@ -6397,7 +6231,7 @@
             <w:pPr>
               <w:jc w:val="center"/>
               <w:rPr>
-                <w:rFonts w:ascii="ＭＳ ゴシック" w:eastAsia="ＭＳ ゴシック" w:hAnsi="ＭＳ ゴシック" w:hint="eastAsia"/>
+                <w:rFonts w:ascii="ＭＳ ゴシック" w:eastAsia="ＭＳ ゴシック" w:hAnsi="ＭＳ ゴシック"/>
                 <w:sz w:val="21"/>
                 <w:lang w:eastAsia="ja-JP"/>
               </w:rPr>
@@ -6412,7 +6246,7 @@
             <w:pPr>
               <w:jc w:val="center"/>
               <w:rPr>
-                <w:rFonts w:ascii="ＭＳ ゴシック" w:eastAsia="ＭＳ ゴシック" w:hAnsi="ＭＳ ゴシック" w:hint="eastAsia"/>
+                <w:rFonts w:ascii="ＭＳ ゴシック" w:eastAsia="ＭＳ ゴシック" w:hAnsi="ＭＳ ゴシック"/>
                 <w:sz w:val="21"/>
                 <w:lang w:eastAsia="ja-JP"/>
               </w:rPr>
@@ -6435,7 +6269,7 @@
             <w:pPr>
               <w:jc w:val="center"/>
               <w:rPr>
-                <w:rFonts w:ascii="ＭＳ ゴシック" w:eastAsia="ＭＳ ゴシック" w:hAnsi="ＭＳ ゴシック" w:hint="eastAsia"/>
+                <w:rFonts w:ascii="ＭＳ ゴシック" w:eastAsia="ＭＳ ゴシック" w:hAnsi="ＭＳ ゴシック"/>
                 <w:sz w:val="21"/>
                 <w:lang w:eastAsia="ja-JP"/>
               </w:rPr>
@@ -6458,7 +6292,7 @@
             <w:pPr>
               <w:jc w:val="center"/>
               <w:rPr>
-                <w:rFonts w:ascii="ＭＳ ゴシック" w:eastAsia="ＭＳ ゴシック" w:hAnsi="ＭＳ ゴシック" w:hint="eastAsia"/>
+                <w:rFonts w:ascii="ＭＳ ゴシック" w:eastAsia="ＭＳ ゴシック" w:hAnsi="ＭＳ ゴシック"/>
                 <w:sz w:val="21"/>
                 <w:lang w:eastAsia="ja-JP"/>
               </w:rPr>
@@ -6483,7 +6317,7 @@
             <w:pPr>
               <w:jc w:val="center"/>
               <w:rPr>
-                <w:rFonts w:ascii="ＭＳ ゴシック" w:eastAsia="ＭＳ ゴシック" w:hAnsi="ＭＳ ゴシック" w:hint="eastAsia"/>
+                <w:rFonts w:ascii="ＭＳ ゴシック" w:eastAsia="ＭＳ ゴシック" w:hAnsi="ＭＳ ゴシック"/>
                 <w:sz w:val="21"/>
                 <w:lang w:eastAsia="ja-JP"/>
               </w:rPr>
@@ -6498,7 +6332,7 @@
             <w:pPr>
               <w:jc w:val="center"/>
               <w:rPr>
-                <w:rFonts w:ascii="ＭＳ ゴシック" w:eastAsia="ＭＳ ゴシック" w:hAnsi="ＭＳ ゴシック" w:hint="eastAsia"/>
+                <w:rFonts w:ascii="ＭＳ ゴシック" w:eastAsia="ＭＳ ゴシック" w:hAnsi="ＭＳ ゴシック"/>
                 <w:sz w:val="21"/>
                 <w:lang w:eastAsia="ja-JP"/>
               </w:rPr>
@@ -6521,7 +6355,7 @@
             <w:pPr>
               <w:jc w:val="center"/>
               <w:rPr>
-                <w:rFonts w:ascii="ＭＳ ゴシック" w:eastAsia="ＭＳ ゴシック" w:hAnsi="ＭＳ ゴシック" w:hint="eastAsia"/>
+                <w:rFonts w:ascii="ＭＳ ゴシック" w:eastAsia="ＭＳ ゴシック" w:hAnsi="ＭＳ ゴシック"/>
                 <w:sz w:val="21"/>
                 <w:lang w:eastAsia="ja-JP"/>
               </w:rPr>
@@ -6544,7 +6378,7 @@
             <w:pPr>
               <w:jc w:val="center"/>
               <w:rPr>
-                <w:rFonts w:ascii="ＭＳ ゴシック" w:eastAsia="ＭＳ ゴシック" w:hAnsi="ＭＳ ゴシック" w:hint="eastAsia"/>
+                <w:rFonts w:ascii="ＭＳ ゴシック" w:eastAsia="ＭＳ ゴシック" w:hAnsi="ＭＳ ゴシック"/>
                 <w:sz w:val="21"/>
                 <w:lang w:eastAsia="ja-JP"/>
               </w:rPr>
@@ -6569,7 +6403,7 @@
             <w:pPr>
               <w:jc w:val="center"/>
               <w:rPr>
-                <w:rFonts w:ascii="ＭＳ ゴシック" w:eastAsia="ＭＳ ゴシック" w:hAnsi="ＭＳ ゴシック" w:hint="eastAsia"/>
+                <w:rFonts w:ascii="ＭＳ ゴシック" w:eastAsia="ＭＳ ゴシック" w:hAnsi="ＭＳ ゴシック"/>
                 <w:sz w:val="21"/>
                 <w:lang w:eastAsia="ja-JP"/>
               </w:rPr>
@@ -6584,7 +6418,7 @@
             <w:pPr>
               <w:jc w:val="center"/>
               <w:rPr>
-                <w:rFonts w:ascii="ＭＳ ゴシック" w:eastAsia="ＭＳ ゴシック" w:hAnsi="ＭＳ ゴシック" w:hint="eastAsia"/>
+                <w:rFonts w:ascii="ＭＳ ゴシック" w:eastAsia="ＭＳ ゴシック" w:hAnsi="ＭＳ ゴシック"/>
                 <w:sz w:val="21"/>
                 <w:lang w:eastAsia="ja-JP"/>
               </w:rPr>
@@ -6607,7 +6441,7 @@
             <w:pPr>
               <w:jc w:val="center"/>
               <w:rPr>
-                <w:rFonts w:ascii="ＭＳ ゴシック" w:eastAsia="ＭＳ ゴシック" w:hAnsi="ＭＳ ゴシック" w:hint="eastAsia"/>
+                <w:rFonts w:ascii="ＭＳ ゴシック" w:eastAsia="ＭＳ ゴシック" w:hAnsi="ＭＳ ゴシック"/>
                 <w:sz w:val="21"/>
                 <w:lang w:eastAsia="ja-JP"/>
               </w:rPr>
@@ -6630,7 +6464,7 @@
             <w:pPr>
               <w:jc w:val="center"/>
               <w:rPr>
-                <w:rFonts w:ascii="ＭＳ ゴシック" w:eastAsia="ＭＳ ゴシック" w:hAnsi="ＭＳ ゴシック" w:hint="eastAsia"/>
+                <w:rFonts w:ascii="ＭＳ ゴシック" w:eastAsia="ＭＳ ゴシック" w:hAnsi="ＭＳ ゴシック"/>
                 <w:sz w:val="21"/>
                 <w:lang w:eastAsia="ja-JP"/>
               </w:rPr>
@@ -6655,7 +6489,7 @@
             <w:pPr>
               <w:jc w:val="center"/>
               <w:rPr>
-                <w:rFonts w:ascii="ＭＳ ゴシック" w:eastAsia="ＭＳ ゴシック" w:hAnsi="ＭＳ ゴシック" w:hint="eastAsia"/>
+                <w:rFonts w:ascii="ＭＳ ゴシック" w:eastAsia="ＭＳ ゴシック" w:hAnsi="ＭＳ ゴシック"/>
                 <w:sz w:val="21"/>
                 <w:lang w:eastAsia="ja-JP"/>
               </w:rPr>
@@ -6670,7 +6504,7 @@
             <w:pPr>
               <w:jc w:val="center"/>
               <w:rPr>
-                <w:rFonts w:ascii="ＭＳ ゴシック" w:eastAsia="ＭＳ ゴシック" w:hAnsi="ＭＳ ゴシック" w:hint="eastAsia"/>
+                <w:rFonts w:ascii="ＭＳ ゴシック" w:eastAsia="ＭＳ ゴシック" w:hAnsi="ＭＳ ゴシック"/>
                 <w:sz w:val="21"/>
                 <w:lang w:eastAsia="ja-JP"/>
               </w:rPr>
@@ -6693,7 +6527,7 @@
             <w:pPr>
               <w:jc w:val="center"/>
               <w:rPr>
-                <w:rFonts w:ascii="ＭＳ ゴシック" w:eastAsia="ＭＳ ゴシック" w:hAnsi="ＭＳ ゴシック" w:hint="eastAsia"/>
+                <w:rFonts w:ascii="ＭＳ ゴシック" w:eastAsia="ＭＳ ゴシック" w:hAnsi="ＭＳ ゴシック"/>
                 <w:sz w:val="21"/>
                 <w:lang w:eastAsia="ja-JP"/>
               </w:rPr>
@@ -6716,7 +6550,7 @@
             <w:pPr>
               <w:jc w:val="center"/>
               <w:rPr>
-                <w:rFonts w:ascii="ＭＳ ゴシック" w:eastAsia="ＭＳ ゴシック" w:hAnsi="ＭＳ ゴシック" w:hint="eastAsia"/>
+                <w:rFonts w:ascii="ＭＳ ゴシック" w:eastAsia="ＭＳ ゴシック" w:hAnsi="ＭＳ ゴシック"/>
                 <w:sz w:val="21"/>
                 <w:lang w:eastAsia="ja-JP"/>
               </w:rPr>
@@ -6741,7 +6575,7 @@
             <w:pPr>
               <w:jc w:val="center"/>
               <w:rPr>
-                <w:rFonts w:ascii="ＭＳ ゴシック" w:eastAsia="ＭＳ ゴシック" w:hAnsi="ＭＳ ゴシック" w:hint="eastAsia"/>
+                <w:rFonts w:ascii="ＭＳ ゴシック" w:eastAsia="ＭＳ ゴシック" w:hAnsi="ＭＳ ゴシック"/>
                 <w:sz w:val="21"/>
                 <w:lang w:eastAsia="ja-JP"/>
               </w:rPr>
@@ -6756,7 +6590,7 @@
             <w:pPr>
               <w:jc w:val="center"/>
               <w:rPr>
-                <w:rFonts w:ascii="ＭＳ ゴシック" w:eastAsia="ＭＳ ゴシック" w:hAnsi="ＭＳ ゴシック" w:hint="eastAsia"/>
+                <w:rFonts w:ascii="ＭＳ ゴシック" w:eastAsia="ＭＳ ゴシック" w:hAnsi="ＭＳ ゴシック"/>
                 <w:sz w:val="21"/>
                 <w:lang w:eastAsia="ja-JP"/>
               </w:rPr>
@@ -6779,7 +6613,7 @@
             <w:pPr>
               <w:jc w:val="center"/>
               <w:rPr>
-                <w:rFonts w:ascii="ＭＳ ゴシック" w:eastAsia="ＭＳ ゴシック" w:hAnsi="ＭＳ ゴシック" w:hint="eastAsia"/>
+                <w:rFonts w:ascii="ＭＳ ゴシック" w:eastAsia="ＭＳ ゴシック" w:hAnsi="ＭＳ ゴシック"/>
                 <w:sz w:val="21"/>
                 <w:lang w:eastAsia="ja-JP"/>
               </w:rPr>
@@ -6802,7 +6636,7 @@
             <w:pPr>
               <w:jc w:val="center"/>
               <w:rPr>
-                <w:rFonts w:ascii="ＭＳ ゴシック" w:eastAsia="ＭＳ ゴシック" w:hAnsi="ＭＳ ゴシック" w:hint="eastAsia"/>
+                <w:rFonts w:ascii="ＭＳ ゴシック" w:eastAsia="ＭＳ ゴシック" w:hAnsi="ＭＳ ゴシック"/>
                 <w:sz w:val="21"/>
                 <w:lang w:eastAsia="ja-JP"/>
               </w:rPr>
@@ -6827,7 +6661,7 @@
             <w:pPr>
               <w:jc w:val="center"/>
               <w:rPr>
-                <w:rFonts w:ascii="ＭＳ ゴシック" w:eastAsia="ＭＳ ゴシック" w:hAnsi="ＭＳ ゴシック" w:hint="eastAsia"/>
+                <w:rFonts w:ascii="ＭＳ ゴシック" w:eastAsia="ＭＳ ゴシック" w:hAnsi="ＭＳ ゴシック"/>
                 <w:sz w:val="21"/>
                 <w:lang w:eastAsia="ja-JP"/>
               </w:rPr>
@@ -6842,7 +6676,7 @@
             <w:pPr>
               <w:jc w:val="center"/>
               <w:rPr>
-                <w:rFonts w:ascii="ＭＳ ゴシック" w:eastAsia="ＭＳ ゴシック" w:hAnsi="ＭＳ ゴシック" w:hint="eastAsia"/>
+                <w:rFonts w:ascii="ＭＳ ゴシック" w:eastAsia="ＭＳ ゴシック" w:hAnsi="ＭＳ ゴシック"/>
                 <w:sz w:val="21"/>
                 <w:lang w:eastAsia="ja-JP"/>
               </w:rPr>
@@ -6865,7 +6699,7 @@
             <w:pPr>
               <w:jc w:val="center"/>
               <w:rPr>
-                <w:rFonts w:ascii="ＭＳ ゴシック" w:eastAsia="ＭＳ ゴシック" w:hAnsi="ＭＳ ゴシック" w:hint="eastAsia"/>
+                <w:rFonts w:ascii="ＭＳ ゴシック" w:eastAsia="ＭＳ ゴシック" w:hAnsi="ＭＳ ゴシック"/>
                 <w:sz w:val="21"/>
                 <w:lang w:eastAsia="ja-JP"/>
               </w:rPr>
@@ -6888,7 +6722,7 @@
             <w:pPr>
               <w:jc w:val="center"/>
               <w:rPr>
-                <w:rFonts w:ascii="ＭＳ ゴシック" w:eastAsia="ＭＳ ゴシック" w:hAnsi="ＭＳ ゴシック" w:hint="eastAsia"/>
+                <w:rFonts w:ascii="ＭＳ ゴシック" w:eastAsia="ＭＳ ゴシック" w:hAnsi="ＭＳ ゴシック"/>
                 <w:sz w:val="21"/>
                 <w:lang w:eastAsia="ja-JP"/>
               </w:rPr>
@@ -6913,7 +6747,7 @@
             <w:pPr>
               <w:jc w:val="center"/>
               <w:rPr>
-                <w:rFonts w:ascii="ＭＳ ゴシック" w:eastAsia="ＭＳ ゴシック" w:hAnsi="ＭＳ ゴシック" w:hint="eastAsia"/>
+                <w:rFonts w:ascii="ＭＳ ゴシック" w:eastAsia="ＭＳ ゴシック" w:hAnsi="ＭＳ ゴシック"/>
                 <w:sz w:val="21"/>
                 <w:lang w:eastAsia="ja-JP"/>
               </w:rPr>
@@ -6928,7 +6762,7 @@
             <w:pPr>
               <w:jc w:val="center"/>
               <w:rPr>
-                <w:rFonts w:ascii="ＭＳ ゴシック" w:eastAsia="ＭＳ ゴシック" w:hAnsi="ＭＳ ゴシック" w:hint="eastAsia"/>
+                <w:rFonts w:ascii="ＭＳ ゴシック" w:eastAsia="ＭＳ ゴシック" w:hAnsi="ＭＳ ゴシック"/>
                 <w:sz w:val="21"/>
                 <w:lang w:eastAsia="ja-JP"/>
               </w:rPr>
@@ -6951,7 +6785,7 @@
             <w:pPr>
               <w:jc w:val="center"/>
               <w:rPr>
-                <w:rFonts w:ascii="ＭＳ ゴシック" w:eastAsia="ＭＳ ゴシック" w:hAnsi="ＭＳ ゴシック" w:hint="eastAsia"/>
+                <w:rFonts w:ascii="ＭＳ ゴシック" w:eastAsia="ＭＳ ゴシック" w:hAnsi="ＭＳ ゴシック"/>
                 <w:sz w:val="21"/>
                 <w:lang w:eastAsia="ja-JP"/>
               </w:rPr>
@@ -6974,7 +6808,7 @@
             <w:pPr>
               <w:jc w:val="center"/>
               <w:rPr>
-                <w:rFonts w:ascii="ＭＳ ゴシック" w:eastAsia="ＭＳ ゴシック" w:hAnsi="ＭＳ ゴシック" w:hint="eastAsia"/>
+                <w:rFonts w:ascii="ＭＳ ゴシック" w:eastAsia="ＭＳ ゴシック" w:hAnsi="ＭＳ ゴシック"/>
                 <w:sz w:val="21"/>
                 <w:lang w:eastAsia="ja-JP"/>
               </w:rPr>
@@ -6999,7 +6833,7 @@
             <w:pPr>
               <w:jc w:val="center"/>
               <w:rPr>
-                <w:rFonts w:ascii="ＭＳ ゴシック" w:eastAsia="ＭＳ ゴシック" w:hAnsi="ＭＳ ゴシック" w:hint="eastAsia"/>
+                <w:rFonts w:ascii="ＭＳ ゴシック" w:eastAsia="ＭＳ ゴシック" w:hAnsi="ＭＳ ゴシック"/>
                 <w:sz w:val="21"/>
                 <w:lang w:eastAsia="ja-JP"/>
               </w:rPr>
@@ -7014,7 +6848,7 @@
             <w:pPr>
               <w:jc w:val="center"/>
               <w:rPr>
-                <w:rFonts w:ascii="ＭＳ ゴシック" w:eastAsia="ＭＳ ゴシック" w:hAnsi="ＭＳ ゴシック" w:hint="eastAsia"/>
+                <w:rFonts w:ascii="ＭＳ ゴシック" w:eastAsia="ＭＳ ゴシック" w:hAnsi="ＭＳ ゴシック"/>
                 <w:sz w:val="21"/>
                 <w:lang w:eastAsia="ja-JP"/>
               </w:rPr>
@@ -7037,7 +6871,7 @@
             <w:pPr>
               <w:jc w:val="center"/>
               <w:rPr>
-                <w:rFonts w:ascii="ＭＳ ゴシック" w:eastAsia="ＭＳ ゴシック" w:hAnsi="ＭＳ ゴシック" w:hint="eastAsia"/>
+                <w:rFonts w:ascii="ＭＳ ゴシック" w:eastAsia="ＭＳ ゴシック" w:hAnsi="ＭＳ ゴシック"/>
                 <w:sz w:val="21"/>
                 <w:lang w:eastAsia="ja-JP"/>
               </w:rPr>
@@ -7060,7 +6894,7 @@
             <w:pPr>
               <w:jc w:val="center"/>
               <w:rPr>
-                <w:rFonts w:ascii="ＭＳ ゴシック" w:eastAsia="ＭＳ ゴシック" w:hAnsi="ＭＳ ゴシック" w:hint="eastAsia"/>
+                <w:rFonts w:ascii="ＭＳ ゴシック" w:eastAsia="ＭＳ ゴシック" w:hAnsi="ＭＳ ゴシック"/>
                 <w:sz w:val="21"/>
                 <w:lang w:eastAsia="ja-JP"/>
               </w:rPr>
@@ -7085,7 +6919,7 @@
             <w:pPr>
               <w:jc w:val="center"/>
               <w:rPr>
-                <w:rFonts w:ascii="ＭＳ ゴシック" w:eastAsia="ＭＳ ゴシック" w:hAnsi="ＭＳ ゴシック" w:hint="eastAsia"/>
+                <w:rFonts w:ascii="ＭＳ ゴシック" w:eastAsia="ＭＳ ゴシック" w:hAnsi="ＭＳ ゴシック"/>
                 <w:sz w:val="21"/>
                 <w:lang w:eastAsia="ja-JP"/>
               </w:rPr>
@@ -7100,7 +6934,7 @@
             <w:pPr>
               <w:jc w:val="center"/>
               <w:rPr>
-                <w:rFonts w:ascii="ＭＳ ゴシック" w:eastAsia="ＭＳ ゴシック" w:hAnsi="ＭＳ ゴシック" w:hint="eastAsia"/>
+                <w:rFonts w:ascii="ＭＳ ゴシック" w:eastAsia="ＭＳ ゴシック" w:hAnsi="ＭＳ ゴシック"/>
                 <w:sz w:val="21"/>
                 <w:lang w:eastAsia="ja-JP"/>
               </w:rPr>
@@ -7123,7 +6957,7 @@
             <w:pPr>
               <w:jc w:val="center"/>
               <w:rPr>
-                <w:rFonts w:ascii="ＭＳ ゴシック" w:eastAsia="ＭＳ ゴシック" w:hAnsi="ＭＳ ゴシック" w:hint="eastAsia"/>
+                <w:rFonts w:ascii="ＭＳ ゴシック" w:eastAsia="ＭＳ ゴシック" w:hAnsi="ＭＳ ゴシック"/>
                 <w:sz w:val="21"/>
                 <w:lang w:eastAsia="ja-JP"/>
               </w:rPr>
@@ -7146,7 +6980,7 @@
             <w:pPr>
               <w:jc w:val="center"/>
               <w:rPr>
-                <w:rFonts w:ascii="ＭＳ ゴシック" w:eastAsia="ＭＳ ゴシック" w:hAnsi="ＭＳ ゴシック" w:hint="eastAsia"/>
+                <w:rFonts w:ascii="ＭＳ ゴシック" w:eastAsia="ＭＳ ゴシック" w:hAnsi="ＭＳ ゴシック"/>
                 <w:sz w:val="21"/>
                 <w:lang w:eastAsia="ja-JP"/>
               </w:rPr>
@@ -7171,7 +7005,7 @@
             <w:pPr>
               <w:jc w:val="center"/>
               <w:rPr>
-                <w:rFonts w:ascii="ＭＳ ゴシック" w:eastAsia="ＭＳ ゴシック" w:hAnsi="ＭＳ ゴシック" w:hint="eastAsia"/>
+                <w:rFonts w:ascii="ＭＳ ゴシック" w:eastAsia="ＭＳ ゴシック" w:hAnsi="ＭＳ ゴシック"/>
                 <w:sz w:val="21"/>
                 <w:lang w:eastAsia="ja-JP"/>
               </w:rPr>
@@ -7186,7 +7020,7 @@
             <w:pPr>
               <w:jc w:val="center"/>
               <w:rPr>
-                <w:rFonts w:ascii="ＭＳ ゴシック" w:eastAsia="ＭＳ ゴシック" w:hAnsi="ＭＳ ゴシック" w:hint="eastAsia"/>
+                <w:rFonts w:ascii="ＭＳ ゴシック" w:eastAsia="ＭＳ ゴシック" w:hAnsi="ＭＳ ゴシック"/>
                 <w:sz w:val="21"/>
                 <w:lang w:eastAsia="ja-JP"/>
               </w:rPr>
@@ -7209,7 +7043,7 @@
             <w:pPr>
               <w:jc w:val="center"/>
               <w:rPr>
-                <w:rFonts w:ascii="ＭＳ ゴシック" w:eastAsia="ＭＳ ゴシック" w:hAnsi="ＭＳ ゴシック" w:hint="eastAsia"/>
+                <w:rFonts w:ascii="ＭＳ ゴシック" w:eastAsia="ＭＳ ゴシック" w:hAnsi="ＭＳ ゴシック"/>
                 <w:sz w:val="21"/>
                 <w:lang w:eastAsia="ja-JP"/>
               </w:rPr>
@@ -7232,7 +7066,7 @@
             <w:pPr>
               <w:jc w:val="center"/>
               <w:rPr>
-                <w:rFonts w:ascii="ＭＳ ゴシック" w:eastAsia="ＭＳ ゴシック" w:hAnsi="ＭＳ ゴシック" w:hint="eastAsia"/>
+                <w:rFonts w:ascii="ＭＳ ゴシック" w:eastAsia="ＭＳ ゴシック" w:hAnsi="ＭＳ ゴシック"/>
                 <w:sz w:val="21"/>
                 <w:lang w:eastAsia="ja-JP"/>
               </w:rPr>
@@ -7257,7 +7091,7 @@
             <w:pPr>
               <w:jc w:val="center"/>
               <w:rPr>
-                <w:rFonts w:ascii="ＭＳ ゴシック" w:eastAsia="ＭＳ ゴシック" w:hAnsi="ＭＳ ゴシック" w:hint="eastAsia"/>
+                <w:rFonts w:ascii="ＭＳ ゴシック" w:eastAsia="ＭＳ ゴシック" w:hAnsi="ＭＳ ゴシック"/>
                 <w:sz w:val="21"/>
                 <w:lang w:eastAsia="ja-JP"/>
               </w:rPr>
@@ -7272,7 +7106,7 @@
             <w:pPr>
               <w:jc w:val="center"/>
               <w:rPr>
-                <w:rFonts w:ascii="ＭＳ ゴシック" w:eastAsia="ＭＳ ゴシック" w:hAnsi="ＭＳ ゴシック" w:hint="eastAsia"/>
+                <w:rFonts w:ascii="ＭＳ ゴシック" w:eastAsia="ＭＳ ゴシック" w:hAnsi="ＭＳ ゴシック"/>
                 <w:sz w:val="21"/>
                 <w:lang w:eastAsia="ja-JP"/>
               </w:rPr>
@@ -7295,7 +7129,7 @@
             <w:pPr>
               <w:jc w:val="center"/>
               <w:rPr>
-                <w:rFonts w:ascii="ＭＳ ゴシック" w:eastAsia="ＭＳ ゴシック" w:hAnsi="ＭＳ ゴシック" w:hint="eastAsia"/>
+                <w:rFonts w:ascii="ＭＳ ゴシック" w:eastAsia="ＭＳ ゴシック" w:hAnsi="ＭＳ ゴシック"/>
                 <w:sz w:val="21"/>
                 <w:lang w:eastAsia="ja-JP"/>
               </w:rPr>
@@ -7318,7 +7152,7 @@
             <w:pPr>
               <w:jc w:val="center"/>
               <w:rPr>
-                <w:rFonts w:ascii="ＭＳ ゴシック" w:eastAsia="ＭＳ ゴシック" w:hAnsi="ＭＳ ゴシック" w:hint="eastAsia"/>
+                <w:rFonts w:ascii="ＭＳ ゴシック" w:eastAsia="ＭＳ ゴシック" w:hAnsi="ＭＳ ゴシック"/>
                 <w:sz w:val="21"/>
                 <w:lang w:eastAsia="ja-JP"/>
               </w:rPr>
@@ -7343,7 +7177,7 @@
             <w:pPr>
               <w:jc w:val="center"/>
               <w:rPr>
-                <w:rFonts w:ascii="ＭＳ ゴシック" w:eastAsia="ＭＳ ゴシック" w:hAnsi="ＭＳ ゴシック" w:hint="eastAsia"/>
+                <w:rFonts w:ascii="ＭＳ ゴシック" w:eastAsia="ＭＳ ゴシック" w:hAnsi="ＭＳ ゴシック"/>
                 <w:sz w:val="21"/>
                 <w:lang w:eastAsia="ja-JP"/>
               </w:rPr>
@@ -7358,7 +7192,7 @@
             <w:pPr>
               <w:jc w:val="center"/>
               <w:rPr>
-                <w:rFonts w:ascii="ＭＳ ゴシック" w:eastAsia="ＭＳ ゴシック" w:hAnsi="ＭＳ ゴシック" w:hint="eastAsia"/>
+                <w:rFonts w:ascii="ＭＳ ゴシック" w:eastAsia="ＭＳ ゴシック" w:hAnsi="ＭＳ ゴシック"/>
                 <w:sz w:val="21"/>
                 <w:lang w:eastAsia="ja-JP"/>
               </w:rPr>
@@ -7381,7 +7215,7 @@
             <w:pPr>
               <w:jc w:val="center"/>
               <w:rPr>
-                <w:rFonts w:ascii="ＭＳ ゴシック" w:eastAsia="ＭＳ ゴシック" w:hAnsi="ＭＳ ゴシック" w:hint="eastAsia"/>
+                <w:rFonts w:ascii="ＭＳ ゴシック" w:eastAsia="ＭＳ ゴシック" w:hAnsi="ＭＳ ゴシック"/>
                 <w:sz w:val="21"/>
                 <w:lang w:eastAsia="ja-JP"/>
               </w:rPr>
@@ -7404,7 +7238,7 @@
             <w:pPr>
               <w:jc w:val="center"/>
               <w:rPr>
-                <w:rFonts w:ascii="ＭＳ ゴシック" w:eastAsia="ＭＳ ゴシック" w:hAnsi="ＭＳ ゴシック" w:hint="eastAsia"/>
+                <w:rFonts w:ascii="ＭＳ ゴシック" w:eastAsia="ＭＳ ゴシック" w:hAnsi="ＭＳ ゴシック"/>
                 <w:sz w:val="21"/>
                 <w:lang w:eastAsia="ja-JP"/>
               </w:rPr>
@@ -7429,7 +7263,7 @@
             <w:pPr>
               <w:jc w:val="center"/>
               <w:rPr>
-                <w:rFonts w:ascii="ＭＳ ゴシック" w:eastAsia="ＭＳ ゴシック" w:hAnsi="ＭＳ ゴシック" w:hint="eastAsia"/>
+                <w:rFonts w:ascii="ＭＳ ゴシック" w:eastAsia="ＭＳ ゴシック" w:hAnsi="ＭＳ ゴシック"/>
                 <w:sz w:val="21"/>
                 <w:lang w:eastAsia="ja-JP"/>
               </w:rPr>
@@ -7444,7 +7278,7 @@
             <w:pPr>
               <w:jc w:val="center"/>
               <w:rPr>
-                <w:rFonts w:ascii="ＭＳ ゴシック" w:eastAsia="ＭＳ ゴシック" w:hAnsi="ＭＳ ゴシック" w:hint="eastAsia"/>
+                <w:rFonts w:ascii="ＭＳ ゴシック" w:eastAsia="ＭＳ ゴシック" w:hAnsi="ＭＳ ゴシック"/>
                 <w:sz w:val="21"/>
                 <w:lang w:eastAsia="ja-JP"/>
               </w:rPr>
@@ -7467,7 +7301,7 @@
             <w:pPr>
               <w:jc w:val="center"/>
               <w:rPr>
-                <w:rFonts w:ascii="ＭＳ ゴシック" w:eastAsia="ＭＳ ゴシック" w:hAnsi="ＭＳ ゴシック" w:hint="eastAsia"/>
+                <w:rFonts w:ascii="ＭＳ ゴシック" w:eastAsia="ＭＳ ゴシック" w:hAnsi="ＭＳ ゴシック"/>
                 <w:sz w:val="21"/>
                 <w:lang w:eastAsia="ja-JP"/>
               </w:rPr>
@@ -7490,7 +7324,7 @@
             <w:pPr>
               <w:jc w:val="center"/>
               <w:rPr>
-                <w:rFonts w:ascii="ＭＳ ゴシック" w:eastAsia="ＭＳ ゴシック" w:hAnsi="ＭＳ ゴシック" w:hint="eastAsia"/>
+                <w:rFonts w:ascii="ＭＳ ゴシック" w:eastAsia="ＭＳ ゴシック" w:hAnsi="ＭＳ ゴシック"/>
                 <w:sz w:val="21"/>
                 <w:lang w:eastAsia="ja-JP"/>
               </w:rPr>
@@ -7515,7 +7349,7 @@
             <w:pPr>
               <w:jc w:val="center"/>
               <w:rPr>
-                <w:rFonts w:ascii="ＭＳ ゴシック" w:eastAsia="ＭＳ ゴシック" w:hAnsi="ＭＳ ゴシック" w:hint="eastAsia"/>
+                <w:rFonts w:ascii="ＭＳ ゴシック" w:eastAsia="ＭＳ ゴシック" w:hAnsi="ＭＳ ゴシック"/>
                 <w:sz w:val="21"/>
                 <w:lang w:eastAsia="ja-JP"/>
               </w:rPr>
@@ -7530,7 +7364,7 @@
             <w:pPr>
               <w:jc w:val="center"/>
               <w:rPr>
-                <w:rFonts w:ascii="ＭＳ ゴシック" w:eastAsia="ＭＳ ゴシック" w:hAnsi="ＭＳ ゴシック" w:hint="eastAsia"/>
+                <w:rFonts w:ascii="ＭＳ ゴシック" w:eastAsia="ＭＳ ゴシック" w:hAnsi="ＭＳ ゴシック"/>
                 <w:sz w:val="21"/>
                 <w:lang w:eastAsia="ja-JP"/>
               </w:rPr>
@@ -7553,7 +7387,7 @@
             <w:pPr>
               <w:jc w:val="center"/>
               <w:rPr>
-                <w:rFonts w:ascii="ＭＳ ゴシック" w:eastAsia="ＭＳ ゴシック" w:hAnsi="ＭＳ ゴシック" w:hint="eastAsia"/>
+                <w:rFonts w:ascii="ＭＳ ゴシック" w:eastAsia="ＭＳ ゴシック" w:hAnsi="ＭＳ ゴシック"/>
                 <w:sz w:val="21"/>
                 <w:lang w:eastAsia="ja-JP"/>
               </w:rPr>
@@ -7576,7 +7410,7 @@
             <w:pPr>
               <w:jc w:val="center"/>
               <w:rPr>
-                <w:rFonts w:ascii="ＭＳ ゴシック" w:eastAsia="ＭＳ ゴシック" w:hAnsi="ＭＳ ゴシック" w:hint="eastAsia"/>
+                <w:rFonts w:ascii="ＭＳ ゴシック" w:eastAsia="ＭＳ ゴシック" w:hAnsi="ＭＳ ゴシック"/>
                 <w:sz w:val="21"/>
                 <w:lang w:eastAsia="ja-JP"/>
               </w:rPr>
@@ -7601,7 +7435,7 @@
             <w:pPr>
               <w:jc w:val="center"/>
               <w:rPr>
-                <w:rFonts w:ascii="ＭＳ ゴシック" w:eastAsia="ＭＳ ゴシック" w:hAnsi="ＭＳ ゴシック" w:hint="eastAsia"/>
+                <w:rFonts w:ascii="ＭＳ ゴシック" w:eastAsia="ＭＳ ゴシック" w:hAnsi="ＭＳ ゴシック"/>
                 <w:sz w:val="21"/>
                 <w:lang w:eastAsia="ja-JP"/>
               </w:rPr>
@@ -7616,7 +7450,7 @@
             <w:pPr>
               <w:jc w:val="center"/>
               <w:rPr>
-                <w:rFonts w:ascii="ＭＳ ゴシック" w:eastAsia="ＭＳ ゴシック" w:hAnsi="ＭＳ ゴシック" w:hint="eastAsia"/>
+                <w:rFonts w:ascii="ＭＳ ゴシック" w:eastAsia="ＭＳ ゴシック" w:hAnsi="ＭＳ ゴシック"/>
                 <w:sz w:val="21"/>
                 <w:lang w:eastAsia="ja-JP"/>
               </w:rPr>
@@ -7639,7 +7473,7 @@
             <w:pPr>
               <w:jc w:val="center"/>
               <w:rPr>
-                <w:rFonts w:ascii="ＭＳ ゴシック" w:eastAsia="ＭＳ ゴシック" w:hAnsi="ＭＳ ゴシック" w:hint="eastAsia"/>
+                <w:rFonts w:ascii="ＭＳ ゴシック" w:eastAsia="ＭＳ ゴシック" w:hAnsi="ＭＳ ゴシック"/>
                 <w:sz w:val="21"/>
                 <w:lang w:eastAsia="ja-JP"/>
               </w:rPr>
@@ -7662,7 +7496,7 @@
             <w:pPr>
               <w:jc w:val="center"/>
               <w:rPr>
-                <w:rFonts w:ascii="ＭＳ ゴシック" w:eastAsia="ＭＳ ゴシック" w:hAnsi="ＭＳ ゴシック" w:hint="eastAsia"/>
+                <w:rFonts w:ascii="ＭＳ ゴシック" w:eastAsia="ＭＳ ゴシック" w:hAnsi="ＭＳ ゴシック"/>
                 <w:sz w:val="21"/>
                 <w:lang w:eastAsia="ja-JP"/>
               </w:rPr>
@@ -7687,7 +7521,7 @@
             <w:pPr>
               <w:jc w:val="center"/>
               <w:rPr>
-                <w:rFonts w:ascii="ＭＳ ゴシック" w:eastAsia="ＭＳ ゴシック" w:hAnsi="ＭＳ ゴシック" w:hint="eastAsia"/>
+                <w:rFonts w:ascii="ＭＳ ゴシック" w:eastAsia="ＭＳ ゴシック" w:hAnsi="ＭＳ ゴシック"/>
                 <w:sz w:val="21"/>
                 <w:lang w:eastAsia="ja-JP"/>
               </w:rPr>
@@ -7702,7 +7536,7 @@
             <w:pPr>
               <w:jc w:val="center"/>
               <w:rPr>
-                <w:rFonts w:ascii="ＭＳ ゴシック" w:eastAsia="ＭＳ ゴシック" w:hAnsi="ＭＳ ゴシック" w:hint="eastAsia"/>
+                <w:rFonts w:ascii="ＭＳ ゴシック" w:eastAsia="ＭＳ ゴシック" w:hAnsi="ＭＳ ゴシック"/>
                 <w:sz w:val="21"/>
                 <w:lang w:eastAsia="ja-JP"/>
               </w:rPr>
@@ -7725,7 +7559,7 @@
             <w:pPr>
               <w:jc w:val="center"/>
               <w:rPr>
-                <w:rFonts w:ascii="ＭＳ ゴシック" w:eastAsia="ＭＳ ゴシック" w:hAnsi="ＭＳ ゴシック" w:hint="eastAsia"/>
+                <w:rFonts w:ascii="ＭＳ ゴシック" w:eastAsia="ＭＳ ゴシック" w:hAnsi="ＭＳ ゴシック"/>
                 <w:sz w:val="21"/>
                 <w:lang w:eastAsia="ja-JP"/>
               </w:rPr>
@@ -7748,7 +7582,7 @@
             <w:pPr>
               <w:jc w:val="center"/>
               <w:rPr>
-                <w:rFonts w:ascii="ＭＳ ゴシック" w:eastAsia="ＭＳ ゴシック" w:hAnsi="ＭＳ ゴシック" w:hint="eastAsia"/>
+                <w:rFonts w:ascii="ＭＳ ゴシック" w:eastAsia="ＭＳ ゴシック" w:hAnsi="ＭＳ ゴシック"/>
                 <w:sz w:val="21"/>
                 <w:lang w:eastAsia="ja-JP"/>
               </w:rPr>
@@ -7773,7 +7607,7 @@
             <w:pPr>
               <w:jc w:val="center"/>
               <w:rPr>
-                <w:rFonts w:ascii="ＭＳ ゴシック" w:eastAsia="ＭＳ ゴシック" w:hAnsi="ＭＳ ゴシック" w:hint="eastAsia"/>
+                <w:rFonts w:ascii="ＭＳ ゴシック" w:eastAsia="ＭＳ ゴシック" w:hAnsi="ＭＳ ゴシック"/>
                 <w:sz w:val="21"/>
                 <w:lang w:eastAsia="ja-JP"/>
               </w:rPr>
@@ -7788,7 +7622,7 @@
             <w:pPr>
               <w:jc w:val="center"/>
               <w:rPr>
-                <w:rFonts w:ascii="ＭＳ ゴシック" w:eastAsia="ＭＳ ゴシック" w:hAnsi="ＭＳ ゴシック" w:hint="eastAsia"/>
+                <w:rFonts w:ascii="ＭＳ ゴシック" w:eastAsia="ＭＳ ゴシック" w:hAnsi="ＭＳ ゴシック"/>
                 <w:sz w:val="21"/>
                 <w:lang w:eastAsia="ja-JP"/>
               </w:rPr>
@@ -7811,7 +7645,7 @@
             <w:pPr>
               <w:jc w:val="center"/>
               <w:rPr>
-                <w:rFonts w:ascii="ＭＳ ゴシック" w:eastAsia="ＭＳ ゴシック" w:hAnsi="ＭＳ ゴシック" w:hint="eastAsia"/>
+                <w:rFonts w:ascii="ＭＳ ゴシック" w:eastAsia="ＭＳ ゴシック" w:hAnsi="ＭＳ ゴシック"/>
                 <w:sz w:val="21"/>
                 <w:lang w:eastAsia="ja-JP"/>
               </w:rPr>
@@ -7834,7 +7668,7 @@
             <w:pPr>
               <w:jc w:val="center"/>
               <w:rPr>
-                <w:rFonts w:ascii="ＭＳ ゴシック" w:eastAsia="ＭＳ ゴシック" w:hAnsi="ＭＳ ゴシック" w:hint="eastAsia"/>
+                <w:rFonts w:ascii="ＭＳ ゴシック" w:eastAsia="ＭＳ ゴシック" w:hAnsi="ＭＳ ゴシック"/>
                 <w:sz w:val="21"/>
                 <w:lang w:eastAsia="ja-JP"/>
               </w:rPr>
@@ -7859,7 +7693,7 @@
             <w:pPr>
               <w:jc w:val="center"/>
               <w:rPr>
-                <w:rFonts w:ascii="ＭＳ ゴシック" w:eastAsia="ＭＳ ゴシック" w:hAnsi="ＭＳ ゴシック" w:hint="eastAsia"/>
+                <w:rFonts w:ascii="ＭＳ ゴシック" w:eastAsia="ＭＳ ゴシック" w:hAnsi="ＭＳ ゴシック"/>
                 <w:sz w:val="21"/>
                 <w:lang w:eastAsia="ja-JP"/>
               </w:rPr>
@@ -7874,7 +7708,7 @@
             <w:pPr>
               <w:jc w:val="center"/>
               <w:rPr>
-                <w:rFonts w:ascii="ＭＳ ゴシック" w:eastAsia="ＭＳ ゴシック" w:hAnsi="ＭＳ ゴシック" w:hint="eastAsia"/>
+                <w:rFonts w:ascii="ＭＳ ゴシック" w:eastAsia="ＭＳ ゴシック" w:hAnsi="ＭＳ ゴシック"/>
                 <w:sz w:val="21"/>
                 <w:lang w:eastAsia="ja-JP"/>
               </w:rPr>
@@ -7897,7 +7731,7 @@
             <w:pPr>
               <w:jc w:val="center"/>
               <w:rPr>
-                <w:rFonts w:ascii="ＭＳ ゴシック" w:eastAsia="ＭＳ ゴシック" w:hAnsi="ＭＳ ゴシック" w:hint="eastAsia"/>
+                <w:rFonts w:ascii="ＭＳ ゴシック" w:eastAsia="ＭＳ ゴシック" w:hAnsi="ＭＳ ゴシック"/>
                 <w:sz w:val="21"/>
                 <w:lang w:eastAsia="ja-JP"/>
               </w:rPr>
@@ -7920,7 +7754,7 @@
             <w:pPr>
               <w:jc w:val="center"/>
               <w:rPr>
-                <w:rFonts w:ascii="ＭＳ ゴシック" w:eastAsia="ＭＳ ゴシック" w:hAnsi="ＭＳ ゴシック" w:hint="eastAsia"/>
+                <w:rFonts w:ascii="ＭＳ ゴシック" w:eastAsia="ＭＳ ゴシック" w:hAnsi="ＭＳ ゴシック"/>
                 <w:sz w:val="21"/>
                 <w:lang w:eastAsia="ja-JP"/>
               </w:rPr>
@@ -7941,7 +7775,7 @@
       <w:pPr>
         <w:pStyle w:val="ab"/>
         <w:rPr>
-          <w:rFonts w:ascii="ＭＳ ゴシック" w:eastAsia="ＭＳ ゴシック" w:hAnsi="ＭＳ ゴシック" w:hint="eastAsia"/>
+          <w:rFonts w:ascii="ＭＳ ゴシック" w:eastAsia="ＭＳ ゴシック" w:hAnsi="ＭＳ ゴシック"/>
           <w:sz w:val="21"/>
         </w:rPr>
       </w:pPr>
@@ -7957,7 +7791,7 @@
       <w:pPr>
         <w:pStyle w:val="ab"/>
         <w:rPr>
-          <w:rFonts w:ascii="ＭＳ ゴシック" w:eastAsia="ＭＳ ゴシック" w:hAnsi="ＭＳ ゴシック" w:hint="eastAsia"/>
+          <w:rFonts w:ascii="ＭＳ ゴシック" w:eastAsia="ＭＳ ゴシック" w:hAnsi="ＭＳ ゴシック"/>
           <w:sz w:val="21"/>
         </w:rPr>
       </w:pPr>
@@ -7973,7 +7807,7 @@
       <w:pPr>
         <w:pStyle w:val="ab"/>
         <w:rPr>
-          <w:rFonts w:ascii="ＭＳ ゴシック" w:eastAsia="ＭＳ ゴシック" w:hAnsi="ＭＳ ゴシック" w:hint="eastAsia"/>
+          <w:rFonts w:ascii="ＭＳ ゴシック" w:eastAsia="ＭＳ ゴシック" w:hAnsi="ＭＳ ゴシック"/>
           <w:sz w:val="21"/>
         </w:rPr>
       </w:pPr>
@@ -7989,7 +7823,6 @@
       <w:pPr>
         <w:jc w:val="both"/>
         <w:rPr>
-          <w:rFonts w:hint="eastAsia"/>
           <w:sz w:val="21"/>
           <w:lang w:eastAsia="ja-JP"/>
         </w:rPr>
@@ -8089,12 +7922,8 @@
 </file>
 
 <file path=word/footer2.xml><?xml version="1.0" encoding="utf-8"?>
-<w:ftr xmlns:m="http://schemas.openxmlformats.org/officeDocument/2006/math" xmlns:mc="http://schemas.openxmlformats.org/markup-compatibility/2006" xmlns:mo="http://schemas.microsoft.com/office/mac/office/2008/main" xmlns:mv="urn:schemas-microsoft-com:mac:vml" xmlns:o="urn:schemas-microsoft-com:office:office" xmlns:r="http://schemas.openxmlformats.org/officeDocument/2006/relationships" xmlns:v="urn:schemas-microsoft-com:vml" xmlns:w10="urn:schemas-microsoft-com:office:word" xmlns:w14="http://schemas.microsoft.com/office/word/2010/wordml" xmlns:w="http://schemas.openxmlformats.org/wordprocessingml/2006/main" xmlns:wne="http://schemas.microsoft.com/office/word/2006/wordml" xmlns:wp14="http://schemas.microsoft.com/office/word/2010/wordprocessingDrawing" xmlns:wp="http://schemas.openxmlformats.org/drawingml/2006/wordprocessingDrawing" xmlns:wpc="http://schemas.microsoft.com/office/word/2010/wordprocessingCanvas" xmlns:wpg="http://schemas.microsoft.com/office/word/2010/wordprocessingGroup" xmlns:wpi="http://schemas.microsoft.com/office/word/2010/wordprocessingInk" xmlns:wps="http://schemas.microsoft.com/office/word/2010/wordprocessingShape" mc:Ignorable="w14 wp14">
-  <w:p>
-    <w:pPr>
-      <w:pStyle w:val="Footer"/>
-    </w:pPr>
-  </w:p>
+<w:ftr xmlns:wpc="http://schemas.microsoft.com/office/word/2010/wordprocessingCanvas" xmlns:mc="http://schemas.openxmlformats.org/markup-compatibility/2006" xmlns:o="urn:schemas-microsoft-com:office:office" xmlns:r="http://schemas.openxmlformats.org/officeDocument/2006/relationships" xmlns:m="http://schemas.openxmlformats.org/officeDocument/2006/math" xmlns:v="urn:schemas-microsoft-com:vml" xmlns:wp14="http://schemas.microsoft.com/office/word/2010/wordprocessingDrawing" xmlns:wp="http://schemas.openxmlformats.org/drawingml/2006/wordprocessingDrawing" xmlns:w10="urn:schemas-microsoft-com:office:word" xmlns:w="http://schemas.openxmlformats.org/wordprocessingml/2006/main" xmlns:w14="http://schemas.microsoft.com/office/word/2010/wordml" xmlns:wpg="http://schemas.microsoft.com/office/word/2010/wordprocessingGroup" xmlns:wpi="http://schemas.microsoft.com/office/word/2010/wordprocessingInk" xmlns:wne="http://schemas.microsoft.com/office/word/2006/wordml" xmlns:wps="http://schemas.microsoft.com/office/word/2010/wordprocessingShape" mc:Ignorable="w14 wp14">
+  <w:p/>
 </w:ftr>
 </file>
 
@@ -8148,12 +7977,6 @@
       <w:gridCol w:w="831"/>
     </w:tblGrid>
     <w:tr>
-      <w:tblPrEx>
-        <w:tblCellMar>
-          <w:top w:w="0" w:type="dxa"/>
-          <w:bottom w:w="0" w:type="dxa"/>
-        </w:tblCellMar>
-      </w:tblPrEx>
       <w:trPr>
         <w:cantSplit/>
       </w:trPr>
@@ -8168,7 +7991,7 @@
             <w:pStyle w:val="a5"/>
             <w:jc w:val="center"/>
             <w:rPr>
-              <w:rFonts w:ascii="ＭＳ ゴシック" w:eastAsia="ＭＳ ゴシック" w:hAnsi="ＭＳ ゴシック" w:hint="eastAsia"/>
+              <w:rFonts w:ascii="ＭＳ ゴシック" w:eastAsia="ＭＳ ゴシック" w:hAnsi="ＭＳ ゴシック"/>
               <w:color w:val="000000"/>
               <w:sz w:val="22"/>
               <w:szCs w:val="22"/>
@@ -8189,7 +8012,7 @@
             <w:pStyle w:val="a5"/>
             <w:jc w:val="center"/>
             <w:rPr>
-              <w:rFonts w:ascii="ＭＳ ゴシック" w:eastAsia="ＭＳ ゴシック" w:hAnsi="ＭＳ ゴシック" w:hint="eastAsia"/>
+              <w:rFonts w:ascii="ＭＳ ゴシック" w:eastAsia="ＭＳ ゴシック" w:hAnsi="ＭＳ ゴシック"/>
               <w:color w:val="000000"/>
               <w:sz w:val="22"/>
               <w:szCs w:val="22"/>
@@ -8235,7 +8058,7 @@
             <w:pStyle w:val="a5"/>
             <w:jc w:val="center"/>
             <w:rPr>
-              <w:rFonts w:ascii="ＭＳ ゴシック" w:eastAsia="ＭＳ ゴシック" w:hAnsi="ＭＳ ゴシック" w:hint="eastAsia"/>
+              <w:rFonts w:ascii="ＭＳ ゴシック" w:eastAsia="ＭＳ ゴシック" w:hAnsi="ＭＳ ゴシック"/>
               <w:sz w:val="22"/>
             </w:rPr>
           </w:pPr>
@@ -8259,7 +8082,7 @@
             <w:pStyle w:val="a5"/>
             <w:jc w:val="center"/>
             <w:rPr>
-              <w:rFonts w:ascii="ＭＳ ゴシック" w:eastAsia="ＭＳ ゴシック" w:hAnsi="ＭＳ ゴシック" w:hint="eastAsia"/>
+              <w:rFonts w:ascii="ＭＳ ゴシック" w:eastAsia="ＭＳ ゴシック" w:hAnsi="ＭＳ ゴシック"/>
               <w:sz w:val="22"/>
             </w:rPr>
           </w:pPr>
@@ -8282,7 +8105,7 @@
             <w:pStyle w:val="a5"/>
             <w:jc w:val="center"/>
             <w:rPr>
-              <w:rFonts w:ascii="ＭＳ ゴシック" w:eastAsia="ＭＳ ゴシック" w:hAnsi="ＭＳ ゴシック" w:hint="eastAsia"/>
+              <w:rFonts w:ascii="ＭＳ ゴシック" w:eastAsia="ＭＳ ゴシック" w:hAnsi="ＭＳ ゴシック"/>
               <w:sz w:val="22"/>
             </w:rPr>
           </w:pPr>
@@ -8297,12 +8120,6 @@
       </w:tc>
     </w:tr>
     <w:tr>
-      <w:tblPrEx>
-        <w:tblCellMar>
-          <w:top w:w="0" w:type="dxa"/>
-          <w:bottom w:w="0" w:type="dxa"/>
-        </w:tblCellMar>
-      </w:tblPrEx>
       <w:trPr>
         <w:cantSplit/>
       </w:trPr>
@@ -8350,7 +8167,7 @@
           <w:pPr>
             <w:pStyle w:val="a5"/>
             <w:rPr>
-              <w:rFonts w:ascii="ＭＳ ゴシック" w:eastAsia="ＭＳ ゴシック" w:hAnsi="ＭＳ ゴシック" w:hint="eastAsia"/>
+              <w:rFonts w:ascii="ＭＳ ゴシック" w:eastAsia="ＭＳ ゴシック" w:hAnsi="ＭＳ ゴシック"/>
               <w:sz w:val="22"/>
             </w:rPr>
           </w:pPr>
@@ -8381,7 +8198,7 @@
               <w:rFonts w:ascii="ＭＳ ゴシック" w:eastAsia="ＭＳ ゴシック" w:hAnsi="ＭＳ ゴシック"/>
               <w:noProof/>
             </w:rPr>
-            <w:t>4</w:t>
+            <w:t>5</w:t>
           </w:r>
           <w:r>
             <w:rPr>
@@ -8455,7 +8272,7 @@
     <w:pPr>
       <w:pStyle w:val="a5"/>
       <w:rPr>
-        <w:rFonts w:ascii="ＭＳ ゴシック" w:eastAsia="ＭＳ ゴシック" w:hAnsi="ＭＳ ゴシック" w:hint="eastAsia"/>
+        <w:rFonts w:ascii="ＭＳ ゴシック" w:eastAsia="ＭＳ ゴシック" w:hAnsi="ＭＳ ゴシック"/>
       </w:rPr>
     </w:pPr>
   </w:p>
@@ -8463,12 +8280,8 @@
 </file>
 
 <file path=word/header2.xml><?xml version="1.0" encoding="utf-8"?>
-<w:hdr xmlns:m="http://schemas.openxmlformats.org/officeDocument/2006/math" xmlns:mc="http://schemas.openxmlformats.org/markup-compatibility/2006" xmlns:mo="http://schemas.microsoft.com/office/mac/office/2008/main" xmlns:mv="urn:schemas-microsoft-com:mac:vml" xmlns:o="urn:schemas-microsoft-com:office:office" xmlns:r="http://schemas.openxmlformats.org/officeDocument/2006/relationships" xmlns:v="urn:schemas-microsoft-com:vml" xmlns:w10="urn:schemas-microsoft-com:office:word" xmlns:w14="http://schemas.microsoft.com/office/word/2010/wordml" xmlns:w="http://schemas.openxmlformats.org/wordprocessingml/2006/main" xmlns:wne="http://schemas.microsoft.com/office/word/2006/wordml" xmlns:wp14="http://schemas.microsoft.com/office/word/2010/wordprocessingDrawing" xmlns:wp="http://schemas.openxmlformats.org/drawingml/2006/wordprocessingDrawing" xmlns:wpc="http://schemas.microsoft.com/office/word/2010/wordprocessingCanvas" xmlns:wpg="http://schemas.microsoft.com/office/word/2010/wordprocessingGroup" xmlns:wpi="http://schemas.microsoft.com/office/word/2010/wordprocessingInk" xmlns:wps="http://schemas.microsoft.com/office/word/2010/wordprocessingShape" mc:Ignorable="w14 wp14">
-  <w:p>
-    <w:pPr>
-      <w:pStyle w:val="Header"/>
-    </w:pPr>
-  </w:p>
+<w:hdr xmlns:wpc="http://schemas.microsoft.com/office/word/2010/wordprocessingCanvas" xmlns:mc="http://schemas.openxmlformats.org/markup-compatibility/2006" xmlns:o="urn:schemas-microsoft-com:office:office" xmlns:r="http://schemas.openxmlformats.org/officeDocument/2006/relationships" xmlns:m="http://schemas.openxmlformats.org/officeDocument/2006/math" xmlns:v="urn:schemas-microsoft-com:vml" xmlns:wp14="http://schemas.microsoft.com/office/word/2010/wordprocessingDrawing" xmlns:wp="http://schemas.openxmlformats.org/drawingml/2006/wordprocessingDrawing" xmlns:w10="urn:schemas-microsoft-com:office:word" xmlns:w="http://schemas.openxmlformats.org/wordprocessingml/2006/main" xmlns:w14="http://schemas.microsoft.com/office/word/2010/wordml" xmlns:wpg="http://schemas.microsoft.com/office/word/2010/wordprocessingGroup" xmlns:wpi="http://schemas.microsoft.com/office/word/2010/wordprocessingInk" xmlns:wne="http://schemas.microsoft.com/office/word/2006/wordml" xmlns:wps="http://schemas.microsoft.com/office/word/2010/wordprocessingShape" mc:Ignorable="w14 wp14">
+  <w:p/>
 </w:hdr>
 </file>
 
@@ -15236,11 +15049,15 @@
   </w:style>
   <w:style w:type="character" w:default="1" w:styleId="a0">
     <w:name w:val="Default Paragraph Font"/>
+    <w:uiPriority w:val="1"/>
     <w:semiHidden/>
+    <w:unhideWhenUsed/>
   </w:style>
   <w:style w:type="table" w:default="1" w:styleId="a1">
     <w:name w:val="Normal Table"/>
+    <w:uiPriority w:val="99"/>
     <w:semiHidden/>
+    <w:unhideWhenUsed/>
     <w:tblPr>
       <w:tblInd w:w="0" w:type="dxa"/>
       <w:tblCellMar>
@@ -15253,7 +15070,9 @@
   </w:style>
   <w:style w:type="numbering" w:default="1" w:styleId="a2">
     <w:name w:val="No List"/>
+    <w:uiPriority w:val="99"/>
     <w:semiHidden/>
+    <w:unhideWhenUsed/>
   </w:style>
   <w:style w:type="paragraph" w:styleId="2">
     <w:name w:val="Body Text Indent 2"/>
@@ -15604,11 +15423,15 @@
   </w:style>
   <w:style w:type="character" w:default="1" w:styleId="a0">
     <w:name w:val="Default Paragraph Font"/>
+    <w:uiPriority w:val="1"/>
     <w:semiHidden/>
+    <w:unhideWhenUsed/>
   </w:style>
   <w:style w:type="table" w:default="1" w:styleId="a1">
     <w:name w:val="Normal Table"/>
+    <w:uiPriority w:val="99"/>
     <w:semiHidden/>
+    <w:unhideWhenUsed/>
     <w:tblPr>
       <w:tblInd w:w="0" w:type="dxa"/>
       <w:tblCellMar>
@@ -15621,7 +15444,9 @@
   </w:style>
   <w:style w:type="numbering" w:default="1" w:styleId="a2">
     <w:name w:val="No List"/>
+    <w:uiPriority w:val="99"/>
     <w:semiHidden/>
+    <w:unhideWhenUsed/>
   </w:style>
   <w:style w:type="paragraph" w:styleId="2">
     <w:name w:val="Body Text Indent 2"/>
@@ -16108,19 +15933,6 @@
 </file>
 
 <file path=customXml/item1.xml><?xml version="1.0" encoding="utf-8"?>
-<LongProperties xmlns="http://schemas.microsoft.com/office/2006/metadata/longProperties"/>
-</file>
-
-<file path=customXml/item2.xml><?xml version="1.0" encoding="utf-8"?>
-<?mso-contentType ?>
-<FormTemplates xmlns="http://schemas.microsoft.com/sharepoint/v3/contenttype/forms">
-  <Display>DocumentLibraryForm</Display>
-  <Edit>DocumentLibraryForm</Edit>
-  <New>DocumentLibraryForm</New>
-</FormTemplates>
-</file>
-
-<file path=customXml/item3.xml><?xml version="1.0" encoding="utf-8"?>
 <ct:contentTypeSchema xmlns:ct="http://schemas.microsoft.com/office/2006/metadata/contentType" xmlns:ma="http://schemas.microsoft.com/office/2006/metadata/properties/metaAttributes" ct:_="" ma:_="" ma:contentTypeName="ドキュメント" ma:contentTypeID="0x010100B9F3419BC2D8D64D830E9AEB8963277A" ma:contentTypeVersion="12" ma:contentTypeDescription="新しいドキュメントを作成します。" ma:contentTypeScope="" ma:versionID="aaae8dea08b675139fd36b71e1da83a8">
   <xsd:schema xmlns:xsd="http://www.w3.org/2001/XMLSchema" xmlns:xs="http://www.w3.org/2001/XMLSchema" xmlns:p="http://schemas.microsoft.com/office/2006/metadata/properties" xmlns:ns2="de1ba629-2ef5-49ac-9285-140fa60976af" xmlns:ns3="4d7fb8f6-9384-49ba-9078-0024065d699e" targetNamespace="http://schemas.microsoft.com/office/2006/metadata/properties" ma:root="true" ma:fieldsID="845626131e878e0396b23398a507c366" ns2:_="" ns3:_="">
     <xsd:import namespace="de1ba629-2ef5-49ac-9285-140fa60976af"/>
@@ -16321,6 +16133,19 @@
 </ct:contentTypeSchema>
 </file>
 
+<file path=customXml/item2.xml><?xml version="1.0" encoding="utf-8"?>
+<?mso-contentType ?>
+<FormTemplates xmlns="http://schemas.microsoft.com/sharepoint/v3/contenttype/forms">
+  <Display>DocumentLibraryForm</Display>
+  <Edit>DocumentLibraryForm</Edit>
+  <New>DocumentLibraryForm</New>
+</FormTemplates>
+</file>
+
+<file path=customXml/item3.xml><?xml version="1.0" encoding="utf-8"?>
+<LongProperties xmlns="http://schemas.microsoft.com/office/2006/metadata/longProperties"/>
+</file>
+
 <file path=customXml/item4.xml><?xml version="1.0" encoding="utf-8"?>
 <p:properties xmlns:p="http://schemas.microsoft.com/office/2006/metadata/properties" xmlns:xsi="http://www.w3.org/2001/XMLSchema-instance" xmlns:pc="http://schemas.microsoft.com/office/infopath/2007/PartnerControls">
   <documentManagement>
@@ -16337,22 +16162,6 @@
 </file>
 
 <file path=customXml/itemProps1.xml><?xml version="1.0" encoding="utf-8"?>
-<ds:datastoreItem xmlns:ds="http://schemas.openxmlformats.org/officeDocument/2006/customXml" ds:itemID="{08D8CE6C-3006-45C0-B516-2072C42F4223}">
-  <ds:schemaRefs>
-    <ds:schemaRef ds:uri="http://schemas.microsoft.com/office/2006/metadata/longProperties"/>
-  </ds:schemaRefs>
-</ds:datastoreItem>
-</file>
-
-<file path=customXml/itemProps2.xml><?xml version="1.0" encoding="utf-8"?>
-<ds:datastoreItem xmlns:ds="http://schemas.openxmlformats.org/officeDocument/2006/customXml" ds:itemID="{B26D8571-4E42-4F15-837A-1591D959C166}">
-  <ds:schemaRefs>
-    <ds:schemaRef ds:uri="http://schemas.microsoft.com/sharepoint/v3/contenttype/forms"/>
-  </ds:schemaRefs>
-</ds:datastoreItem>
-</file>
-
-<file path=customXml/itemProps3.xml><?xml version="1.0" encoding="utf-8"?>
 <ds:datastoreItem xmlns:ds="http://schemas.openxmlformats.org/officeDocument/2006/customXml" ds:itemID="{0F7D3B66-BFFF-4636-B934-E308BF6B2E66}">
   <ds:schemaRefs>
     <ds:schemaRef ds:uri="http://schemas.microsoft.com/office/2006/metadata/contentType"/>
@@ -16371,6 +16180,22 @@
 </ds:datastoreItem>
 </file>
 
+<file path=customXml/itemProps2.xml><?xml version="1.0" encoding="utf-8"?>
+<ds:datastoreItem xmlns:ds="http://schemas.openxmlformats.org/officeDocument/2006/customXml" ds:itemID="{B26D8571-4E42-4F15-837A-1591D959C166}">
+  <ds:schemaRefs>
+    <ds:schemaRef ds:uri="http://schemas.microsoft.com/sharepoint/v3/contenttype/forms"/>
+  </ds:schemaRefs>
+</ds:datastoreItem>
+</file>
+
+<file path=customXml/itemProps3.xml><?xml version="1.0" encoding="utf-8"?>
+<ds:datastoreItem xmlns:ds="http://schemas.openxmlformats.org/officeDocument/2006/customXml" ds:itemID="{08D8CE6C-3006-45C0-B516-2072C42F4223}">
+  <ds:schemaRefs>
+    <ds:schemaRef ds:uri="http://schemas.microsoft.com/office/2006/metadata/longProperties"/>
+  </ds:schemaRefs>
+</ds:datastoreItem>
+</file>
+
 <file path=customXml/itemProps4.xml><?xml version="1.0" encoding="utf-8"?>
 <ds:datastoreItem xmlns:ds="http://schemas.openxmlformats.org/officeDocument/2006/customXml" ds:itemID="{A7C768B3-B305-4D45-907E-59311C28D9F0}">
   <ds:schemaRefs>
@@ -16383,7 +16208,7 @@
 </file>
 
 <file path=customXml/itemProps5.xml><?xml version="1.0" encoding="utf-8"?>
-<ds:datastoreItem xmlns:ds="http://schemas.openxmlformats.org/officeDocument/2006/customXml" ds:itemID="{DB4B9DD3-FEA7-4C18-90F7-9459984D9AD0}">
+<ds:datastoreItem xmlns:ds="http://schemas.openxmlformats.org/officeDocument/2006/customXml" ds:itemID="{6E74DA48-F35A-4832-8137-17C8A853F386}">
   <ds:schemaRefs>
     <ds:schemaRef ds:uri="http://schemas.openxmlformats.org/officeDocument/2006/bibliography"/>
   </ds:schemaRefs>
